--- a/cv/Jubair-CV-2026.docx
+++ b/cv/Jubair-CV-2026.docx
@@ -1,6 +1,6 @@
 
 <file path=word/document.xml><?xml version="1.0" encoding="utf-8"?>
-<w:document xmlns:wpc="http://schemas.microsoft.com/office/word/2010/wordprocessingCanvas" xmlns:cx="http://schemas.microsoft.com/office/drawing/2014/chartex" xmlns:cx1="http://schemas.microsoft.com/office/drawing/2015/9/8/chartex" xmlns:cx2="http://schemas.microsoft.com/office/drawing/2015/10/21/chartex" xmlns:cx3="http://schemas.microsoft.com/office/drawing/2016/5/9/chartex" xmlns:cx4="http://schemas.microsoft.com/office/drawing/2016/5/10/chartex" xmlns:cx5="http://schemas.microsoft.com/office/drawing/2016/5/11/chartex" xmlns:cx6="http://schemas.microsoft.com/office/drawing/2016/5/12/chartex" xmlns:cx7="http://schemas.microsoft.com/office/drawing/2016/5/13/chartex" xmlns:cx8="http://schemas.microsoft.com/office/drawing/2016/5/14/chartex" xmlns:mc="http://schemas.openxmlformats.org/markup-compatibility/2006" xmlns:m="http://schemas.openxmlformats.org/officeDocument/2006/math" xmlns:aink="http://schemas.microsoft.com/office/drawing/2016/ink" xmlns:am3d="http://schemas.microsoft.com/office/drawing/2017/model3d" xmlns:oel="http://schemas.microsoft.com/office/2019/extlst" xmlns:r="http://schemas.openxmlformats.org/officeDocument/2006/relationships" xmlns:wp14="http://schemas.microsoft.com/office/word/2010/wordprocessingDrawing" xmlns:wp="http://schemas.openxmlformats.org/drawingml/2006/wordprocessingDrawing" xmlns:wpg="http://schemas.microsoft.com/office/word/2010/wordprocessingGroup" xmlns:wpi="http://schemas.microsoft.com/office/word/2010/wordprocessingInk" xmlns:wps="http://schemas.microsoft.com/office/word/2010/wordprocessingShape" xmlns:o="urn:schemas-microsoft-com:office:office" xmlns:v="urn:schemas-microsoft-com:vml" xmlns:w10="urn:schemas-microsoft-com:office:word" xmlns:w="http://schemas.openxmlformats.org/wordprocessingml/2006/main" xmlns:w14="http://schemas.microsoft.com/office/word/2010/wordml" xmlns:w15="http://schemas.microsoft.com/office/word/2012/wordml" xmlns:w16cei="http://schemas.microsoft.com/office/word/2026/wordml/cei" xmlns:w16cex="http://schemas.microsoft.com/office/word/2018/wordml/cex" xmlns:w16cid="http://schemas.microsoft.com/office/word/2016/wordml/cid" xmlns:w16="http://schemas.microsoft.com/office/word/2018/wordml" xmlns:w16sdtdh="http://schemas.microsoft.com/office/word/2020/wordml/sdtdatahash" xmlns:w16sdtfl="http://schemas.microsoft.com/office/word/2024/wordml/sdtformatlock" xmlns:w16se="http://schemas.microsoft.com/office/word/2015/wordml/symex" xmlns:w16du="http://schemas.microsoft.com/office/word/2023/wordml/word16du" xmlns:wne="http://schemas.microsoft.com/office/word/2006/wordml" mc:Ignorable="w14 w15 w16se w16cid w16 w16cex w16sdtdh w16sdtfl w16du wp14">
+<w:document xmlns:wpc="http://schemas.microsoft.com/office/word/2010/wordprocessingCanvas" xmlns:cx="http://schemas.microsoft.com/office/drawing/2014/chartex" xmlns:cx1="http://schemas.microsoft.com/office/drawing/2015/9/8/chartex" xmlns:cx2="http://schemas.microsoft.com/office/drawing/2015/10/21/chartex" xmlns:cx3="http://schemas.microsoft.com/office/drawing/2016/5/9/chartex" xmlns:cx4="http://schemas.microsoft.com/office/drawing/2016/5/10/chartex" xmlns:cx5="http://schemas.microsoft.com/office/drawing/2016/5/11/chartex" xmlns:cx6="http://schemas.microsoft.com/office/drawing/2016/5/12/chartex" xmlns:cx7="http://schemas.microsoft.com/office/drawing/2016/5/13/chartex" xmlns:cx8="http://schemas.microsoft.com/office/drawing/2016/5/14/chartex" xmlns:mc="http://schemas.openxmlformats.org/markup-compatibility/2006" xmlns:m="http://schemas.openxmlformats.org/officeDocument/2006/math" xmlns:aink="http://schemas.microsoft.com/office/drawing/2016/ink" xmlns:am3d="http://schemas.microsoft.com/office/drawing/2017/model3d" xmlns:oel="http://schemas.microsoft.com/office/2019/extlst" xmlns:r="http://schemas.openxmlformats.org/officeDocument/2006/relationships" xmlns:wp14="http://schemas.microsoft.com/office/word/2010/wordprocessingDrawing" xmlns:wp="http://schemas.openxmlformats.org/drawingml/2006/wordprocessingDrawing" xmlns:wpg="http://schemas.microsoft.com/office/word/2010/wordprocessingGroup" xmlns:wpi="http://schemas.microsoft.com/office/word/2010/wordprocessingInk" xmlns:wps="http://schemas.microsoft.com/office/word/2010/wordprocessingShape" xmlns:o="urn:schemas-microsoft-com:office:office" xmlns:v="urn:schemas-microsoft-com:vml" xmlns:w10="urn:schemas-microsoft-com:office:word" xmlns:w="http://schemas.openxmlformats.org/wordprocessingml/2006/main" xmlns:w14="http://schemas.microsoft.com/office/word/2010/wordml" xmlns:w15="http://schemas.microsoft.com/office/word/2012/wordml" xmlns:w16cex="http://schemas.microsoft.com/office/word/2018/wordml/cex" xmlns:w16cid="http://schemas.microsoft.com/office/word/2016/wordml/cid" xmlns:w16="http://schemas.microsoft.com/office/word/2018/wordml" xmlns:w16sdtdh="http://schemas.microsoft.com/office/word/2020/wordml/sdtdatahash" xmlns:w16sdtfl="http://schemas.microsoft.com/office/word/2024/wordml/sdtformatlock" xmlns:w16se="http://schemas.microsoft.com/office/word/2015/wordml/symex" xmlns:w16du="http://schemas.microsoft.com/office/word/2023/wordml/word16du" xmlns:wne="http://schemas.microsoft.com/office/word/2006/wordml" mc:Ignorable="w14 w15 w16se w16cid w16 w16cex w16sdtdh w16sdtfl w16du wp14">
   <w:body>
     <w:p>
       <w:pPr>
@@ -185,15 +185,14 @@
         </w:rPr>
         <w:t xml:space="preserve"> </w:t>
       </w:r>
-    </w:p>
-    <w:p>
-      <w:pPr>
-        <w:rPr>
-          <w:rFonts w:ascii="Times New Roman" w:hAnsi="Times New Roman" w:cs="Times New Roman"/>
-          <w:sz w:val="22"/>
-          <w:szCs w:val="22"/>
-        </w:rPr>
-      </w:pPr>
+      <w:r>
+        <w:rPr>
+          <w:rFonts w:ascii="Times New Roman" w:hAnsi="Times New Roman" w:cs="Times New Roman"/>
+          <w:sz w:val="22"/>
+          <w:szCs w:val="22"/>
+        </w:rPr>
+        <w:t xml:space="preserve">. </w:t>
+      </w:r>
       <w:hyperlink r:id="rId11" w:history="1">
         <w:r>
           <w:rPr>
@@ -205,17 +204,14 @@
           <w:t>www.linkedin.com/in/imruljubair</w:t>
         </w:r>
       </w:hyperlink>
-    </w:p>
-    <w:p>
-      <w:pPr>
-        <w:spacing w:line="276" w:lineRule="auto"/>
-        <w:jc w:val="both"/>
-        <w:rPr>
-          <w:rFonts w:ascii="Times New Roman" w:hAnsi="Times New Roman" w:cs="Times New Roman"/>
-          <w:sz w:val="22"/>
-          <w:szCs w:val="22"/>
-        </w:rPr>
-      </w:pPr>
+      <w:r>
+        <w:rPr>
+          <w:rFonts w:ascii="Times New Roman" w:hAnsi="Times New Roman" w:cs="Times New Roman"/>
+          <w:sz w:val="22"/>
+          <w:szCs w:val="22"/>
+        </w:rPr>
+        <w:t xml:space="preserve"> . </w:t>
+      </w:r>
       <w:hyperlink r:id="rId12" w:history="1">
         <w:r>
           <w:rPr>
@@ -1133,15 +1129,23 @@
           <w:sz w:val="22"/>
           <w:szCs w:val="22"/>
         </w:rPr>
-        <w:t>deep learning</w:t>
-      </w:r>
-      <w:r>
-        <w:rPr>
-          <w:rFonts w:ascii="Times New Roman" w:hAnsi="Times New Roman" w:cs="Times New Roman"/>
-          <w:sz w:val="22"/>
-          <w:szCs w:val="22"/>
-        </w:rPr>
-        <w:t xml:space="preserve"> architectures</w:t>
+        <w:t>frontier AI</w:t>
+      </w:r>
+      <w:r>
+        <w:rPr>
+          <w:rFonts w:ascii="Times New Roman" w:hAnsi="Times New Roman" w:cs="Times New Roman"/>
+          <w:sz w:val="22"/>
+          <w:szCs w:val="22"/>
+        </w:rPr>
+        <w:t xml:space="preserve"> </w:t>
+      </w:r>
+      <w:r>
+        <w:rPr>
+          <w:rFonts w:ascii="Times New Roman" w:hAnsi="Times New Roman" w:cs="Times New Roman"/>
+          <w:sz w:val="22"/>
+          <w:szCs w:val="22"/>
+        </w:rPr>
+        <w:t>algorithms</w:t>
       </w:r>
       <w:r>
         <w:rPr>
@@ -1169,39 +1173,192 @@
           <w:sz w:val="22"/>
           <w:szCs w:val="22"/>
         </w:rPr>
-        <w:t xml:space="preserve">Past: </w:t>
-      </w:r>
-      <w:r>
-        <w:rPr>
-          <w:rFonts w:ascii="Times New Roman" w:hAnsi="Times New Roman" w:cs="Times New Roman"/>
-          <w:sz w:val="22"/>
-          <w:szCs w:val="22"/>
-        </w:rPr>
-        <w:t xml:space="preserve">3D </w:t>
-      </w:r>
-      <w:r>
-        <w:rPr>
-          <w:rFonts w:ascii="Times New Roman" w:hAnsi="Times New Roman" w:cs="Times New Roman"/>
-          <w:sz w:val="22"/>
-          <w:szCs w:val="22"/>
-        </w:rPr>
-        <w:t>MRI</w:t>
-      </w:r>
-      <w:r>
-        <w:rPr>
-          <w:rFonts w:ascii="Times New Roman" w:hAnsi="Times New Roman" w:cs="Times New Roman"/>
-          <w:sz w:val="22"/>
-          <w:szCs w:val="22"/>
-        </w:rPr>
-        <w:t xml:space="preserve"> segmentation</w:t>
-      </w:r>
-      <w:r>
-        <w:rPr>
-          <w:rFonts w:ascii="Times New Roman" w:hAnsi="Times New Roman" w:cs="Times New Roman"/>
-          <w:sz w:val="22"/>
-          <w:szCs w:val="22"/>
-        </w:rPr>
-        <w:t xml:space="preserve"> of congenital heart disease patients</w:t>
+        <w:t xml:space="preserve">Previous research: Contributed to 3D cardiac MRI segmentation and the HVSMR-2.0 dataset, resulting in a 2024 publication in </w:t>
+      </w:r>
+      <w:r>
+        <w:rPr>
+          <w:rFonts w:ascii="Times New Roman" w:hAnsi="Times New Roman" w:cs="Times New Roman"/>
+          <w:i/>
+          <w:sz w:val="22"/>
+          <w:szCs w:val="22"/>
+        </w:rPr>
+        <w:t>Scientific Data</w:t>
+      </w:r>
+      <w:r>
+        <w:rPr>
+          <w:rFonts w:ascii="Times New Roman" w:hAnsi="Times New Roman" w:cs="Times New Roman"/>
+          <w:sz w:val="22"/>
+          <w:szCs w:val="22"/>
+        </w:rPr>
+        <w:t>, a Nature Portfolio journal.</w:t>
+      </w:r>
+    </w:p>
+    <w:p>
+      <w:pPr>
+        <w:spacing w:line="276" w:lineRule="auto"/>
+        <w:ind w:left="2160"/>
+        <w:jc w:val="both"/>
+        <w:rPr>
+          <w:rFonts w:ascii="Times New Roman" w:hAnsi="Times New Roman" w:cs="Times New Roman"/>
+          <w:sz w:val="22"/>
+          <w:szCs w:val="22"/>
+        </w:rPr>
+      </w:pPr>
+    </w:p>
+    <w:p>
+      <w:pPr>
+        <w:spacing w:line="276" w:lineRule="auto"/>
+        <w:jc w:val="both"/>
+        <w:rPr>
+          <w:rFonts w:ascii="Times New Roman" w:hAnsi="Times New Roman" w:cs="Times New Roman"/>
+          <w:sz w:val="22"/>
+          <w:szCs w:val="22"/>
+        </w:rPr>
+      </w:pPr>
+      <w:r>
+        <w:rPr>
+          <w:rFonts w:ascii="Times New Roman" w:hAnsi="Times New Roman" w:cs="Times New Roman"/>
+          <w:sz w:val="22"/>
+          <w:szCs w:val="22"/>
+        </w:rPr>
+        <w:t>2024</w:t>
+      </w:r>
+      <w:r>
+        <w:rPr>
+          <w:rFonts w:ascii="Times New Roman" w:hAnsi="Times New Roman" w:cs="Times New Roman"/>
+          <w:sz w:val="22"/>
+          <w:szCs w:val="22"/>
+        </w:rPr>
+        <w:tab/>
+      </w:r>
+      <w:r>
+        <w:rPr>
+          <w:rFonts w:ascii="Times New Roman" w:hAnsi="Times New Roman" w:cs="Times New Roman"/>
+          <w:sz w:val="22"/>
+          <w:szCs w:val="22"/>
+        </w:rPr>
+        <w:tab/>
+      </w:r>
+      <w:r>
+        <w:rPr>
+          <w:rFonts w:ascii="Times New Roman" w:hAnsi="Times New Roman" w:cs="Times New Roman"/>
+          <w:sz w:val="22"/>
+          <w:szCs w:val="22"/>
+        </w:rPr>
+        <w:tab/>
+        <w:t xml:space="preserve">Summer Research </w:t>
+      </w:r>
+      <w:r>
+        <w:rPr>
+          <w:rFonts w:ascii="Times New Roman" w:hAnsi="Times New Roman" w:cs="Times New Roman"/>
+          <w:sz w:val="22"/>
+          <w:szCs w:val="22"/>
+        </w:rPr>
+        <w:t>Assistant</w:t>
+      </w:r>
+    </w:p>
+    <w:p>
+      <w:pPr>
+        <w:spacing w:line="276" w:lineRule="auto"/>
+        <w:jc w:val="both"/>
+        <w:rPr>
+          <w:rFonts w:ascii="Times New Roman" w:hAnsi="Times New Roman" w:cs="Times New Roman"/>
+          <w:sz w:val="22"/>
+          <w:szCs w:val="22"/>
+        </w:rPr>
+      </w:pPr>
+      <w:r>
+        <w:rPr>
+          <w:rFonts w:ascii="Times New Roman" w:hAnsi="Times New Roman" w:cs="Times New Roman"/>
+          <w:sz w:val="22"/>
+          <w:szCs w:val="22"/>
+        </w:rPr>
+        <w:tab/>
+      </w:r>
+      <w:r>
+        <w:rPr>
+          <w:rFonts w:ascii="Times New Roman" w:hAnsi="Times New Roman" w:cs="Times New Roman"/>
+          <w:sz w:val="22"/>
+          <w:szCs w:val="22"/>
+        </w:rPr>
+        <w:tab/>
+      </w:r>
+      <w:r>
+        <w:rPr>
+          <w:rFonts w:ascii="Times New Roman" w:hAnsi="Times New Roman" w:cs="Times New Roman"/>
+          <w:sz w:val="22"/>
+          <w:szCs w:val="22"/>
+        </w:rPr>
+        <w:tab/>
+        <w:t xml:space="preserve">University of Colorado </w:t>
+      </w:r>
+      <w:r>
+        <w:rPr>
+          <w:rFonts w:ascii="Times New Roman" w:hAnsi="Times New Roman" w:cs="Times New Roman"/>
+          <w:sz w:val="22"/>
+          <w:szCs w:val="22"/>
+        </w:rPr>
+        <w:t>Anschutz</w:t>
+      </w:r>
+      <w:r>
+        <w:rPr>
+          <w:rFonts w:ascii="Times New Roman" w:hAnsi="Times New Roman" w:cs="Times New Roman"/>
+          <w:sz w:val="22"/>
+          <w:szCs w:val="22"/>
+        </w:rPr>
+        <w:t xml:space="preserve"> Medical Campus</w:t>
+      </w:r>
+    </w:p>
+    <w:p>
+      <w:pPr>
+        <w:spacing w:line="276" w:lineRule="auto"/>
+        <w:jc w:val="both"/>
+        <w:rPr>
+          <w:rFonts w:ascii="Times New Roman" w:hAnsi="Times New Roman" w:cs="Times New Roman"/>
+          <w:sz w:val="22"/>
+          <w:szCs w:val="22"/>
+        </w:rPr>
+      </w:pPr>
+      <w:r>
+        <w:rPr>
+          <w:rFonts w:ascii="Times New Roman" w:hAnsi="Times New Roman" w:cs="Times New Roman"/>
+          <w:sz w:val="22"/>
+          <w:szCs w:val="22"/>
+        </w:rPr>
+        <w:tab/>
+      </w:r>
+      <w:r>
+        <w:rPr>
+          <w:rFonts w:ascii="Times New Roman" w:hAnsi="Times New Roman" w:cs="Times New Roman"/>
+          <w:sz w:val="22"/>
+          <w:szCs w:val="22"/>
+        </w:rPr>
+        <w:tab/>
+      </w:r>
+      <w:r>
+        <w:rPr>
+          <w:rFonts w:ascii="Times New Roman" w:hAnsi="Times New Roman" w:cs="Times New Roman"/>
+          <w:sz w:val="22"/>
+          <w:szCs w:val="22"/>
+        </w:rPr>
+        <w:tab/>
+        <w:t>Project: Early detecti</w:t>
+      </w:r>
+      <w:r>
+        <w:rPr>
+          <w:rFonts w:ascii="Times New Roman" w:hAnsi="Times New Roman" w:cs="Times New Roman"/>
+          <w:sz w:val="22"/>
+          <w:szCs w:val="22"/>
+        </w:rPr>
+        <w:t xml:space="preserve">on of </w:t>
+      </w:r>
+      <w:r>
+        <w:rPr>
+          <w:rFonts w:ascii="Times New Roman" w:hAnsi="Times New Roman" w:cs="Times New Roman"/>
+          <w:sz w:val="22"/>
+          <w:szCs w:val="22"/>
+        </w:rPr>
+        <w:t>ADRD from financial activities</w:t>
       </w:r>
       <w:r>
         <w:rPr>
@@ -1215,6 +1372,401 @@
     <w:p>
       <w:pPr>
         <w:spacing w:line="276" w:lineRule="auto"/>
+        <w:jc w:val="both"/>
+        <w:rPr>
+          <w:rFonts w:ascii="Times New Roman" w:hAnsi="Times New Roman" w:cs="Times New Roman"/>
+          <w:sz w:val="22"/>
+          <w:szCs w:val="22"/>
+        </w:rPr>
+      </w:pPr>
+    </w:p>
+    <w:p>
+      <w:pPr>
+        <w:spacing w:line="276" w:lineRule="auto"/>
+        <w:jc w:val="both"/>
+        <w:rPr>
+          <w:rFonts w:ascii="Times New Roman" w:hAnsi="Times New Roman" w:cs="Times New Roman"/>
+          <w:sz w:val="22"/>
+          <w:szCs w:val="22"/>
+        </w:rPr>
+      </w:pPr>
+      <w:r>
+        <w:rPr>
+          <w:rFonts w:ascii="Times New Roman" w:hAnsi="Times New Roman" w:cs="Times New Roman"/>
+          <w:sz w:val="22"/>
+          <w:szCs w:val="22"/>
+        </w:rPr>
+        <w:t>202</w:t>
+      </w:r>
+      <w:r>
+        <w:rPr>
+          <w:rFonts w:ascii="Times New Roman" w:hAnsi="Times New Roman" w:cs="Times New Roman"/>
+          <w:sz w:val="22"/>
+          <w:szCs w:val="22"/>
+        </w:rPr>
+        <w:t>1</w:t>
+      </w:r>
+      <w:r>
+        <w:rPr>
+          <w:rFonts w:ascii="Times New Roman" w:hAnsi="Times New Roman" w:cs="Times New Roman"/>
+          <w:sz w:val="22"/>
+          <w:szCs w:val="22"/>
+        </w:rPr>
+        <w:tab/>
+      </w:r>
+      <w:r>
+        <w:rPr>
+          <w:rFonts w:ascii="Times New Roman" w:hAnsi="Times New Roman" w:cs="Times New Roman"/>
+          <w:sz w:val="22"/>
+          <w:szCs w:val="22"/>
+        </w:rPr>
+        <w:tab/>
+      </w:r>
+      <w:r>
+        <w:rPr>
+          <w:rFonts w:ascii="Times New Roman" w:hAnsi="Times New Roman" w:cs="Times New Roman"/>
+          <w:sz w:val="22"/>
+          <w:szCs w:val="22"/>
+        </w:rPr>
+        <w:tab/>
+      </w:r>
+      <w:r>
+        <w:rPr>
+          <w:rFonts w:ascii="Times New Roman" w:hAnsi="Times New Roman" w:cs="Times New Roman"/>
+          <w:sz w:val="22"/>
+          <w:szCs w:val="22"/>
+        </w:rPr>
+        <w:t>Independent</w:t>
+      </w:r>
+      <w:r>
+        <w:rPr>
+          <w:rFonts w:ascii="Times New Roman" w:hAnsi="Times New Roman" w:cs="Times New Roman"/>
+          <w:sz w:val="22"/>
+          <w:szCs w:val="22"/>
+        </w:rPr>
+        <w:t xml:space="preserve"> Research</w:t>
+      </w:r>
+      <w:r>
+        <w:rPr>
+          <w:rFonts w:ascii="Times New Roman" w:hAnsi="Times New Roman" w:cs="Times New Roman"/>
+          <w:sz w:val="22"/>
+          <w:szCs w:val="22"/>
+        </w:rPr>
+        <w:t xml:space="preserve"> </w:t>
+      </w:r>
+      <w:r>
+        <w:rPr>
+          <w:rFonts w:ascii="Times New Roman" w:hAnsi="Times New Roman" w:cs="Times New Roman"/>
+          <w:sz w:val="22"/>
+          <w:szCs w:val="22"/>
+        </w:rPr>
+        <w:t>Collaboration</w:t>
+      </w:r>
+    </w:p>
+    <w:p>
+      <w:pPr>
+        <w:spacing w:line="276" w:lineRule="auto"/>
+        <w:ind w:left="2160"/>
+        <w:jc w:val="both"/>
+        <w:rPr>
+          <w:rFonts w:ascii="Times New Roman" w:hAnsi="Times New Roman" w:cs="Times New Roman"/>
+          <w:sz w:val="22"/>
+          <w:szCs w:val="22"/>
+        </w:rPr>
+      </w:pPr>
+      <w:r>
+        <w:rPr>
+          <w:rFonts w:ascii="Times New Roman" w:hAnsi="Times New Roman" w:cs="Times New Roman"/>
+          <w:sz w:val="22"/>
+          <w:szCs w:val="22"/>
+        </w:rPr>
+        <w:t>Investigated physics-based camera-calibration methods with guidance from Dr. Helge Rhodin of the University of British Columbia.</w:t>
+      </w:r>
+    </w:p>
+    <w:p>
+      <w:pPr>
+        <w:spacing w:line="276" w:lineRule="auto"/>
+        <w:jc w:val="both"/>
+        <w:rPr>
+          <w:rFonts w:ascii="Times New Roman" w:hAnsi="Times New Roman" w:cs="Times New Roman"/>
+          <w:sz w:val="22"/>
+          <w:szCs w:val="22"/>
+        </w:rPr>
+      </w:pPr>
+    </w:p>
+    <w:p>
+      <w:pPr>
+        <w:spacing w:line="276" w:lineRule="auto"/>
+        <w:jc w:val="both"/>
+        <w:rPr>
+          <w:rFonts w:ascii="Times New Roman" w:hAnsi="Times New Roman" w:cs="Times New Roman"/>
+          <w:sz w:val="22"/>
+          <w:szCs w:val="22"/>
+        </w:rPr>
+      </w:pPr>
+      <w:r>
+        <w:rPr>
+          <w:rFonts w:ascii="Times New Roman" w:hAnsi="Times New Roman" w:cs="Times New Roman"/>
+          <w:sz w:val="22"/>
+          <w:szCs w:val="22"/>
+        </w:rPr>
+        <w:t xml:space="preserve">2017 </w:t>
+      </w:r>
+      <w:r>
+        <w:rPr>
+          <w:rFonts w:ascii="Times New Roman" w:hAnsi="Times New Roman" w:cs="Times New Roman"/>
+          <w:sz w:val="22"/>
+          <w:szCs w:val="22"/>
+        </w:rPr>
+        <w:t>–</w:t>
+      </w:r>
+      <w:r>
+        <w:rPr>
+          <w:rFonts w:ascii="Times New Roman" w:hAnsi="Times New Roman" w:cs="Times New Roman"/>
+          <w:sz w:val="22"/>
+          <w:szCs w:val="22"/>
+        </w:rPr>
+        <w:t xml:space="preserve"> 202</w:t>
+      </w:r>
+      <w:r>
+        <w:rPr>
+          <w:rFonts w:ascii="Times New Roman" w:hAnsi="Times New Roman" w:cs="Times New Roman"/>
+          <w:sz w:val="22"/>
+          <w:szCs w:val="22"/>
+        </w:rPr>
+        <w:t>1</w:t>
+      </w:r>
+      <w:r>
+        <w:rPr>
+          <w:rFonts w:ascii="Times New Roman" w:hAnsi="Times New Roman" w:cs="Times New Roman"/>
+          <w:sz w:val="22"/>
+          <w:szCs w:val="22"/>
+        </w:rPr>
+        <w:tab/>
+      </w:r>
+      <w:r>
+        <w:rPr>
+          <w:rFonts w:ascii="Times New Roman" w:hAnsi="Times New Roman" w:cs="Times New Roman"/>
+          <w:sz w:val="22"/>
+          <w:szCs w:val="22"/>
+        </w:rPr>
+        <w:tab/>
+      </w:r>
+      <w:r>
+        <w:rPr>
+          <w:rFonts w:ascii="Times New Roman" w:hAnsi="Times New Roman" w:cs="Times New Roman"/>
+          <w:sz w:val="22"/>
+          <w:szCs w:val="22"/>
+        </w:rPr>
+        <w:t>Independent</w:t>
+      </w:r>
+      <w:r>
+        <w:rPr>
+          <w:rFonts w:ascii="Times New Roman" w:hAnsi="Times New Roman" w:cs="Times New Roman"/>
+          <w:sz w:val="22"/>
+          <w:szCs w:val="22"/>
+        </w:rPr>
+        <w:t xml:space="preserve"> Researcher</w:t>
+      </w:r>
+    </w:p>
+    <w:p>
+      <w:pPr>
+        <w:spacing w:line="276" w:lineRule="auto"/>
+        <w:ind w:left="2160"/>
+        <w:jc w:val="both"/>
+        <w:rPr>
+          <w:rFonts w:ascii="Times New Roman" w:hAnsi="Times New Roman" w:cs="Times New Roman"/>
+          <w:sz w:val="22"/>
+          <w:szCs w:val="22"/>
+        </w:rPr>
+      </w:pPr>
+      <w:r>
+        <w:rPr>
+          <w:rFonts w:ascii="Times New Roman" w:hAnsi="Times New Roman" w:cs="Times New Roman"/>
+          <w:sz w:val="22"/>
+          <w:szCs w:val="22"/>
+        </w:rPr>
+        <w:lastRenderedPageBreak/>
+        <w:t>Conducted independent research in sign-language recognition and synthesis, generative imaging, and HCI, resulting in publications at ACCV Workshops, ICTAI, VISAPP, and UIST Adjunct.</w:t>
+      </w:r>
+    </w:p>
+    <w:p>
+      <w:pPr>
+        <w:spacing w:line="276" w:lineRule="auto"/>
+        <w:ind w:left="2160" w:firstLine="720"/>
+        <w:jc w:val="both"/>
+        <w:rPr>
+          <w:rFonts w:ascii="Times New Roman" w:hAnsi="Times New Roman" w:cs="Times New Roman"/>
+          <w:sz w:val="22"/>
+          <w:szCs w:val="22"/>
+        </w:rPr>
+      </w:pPr>
+    </w:p>
+    <w:p>
+      <w:pPr>
+        <w:spacing w:line="276" w:lineRule="auto"/>
+        <w:jc w:val="both"/>
+        <w:rPr>
+          <w:rFonts w:ascii="Times New Roman" w:hAnsi="Times New Roman" w:cs="Times New Roman"/>
+          <w:sz w:val="22"/>
+          <w:szCs w:val="22"/>
+        </w:rPr>
+      </w:pPr>
+      <w:r>
+        <w:rPr>
+          <w:rFonts w:ascii="Times New Roman" w:hAnsi="Times New Roman" w:cs="Times New Roman"/>
+          <w:sz w:val="22"/>
+          <w:szCs w:val="22"/>
+        </w:rPr>
+        <w:t>20</w:t>
+      </w:r>
+      <w:r>
+        <w:rPr>
+          <w:rFonts w:ascii="Times New Roman" w:hAnsi="Times New Roman" w:cs="Times New Roman"/>
+          <w:sz w:val="22"/>
+          <w:szCs w:val="22"/>
+        </w:rPr>
+        <w:t>14</w:t>
+      </w:r>
+      <w:r>
+        <w:rPr>
+          <w:rFonts w:ascii="Times New Roman" w:hAnsi="Times New Roman" w:cs="Times New Roman"/>
+          <w:sz w:val="22"/>
+          <w:szCs w:val="22"/>
+        </w:rPr>
+        <w:t xml:space="preserve"> – </w:t>
+      </w:r>
+      <w:r>
+        <w:rPr>
+          <w:rFonts w:ascii="Times New Roman" w:hAnsi="Times New Roman" w:cs="Times New Roman"/>
+          <w:sz w:val="22"/>
+          <w:szCs w:val="22"/>
+        </w:rPr>
+        <w:t>201</w:t>
+      </w:r>
+      <w:r>
+        <w:rPr>
+          <w:rFonts w:ascii="Times New Roman" w:hAnsi="Times New Roman" w:cs="Times New Roman"/>
+          <w:sz w:val="22"/>
+          <w:szCs w:val="22"/>
+        </w:rPr>
+        <w:t>6</w:t>
+      </w:r>
+      <w:r>
+        <w:rPr>
+          <w:rFonts w:ascii="Times New Roman" w:hAnsi="Times New Roman" w:cs="Times New Roman"/>
+          <w:sz w:val="22"/>
+          <w:szCs w:val="22"/>
+        </w:rPr>
+        <w:tab/>
+      </w:r>
+      <w:r>
+        <w:rPr>
+          <w:rFonts w:ascii="Times New Roman" w:hAnsi="Times New Roman" w:cs="Times New Roman"/>
+          <w:sz w:val="22"/>
+          <w:szCs w:val="22"/>
+        </w:rPr>
+        <w:tab/>
+      </w:r>
+      <w:r>
+        <w:rPr>
+          <w:rFonts w:ascii="Times New Roman" w:hAnsi="Times New Roman" w:cs="Times New Roman"/>
+          <w:sz w:val="22"/>
+          <w:szCs w:val="22"/>
+        </w:rPr>
+        <w:t xml:space="preserve">Graduate </w:t>
+      </w:r>
+      <w:r>
+        <w:rPr>
+          <w:rFonts w:ascii="Times New Roman" w:hAnsi="Times New Roman" w:cs="Times New Roman"/>
+          <w:sz w:val="22"/>
+          <w:szCs w:val="22"/>
+        </w:rPr>
+        <w:t>Researcher</w:t>
+      </w:r>
+      <w:r>
+        <w:rPr>
+          <w:rFonts w:ascii="Times New Roman" w:hAnsi="Times New Roman" w:cs="Times New Roman"/>
+          <w:sz w:val="22"/>
+          <w:szCs w:val="22"/>
+        </w:rPr>
+        <w:t xml:space="preserve">, </w:t>
+      </w:r>
+      <w:r>
+        <w:rPr>
+          <w:rFonts w:ascii="Times New Roman" w:hAnsi="Times New Roman" w:cs="Times New Roman"/>
+          <w:sz w:val="22"/>
+          <w:szCs w:val="22"/>
+        </w:rPr>
+        <w:t>Graphics Jungle Lab</w:t>
+      </w:r>
+    </w:p>
+    <w:p>
+      <w:pPr>
+        <w:spacing w:line="276" w:lineRule="auto"/>
+        <w:jc w:val="both"/>
+        <w:rPr>
+          <w:rFonts w:ascii="Times New Roman" w:hAnsi="Times New Roman" w:cs="Times New Roman"/>
+          <w:sz w:val="22"/>
+          <w:szCs w:val="22"/>
+        </w:rPr>
+      </w:pPr>
+      <w:r>
+        <w:rPr>
+          <w:rFonts w:ascii="Times New Roman" w:hAnsi="Times New Roman" w:cs="Times New Roman"/>
+          <w:sz w:val="22"/>
+          <w:szCs w:val="22"/>
+        </w:rPr>
+        <w:tab/>
+      </w:r>
+      <w:r>
+        <w:rPr>
+          <w:rFonts w:ascii="Times New Roman" w:hAnsi="Times New Roman" w:cs="Times New Roman"/>
+          <w:sz w:val="22"/>
+          <w:szCs w:val="22"/>
+        </w:rPr>
+        <w:tab/>
+      </w:r>
+      <w:r>
+        <w:rPr>
+          <w:rFonts w:ascii="Times New Roman" w:hAnsi="Times New Roman" w:cs="Times New Roman"/>
+          <w:sz w:val="22"/>
+          <w:szCs w:val="22"/>
+        </w:rPr>
+        <w:tab/>
+      </w:r>
+      <w:r>
+        <w:rPr>
+          <w:rFonts w:ascii="Times New Roman" w:hAnsi="Times New Roman" w:cs="Times New Roman"/>
+          <w:sz w:val="22"/>
+          <w:szCs w:val="22"/>
+        </w:rPr>
+        <w:t>University of Calgary</w:t>
+      </w:r>
+    </w:p>
+    <w:p>
+      <w:pPr>
+        <w:spacing w:line="276" w:lineRule="auto"/>
+        <w:ind w:left="2160"/>
+        <w:jc w:val="both"/>
+        <w:rPr>
+          <w:rFonts w:ascii="Times New Roman" w:hAnsi="Times New Roman" w:cs="Times New Roman"/>
+          <w:sz w:val="22"/>
+          <w:szCs w:val="22"/>
+        </w:rPr>
+      </w:pPr>
+      <w:r>
+        <w:rPr>
+          <w:rFonts w:ascii="Times New Roman" w:hAnsi="Times New Roman" w:cs="Times New Roman"/>
+          <w:sz w:val="22"/>
+          <w:szCs w:val="22"/>
+        </w:rPr>
+        <w:t>Developed multiresolution methods for visualizing ICON climate data, resulting in publications at IEEE SciVis and VMV.</w:t>
+      </w:r>
+    </w:p>
+    <w:p>
+      <w:pPr>
+        <w:spacing w:line="276" w:lineRule="auto"/>
         <w:ind w:left="2880"/>
         <w:jc w:val="both"/>
         <w:rPr>
@@ -1229,19 +1781,154 @@
           <w:sz w:val="22"/>
           <w:szCs w:val="22"/>
         </w:rPr>
-        <w:t>Published in</w:t>
-      </w:r>
-      <w:r>
-        <w:rPr>
-          <w:rFonts w:ascii="Times New Roman" w:hAnsi="Times New Roman" w:cs="Times New Roman"/>
-          <w:sz w:val="22"/>
-          <w:szCs w:val="22"/>
-        </w:rPr>
-        <w:t xml:space="preserve"> the</w:t>
-      </w:r>
-      <w:r>
-        <w:rPr>
-          <w:rFonts w:ascii="Times New Roman" w:hAnsi="Times New Roman" w:cs="Times New Roman"/>
+        <w:t>Collaboration: German Climate Computing Center</w:t>
+      </w:r>
+      <w:r>
+        <w:rPr>
+          <w:rFonts w:ascii="Times New Roman" w:hAnsi="Times New Roman" w:cs="Times New Roman"/>
+          <w:sz w:val="22"/>
+          <w:szCs w:val="22"/>
+        </w:rPr>
+        <w:t xml:space="preserve"> (DKRZ)</w:t>
+      </w:r>
+    </w:p>
+    <w:p>
+      <w:pPr>
+        <w:spacing w:line="276" w:lineRule="auto"/>
+        <w:ind w:left="2880"/>
+        <w:jc w:val="both"/>
+        <w:rPr>
+          <w:rFonts w:ascii="Times New Roman" w:hAnsi="Times New Roman" w:cs="Times New Roman"/>
+          <w:sz w:val="22"/>
+          <w:szCs w:val="22"/>
+        </w:rPr>
+      </w:pPr>
+      <w:r>
+        <w:rPr>
+          <w:rFonts w:ascii="Times New Roman" w:hAnsi="Times New Roman" w:cs="Times New Roman"/>
+          <w:sz w:val="22"/>
+          <w:szCs w:val="22"/>
+        </w:rPr>
+        <w:t xml:space="preserve">and </w:t>
+      </w:r>
+      <w:r>
+        <w:rPr>
+          <w:rFonts w:ascii="Times New Roman" w:hAnsi="Times New Roman" w:cs="Times New Roman"/>
+          <w:sz w:val="22"/>
+          <w:szCs w:val="22"/>
+        </w:rPr>
+        <w:t>National Center for Atmospheric Research (NCAR)</w:t>
+      </w:r>
+    </w:p>
+    <w:p>
+      <w:pPr>
+        <w:spacing w:line="276" w:lineRule="auto"/>
+        <w:ind w:left="2880"/>
+        <w:jc w:val="both"/>
+        <w:rPr>
+          <w:rFonts w:ascii="Times New Roman" w:hAnsi="Times New Roman" w:cs="Times New Roman"/>
+          <w:sz w:val="22"/>
+          <w:szCs w:val="22"/>
+        </w:rPr>
+      </w:pPr>
+    </w:p>
+    <w:p>
+      <w:pPr>
+        <w:spacing w:line="276" w:lineRule="auto"/>
+        <w:jc w:val="both"/>
+        <w:rPr>
+          <w:rFonts w:ascii="Times New Roman" w:hAnsi="Times New Roman" w:cs="Times New Roman"/>
+          <w:b/>
+          <w:bCs/>
+          <w:sz w:val="26"/>
+          <w:szCs w:val="26"/>
+        </w:rPr>
+      </w:pPr>
+      <w:r>
+        <w:rPr>
+          <w:rFonts w:ascii="Times New Roman" w:hAnsi="Times New Roman" w:cs="Times New Roman"/>
+          <w:b/>
+          <w:bCs/>
+          <w:sz w:val="26"/>
+          <w:szCs w:val="26"/>
+        </w:rPr>
+        <w:t xml:space="preserve">Teaching Experience  </w:t>
+      </w:r>
+      <w:r>
+        <w:rPr>
+          <w:rFonts w:ascii="Times New Roman" w:hAnsi="Times New Roman" w:cs="Times New Roman"/>
+          <w:b/>
+          <w:bCs/>
+          <w:sz w:val="26"/>
+          <w:szCs w:val="26"/>
+        </w:rPr>
+        <w:tab/>
+      </w:r>
+    </w:p>
+    <w:p>
+      <w:pPr>
+        <w:spacing w:line="276" w:lineRule="auto"/>
+        <w:jc w:val="both"/>
+        <w:rPr>
+          <w:rFonts w:ascii="Times New Roman" w:hAnsi="Times New Roman" w:cs="Times New Roman"/>
+          <w:sz w:val="22"/>
+          <w:szCs w:val="22"/>
+        </w:rPr>
+      </w:pPr>
+      <w:r>
+        <w:rPr>
+          <w:rFonts w:ascii="Times New Roman" w:hAnsi="Times New Roman" w:cs="Times New Roman"/>
+          <w:sz w:val="22"/>
+          <w:szCs w:val="22"/>
+        </w:rPr>
+        <w:t>2025</w:t>
+      </w:r>
+      <w:r>
+        <w:rPr>
+          <w:rFonts w:ascii="Times New Roman" w:hAnsi="Times New Roman" w:cs="Times New Roman"/>
+          <w:sz w:val="22"/>
+          <w:szCs w:val="22"/>
+        </w:rPr>
+        <w:tab/>
+      </w:r>
+      <w:r>
+        <w:rPr>
+          <w:rFonts w:ascii="Times New Roman" w:hAnsi="Times New Roman" w:cs="Times New Roman"/>
+          <w:i/>
+          <w:sz w:val="22"/>
+          <w:szCs w:val="22"/>
+        </w:rPr>
+        <w:tab/>
+      </w:r>
+      <w:r>
+        <w:rPr>
+          <w:rFonts w:ascii="Times New Roman" w:hAnsi="Times New Roman" w:cs="Times New Roman"/>
+          <w:i/>
+          <w:sz w:val="22"/>
+          <w:szCs w:val="22"/>
+        </w:rPr>
+        <w:tab/>
+      </w:r>
+      <w:r>
+        <w:rPr>
+          <w:rFonts w:ascii="Times New Roman" w:hAnsi="Times New Roman" w:cs="Times New Roman"/>
+          <w:sz w:val="22"/>
+          <w:szCs w:val="22"/>
+        </w:rPr>
+        <w:t>Instructor</w:t>
+      </w:r>
+      <w:r>
+        <w:rPr>
+          <w:rFonts w:ascii="Times New Roman" w:hAnsi="Times New Roman" w:cs="Times New Roman"/>
+          <w:sz w:val="22"/>
+          <w:szCs w:val="22"/>
+        </w:rPr>
+        <w:t>,</w:t>
+      </w:r>
+      <w:r>
+        <w:rPr>
+          <w:rFonts w:ascii="Times New Roman" w:hAnsi="Times New Roman" w:cs="Times New Roman"/>
+          <w:i/>
           <w:sz w:val="22"/>
           <w:szCs w:val="22"/>
         </w:rPr>
@@ -1255,15 +1942,99 @@
           <w:sz w:val="22"/>
           <w:szCs w:val="22"/>
         </w:rPr>
-        <w:t>Nature</w:t>
-      </w:r>
-      <w:r>
-        <w:rPr>
-          <w:rFonts w:ascii="Times New Roman" w:hAnsi="Times New Roman" w:cs="Times New Roman"/>
-          <w:sz w:val="22"/>
-          <w:szCs w:val="22"/>
-        </w:rPr>
-        <w:t xml:space="preserve"> Journal</w:t>
+        <w:t>AI</w:t>
+      </w:r>
+      <w:r>
+        <w:rPr>
+          <w:rFonts w:ascii="Times New Roman" w:hAnsi="Times New Roman" w:cs="Times New Roman"/>
+          <w:i/>
+          <w:iCs/>
+          <w:sz w:val="22"/>
+          <w:szCs w:val="22"/>
+        </w:rPr>
+        <w:t>-</w:t>
+      </w:r>
+      <w:r>
+        <w:rPr>
+          <w:rFonts w:ascii="Times New Roman" w:hAnsi="Times New Roman" w:cs="Times New Roman"/>
+          <w:i/>
+          <w:iCs/>
+          <w:sz w:val="22"/>
+          <w:szCs w:val="22"/>
+        </w:rPr>
+        <w:t>by</w:t>
+      </w:r>
+      <w:r>
+        <w:rPr>
+          <w:rFonts w:ascii="Times New Roman" w:hAnsi="Times New Roman" w:cs="Times New Roman"/>
+          <w:i/>
+          <w:iCs/>
+          <w:sz w:val="22"/>
+          <w:szCs w:val="22"/>
+        </w:rPr>
+        <w:t>-</w:t>
+      </w:r>
+      <w:r>
+        <w:rPr>
+          <w:rFonts w:ascii="Times New Roman" w:hAnsi="Times New Roman" w:cs="Times New Roman"/>
+          <w:i/>
+          <w:iCs/>
+          <w:sz w:val="22"/>
+          <w:szCs w:val="22"/>
+        </w:rPr>
+        <w:t>Han</w:t>
+      </w:r>
+      <w:r>
+        <w:rPr>
+          <w:rFonts w:ascii="Times New Roman" w:hAnsi="Times New Roman" w:cs="Times New Roman"/>
+          <w:i/>
+          <w:iCs/>
+          <w:sz w:val="22"/>
+          <w:szCs w:val="22"/>
+        </w:rPr>
+        <w:t>d</w:t>
+      </w:r>
+      <w:r>
+        <w:rPr>
+          <w:rFonts w:ascii="Times New Roman" w:hAnsi="Times New Roman" w:cs="Times New Roman"/>
+          <w:sz w:val="22"/>
+          <w:szCs w:val="22"/>
+        </w:rPr>
+        <w:t xml:space="preserve"> </w:t>
+      </w:r>
+      <w:r>
+        <w:rPr>
+          <w:rFonts w:ascii="Times New Roman" w:hAnsi="Times New Roman" w:cs="Times New Roman"/>
+          <w:i/>
+          <w:iCs/>
+          <w:sz w:val="22"/>
+          <w:szCs w:val="22"/>
+        </w:rPr>
+        <w:t>(SOTA)</w:t>
+      </w:r>
+      <w:r>
+        <w:rPr>
+          <w:rFonts w:ascii="Times New Roman" w:hAnsi="Times New Roman" w:cs="Times New Roman"/>
+          <w:sz w:val="22"/>
+          <w:szCs w:val="22"/>
+        </w:rPr>
+        <w:t xml:space="preserve"> </w:t>
+      </w:r>
+      <w:r>
+        <w:rPr>
+          <w:rFonts w:ascii="Times New Roman" w:hAnsi="Times New Roman" w:cs="Times New Roman"/>
+          <w:sz w:val="22"/>
+          <w:szCs w:val="22"/>
+        </w:rPr>
+        <w:t>W</w:t>
+      </w:r>
+      <w:r>
+        <w:rPr>
+          <w:rFonts w:ascii="Times New Roman" w:hAnsi="Times New Roman" w:cs="Times New Roman"/>
+          <w:sz w:val="22"/>
+          <w:szCs w:val="22"/>
+        </w:rPr>
+        <w:t>orkshop series</w:t>
       </w:r>
     </w:p>
     <w:p>
@@ -1277,6 +2048,49 @@
           <w:szCs w:val="22"/>
         </w:rPr>
       </w:pPr>
+      <w:r>
+        <w:rPr>
+          <w:rFonts w:ascii="Times New Roman" w:hAnsi="Times New Roman" w:cs="Times New Roman"/>
+          <w:sz w:val="22"/>
+          <w:szCs w:val="22"/>
+        </w:rPr>
+        <w:t xml:space="preserve">Offered session to explain the mathematics behind </w:t>
+      </w:r>
+      <w:r>
+        <w:rPr>
+          <w:rFonts w:ascii="Times New Roman" w:hAnsi="Times New Roman" w:cs="Times New Roman"/>
+          <w:sz w:val="22"/>
+          <w:szCs w:val="22"/>
+        </w:rPr>
+        <w:t xml:space="preserve">latest AI </w:t>
+      </w:r>
+      <w:r>
+        <w:rPr>
+          <w:rFonts w:ascii="Times New Roman" w:hAnsi="Times New Roman" w:cs="Times New Roman"/>
+          <w:sz w:val="22"/>
+          <w:szCs w:val="22"/>
+        </w:rPr>
+        <w:t>research articles from top venues.</w:t>
+      </w:r>
+      <w:r>
+        <w:rPr>
+          <w:rFonts w:ascii="Times New Roman" w:hAnsi="Times New Roman" w:cs="Times New Roman"/>
+          <w:sz w:val="22"/>
+          <w:szCs w:val="22"/>
+        </w:rPr>
+        <w:t xml:space="preserve"> </w:t>
+      </w:r>
+    </w:p>
+    <w:p>
+      <w:pPr>
+        <w:spacing w:line="276" w:lineRule="auto"/>
+        <w:jc w:val="both"/>
+        <w:rPr>
+          <w:rFonts w:ascii="Times New Roman" w:hAnsi="Times New Roman" w:cs="Times New Roman"/>
+          <w:sz w:val="22"/>
+          <w:szCs w:val="22"/>
+        </w:rPr>
+      </w:pPr>
     </w:p>
     <w:p>
       <w:pPr>
@@ -1302,24 +2116,56 @@
           <w:sz w:val="22"/>
           <w:szCs w:val="22"/>
         </w:rPr>
-        <w:tab/>
-      </w:r>
-      <w:r>
-        <w:rPr>
-          <w:rFonts w:ascii="Times New Roman" w:hAnsi="Times New Roman" w:cs="Times New Roman"/>
-          <w:sz w:val="22"/>
-          <w:szCs w:val="22"/>
-        </w:rPr>
-        <w:tab/>
-      </w:r>
-      <w:r>
-        <w:rPr>
-          <w:rFonts w:ascii="Times New Roman" w:hAnsi="Times New Roman" w:cs="Times New Roman"/>
-          <w:sz w:val="22"/>
-          <w:szCs w:val="22"/>
-        </w:rPr>
-        <w:tab/>
-        <w:t xml:space="preserve">Summer Research </w:t>
+        <w:t xml:space="preserve"> </w:t>
+      </w:r>
+      <w:r>
+        <w:rPr>
+          <w:rFonts w:ascii="Times New Roman" w:hAnsi="Times New Roman" w:cs="Times New Roman"/>
+          <w:sz w:val="22"/>
+          <w:szCs w:val="22"/>
+        </w:rPr>
+        <w:t xml:space="preserve">– </w:t>
+      </w:r>
+      <w:r>
+        <w:rPr>
+          <w:rFonts w:ascii="Times New Roman" w:hAnsi="Times New Roman" w:cs="Times New Roman"/>
+          <w:sz w:val="22"/>
+          <w:szCs w:val="22"/>
+        </w:rPr>
+        <w:t>2025</w:t>
+      </w:r>
+      <w:r>
+        <w:rPr>
+          <w:rFonts w:ascii="Times New Roman" w:hAnsi="Times New Roman" w:cs="Times New Roman"/>
+          <w:sz w:val="22"/>
+          <w:szCs w:val="22"/>
+        </w:rPr>
+        <w:tab/>
+      </w:r>
+      <w:r>
+        <w:rPr>
+          <w:rFonts w:ascii="Times New Roman" w:hAnsi="Times New Roman" w:cs="Times New Roman"/>
+          <w:i/>
+          <w:sz w:val="22"/>
+          <w:szCs w:val="22"/>
+        </w:rPr>
+        <w:tab/>
+      </w:r>
+      <w:r>
+        <w:rPr>
+          <w:rFonts w:ascii="Times New Roman" w:hAnsi="Times New Roman" w:cs="Times New Roman"/>
+          <w:sz w:val="22"/>
+          <w:szCs w:val="22"/>
+        </w:rPr>
+        <w:t>Teaching</w:t>
+      </w:r>
+      <w:r>
+        <w:rPr>
+          <w:rFonts w:ascii="Times New Roman" w:hAnsi="Times New Roman" w:cs="Times New Roman"/>
+          <w:sz w:val="22"/>
+          <w:szCs w:val="22"/>
+        </w:rPr>
+        <w:t xml:space="preserve"> </w:t>
       </w:r>
       <w:r>
         <w:rPr>
@@ -1329,113 +2175,1091 @@
         </w:rPr>
         <w:t>Assistant</w:t>
       </w:r>
-    </w:p>
-    <w:p>
-      <w:pPr>
-        <w:spacing w:line="276" w:lineRule="auto"/>
-        <w:jc w:val="both"/>
-        <w:rPr>
-          <w:rFonts w:ascii="Times New Roman" w:hAnsi="Times New Roman" w:cs="Times New Roman"/>
-          <w:sz w:val="22"/>
-          <w:szCs w:val="22"/>
-        </w:rPr>
-      </w:pPr>
-      <w:r>
-        <w:rPr>
-          <w:rFonts w:ascii="Times New Roman" w:hAnsi="Times New Roman" w:cs="Times New Roman"/>
-          <w:sz w:val="22"/>
-          <w:szCs w:val="22"/>
-        </w:rPr>
-        <w:tab/>
-      </w:r>
-      <w:r>
-        <w:rPr>
-          <w:rFonts w:ascii="Times New Roman" w:hAnsi="Times New Roman" w:cs="Times New Roman"/>
-          <w:sz w:val="22"/>
-          <w:szCs w:val="22"/>
-        </w:rPr>
-        <w:tab/>
-      </w:r>
-      <w:r>
-        <w:rPr>
-          <w:rFonts w:ascii="Times New Roman" w:hAnsi="Times New Roman" w:cs="Times New Roman"/>
-          <w:sz w:val="22"/>
-          <w:szCs w:val="22"/>
-        </w:rPr>
-        <w:tab/>
-        <w:t xml:space="preserve">University of Colorado </w:t>
-      </w:r>
-      <w:r>
-        <w:rPr>
-          <w:rFonts w:ascii="Times New Roman" w:hAnsi="Times New Roman" w:cs="Times New Roman"/>
-          <w:sz w:val="22"/>
-          <w:szCs w:val="22"/>
-        </w:rPr>
-        <w:t>Anschutz</w:t>
-      </w:r>
-      <w:r>
-        <w:rPr>
-          <w:rFonts w:ascii="Times New Roman" w:hAnsi="Times New Roman" w:cs="Times New Roman"/>
-          <w:sz w:val="22"/>
-          <w:szCs w:val="22"/>
-        </w:rPr>
-        <w:t xml:space="preserve"> Medical Campus</w:t>
-      </w:r>
-    </w:p>
-    <w:p>
-      <w:pPr>
-        <w:spacing w:line="276" w:lineRule="auto"/>
-        <w:jc w:val="both"/>
-        <w:rPr>
-          <w:rFonts w:ascii="Times New Roman" w:hAnsi="Times New Roman" w:cs="Times New Roman"/>
-          <w:sz w:val="22"/>
-          <w:szCs w:val="22"/>
-        </w:rPr>
-      </w:pPr>
-      <w:r>
-        <w:rPr>
-          <w:rFonts w:ascii="Times New Roman" w:hAnsi="Times New Roman" w:cs="Times New Roman"/>
-          <w:sz w:val="22"/>
-          <w:szCs w:val="22"/>
-        </w:rPr>
-        <w:tab/>
-      </w:r>
-      <w:r>
-        <w:rPr>
-          <w:rFonts w:ascii="Times New Roman" w:hAnsi="Times New Roman" w:cs="Times New Roman"/>
-          <w:sz w:val="22"/>
-          <w:szCs w:val="22"/>
-        </w:rPr>
-        <w:tab/>
-      </w:r>
-      <w:r>
-        <w:rPr>
-          <w:rFonts w:ascii="Times New Roman" w:hAnsi="Times New Roman" w:cs="Times New Roman"/>
-          <w:sz w:val="22"/>
-          <w:szCs w:val="22"/>
-        </w:rPr>
-        <w:tab/>
-        <w:t>Project: Early detecti</w:t>
-      </w:r>
-      <w:r>
-        <w:rPr>
-          <w:rFonts w:ascii="Times New Roman" w:hAnsi="Times New Roman" w:cs="Times New Roman"/>
-          <w:sz w:val="22"/>
-          <w:szCs w:val="22"/>
-        </w:rPr>
-        <w:t xml:space="preserve">on of </w:t>
-      </w:r>
-      <w:r>
-        <w:rPr>
-          <w:rFonts w:ascii="Times New Roman" w:hAnsi="Times New Roman" w:cs="Times New Roman"/>
-          <w:sz w:val="22"/>
-          <w:szCs w:val="22"/>
-        </w:rPr>
-        <w:t>ADRD from financial activities</w:t>
-      </w:r>
-      <w:r>
-        <w:rPr>
-          <w:rFonts w:ascii="Times New Roman" w:hAnsi="Times New Roman" w:cs="Times New Roman"/>
+      <w:r>
+        <w:rPr>
+          <w:rFonts w:ascii="Times New Roman" w:hAnsi="Times New Roman" w:cs="Times New Roman"/>
+          <w:sz w:val="22"/>
+          <w:szCs w:val="22"/>
+        </w:rPr>
+        <w:t>,</w:t>
+      </w:r>
+      <w:r>
+        <w:rPr>
+          <w:rFonts w:ascii="Times New Roman" w:hAnsi="Times New Roman" w:cs="Times New Roman"/>
+          <w:i/>
+          <w:sz w:val="22"/>
+          <w:szCs w:val="22"/>
+        </w:rPr>
+        <w:t xml:space="preserve"> </w:t>
+      </w:r>
+      <w:r>
+        <w:rPr>
+          <w:rFonts w:ascii="Times New Roman" w:hAnsi="Times New Roman" w:cs="Times New Roman"/>
+          <w:sz w:val="22"/>
+          <w:szCs w:val="22"/>
+        </w:rPr>
+        <w:t xml:space="preserve">University of Colorado Boulder    </w:t>
+      </w:r>
+      <w:r>
+        <w:rPr>
+          <w:rFonts w:ascii="Times New Roman" w:hAnsi="Times New Roman" w:cs="Times New Roman"/>
+          <w:sz w:val="22"/>
+          <w:szCs w:val="22"/>
+        </w:rPr>
+        <w:tab/>
+        <w:t xml:space="preserve">      </w:t>
+      </w:r>
+    </w:p>
+    <w:p>
+      <w:pPr>
+        <w:spacing w:line="276" w:lineRule="auto"/>
+        <w:ind w:left="1440" w:firstLine="720"/>
+        <w:jc w:val="both"/>
+        <w:rPr>
+          <w:rFonts w:ascii="Times New Roman" w:hAnsi="Times New Roman" w:cs="Times New Roman"/>
+          <w:sz w:val="22"/>
+          <w:szCs w:val="22"/>
+        </w:rPr>
+      </w:pPr>
+      <w:r>
+        <w:rPr>
+          <w:rFonts w:ascii="Times New Roman" w:hAnsi="Times New Roman" w:cs="Times New Roman"/>
+          <w:sz w:val="22"/>
+          <w:szCs w:val="22"/>
+        </w:rPr>
+        <w:t>Courses</w:t>
+      </w:r>
+      <w:r>
+        <w:rPr>
+          <w:rFonts w:ascii="Times New Roman" w:hAnsi="Times New Roman" w:cs="Times New Roman"/>
+          <w:sz w:val="22"/>
+          <w:szCs w:val="22"/>
+        </w:rPr>
+        <w:t xml:space="preserve"> Assisted:</w:t>
+      </w:r>
+      <w:r>
+        <w:rPr>
+          <w:rFonts w:ascii="Times New Roman" w:hAnsi="Times New Roman" w:cs="Times New Roman"/>
+          <w:sz w:val="22"/>
+          <w:szCs w:val="22"/>
+        </w:rPr>
+        <w:tab/>
+      </w:r>
+      <w:r>
+        <w:rPr>
+          <w:rFonts w:ascii="Times New Roman" w:hAnsi="Times New Roman" w:cs="Times New Roman"/>
+          <w:sz w:val="22"/>
+          <w:szCs w:val="22"/>
+        </w:rPr>
+        <w:tab/>
+      </w:r>
+    </w:p>
+    <w:p>
+      <w:pPr>
+        <w:pStyle w:val="ListParagraph"/>
+        <w:spacing w:line="276" w:lineRule="auto"/>
+        <w:ind w:left="3240"/>
+        <w:jc w:val="both"/>
+        <w:rPr>
+          <w:sz w:val="22"/>
+          <w:szCs w:val="22"/>
+        </w:rPr>
+      </w:pPr>
+      <w:r>
+        <w:rPr>
+          <w:sz w:val="22"/>
+          <w:szCs w:val="22"/>
+        </w:rPr>
+        <w:t>Computer Vision</w:t>
+      </w:r>
+      <w:r>
+        <w:rPr>
+          <w:sz w:val="22"/>
+          <w:szCs w:val="22"/>
+        </w:rPr>
+        <w:t xml:space="preserve"> (</w:t>
+      </w:r>
+      <w:r>
+        <w:rPr>
+          <w:sz w:val="22"/>
+          <w:szCs w:val="22"/>
+        </w:rPr>
+        <w:t>Fall 202</w:t>
+      </w:r>
+      <w:r>
+        <w:rPr>
+          <w:sz w:val="22"/>
+          <w:szCs w:val="22"/>
+        </w:rPr>
+        <w:t>6, Spring 26, Fall 2025</w:t>
+      </w:r>
+      <w:r>
+        <w:rPr>
+          <w:rFonts w:hint="cs"/>
+          <w:sz w:val="22"/>
+          <w:szCs w:val="22"/>
+          <w:cs/>
+          <w:lang w:bidi="bn-IN"/>
+        </w:rPr>
+        <w:t xml:space="preserve">, </w:t>
+      </w:r>
+      <w:r>
+        <w:rPr>
+          <w:sz w:val="22"/>
+          <w:szCs w:val="22"/>
+        </w:rPr>
+        <w:t xml:space="preserve">Spring 2025, </w:t>
+      </w:r>
+      <w:r>
+        <w:rPr>
+          <w:sz w:val="22"/>
+          <w:szCs w:val="22"/>
+        </w:rPr>
+        <w:t xml:space="preserve">Fall </w:t>
+      </w:r>
+      <w:r>
+        <w:rPr>
+          <w:sz w:val="22"/>
+          <w:szCs w:val="22"/>
+        </w:rPr>
+        <w:t>2024</w:t>
+      </w:r>
+      <w:r>
+        <w:rPr>
+          <w:sz w:val="22"/>
+          <w:szCs w:val="22"/>
+        </w:rPr>
+        <w:t>)</w:t>
+      </w:r>
+    </w:p>
+    <w:p>
+      <w:pPr>
+        <w:pStyle w:val="ListParagraph"/>
+        <w:spacing w:line="276" w:lineRule="auto"/>
+        <w:ind w:left="3240"/>
+        <w:jc w:val="both"/>
+        <w:rPr>
+          <w:sz w:val="22"/>
+          <w:szCs w:val="22"/>
+        </w:rPr>
+      </w:pPr>
+      <w:r>
+        <w:rPr>
+          <w:sz w:val="22"/>
+          <w:szCs w:val="22"/>
+        </w:rPr>
+        <w:t xml:space="preserve"> </w:t>
+      </w:r>
+      <w:r>
+        <w:rPr>
+          <w:sz w:val="22"/>
+          <w:szCs w:val="22"/>
+        </w:rPr>
+        <w:t>Average E</w:t>
+      </w:r>
+      <w:r>
+        <w:rPr>
+          <w:sz w:val="22"/>
+          <w:szCs w:val="22"/>
+        </w:rPr>
+        <w:t>nrollment</w:t>
+      </w:r>
+      <w:r>
+        <w:rPr>
+          <w:sz w:val="22"/>
+          <w:szCs w:val="22"/>
+        </w:rPr>
+        <w:t>:</w:t>
+      </w:r>
+      <w:r>
+        <w:rPr>
+          <w:sz w:val="22"/>
+          <w:szCs w:val="22"/>
+        </w:rPr>
+        <w:t xml:space="preserve"> </w:t>
+      </w:r>
+      <w:r>
+        <w:rPr>
+          <w:sz w:val="22"/>
+          <w:szCs w:val="22"/>
+        </w:rPr>
+        <w:t>5</w:t>
+      </w:r>
+      <w:r>
+        <w:rPr>
+          <w:sz w:val="22"/>
+          <w:szCs w:val="22"/>
+        </w:rPr>
+        <w:t>0-</w:t>
+      </w:r>
+      <w:r>
+        <w:rPr>
+          <w:sz w:val="22"/>
+          <w:szCs w:val="22"/>
+        </w:rPr>
+        <w:t>8</w:t>
+      </w:r>
+      <w:r>
+        <w:rPr>
+          <w:sz w:val="22"/>
+          <w:szCs w:val="22"/>
+        </w:rPr>
+        <w:t>0 students</w:t>
+      </w:r>
+    </w:p>
+    <w:p>
+      <w:pPr>
+        <w:spacing w:line="276" w:lineRule="auto"/>
+        <w:jc w:val="both"/>
+        <w:rPr>
+          <w:rFonts w:ascii="Times New Roman" w:hAnsi="Times New Roman" w:cs="Times New Roman"/>
+          <w:sz w:val="22"/>
+          <w:szCs w:val="22"/>
+        </w:rPr>
+      </w:pPr>
+    </w:p>
+    <w:p>
+      <w:pPr>
+        <w:spacing w:line="276" w:lineRule="auto"/>
+        <w:jc w:val="both"/>
+        <w:rPr>
+          <w:rFonts w:ascii="Times New Roman" w:hAnsi="Times New Roman" w:cs="Times New Roman"/>
+          <w:sz w:val="22"/>
+          <w:szCs w:val="22"/>
+        </w:rPr>
+      </w:pPr>
+      <w:r>
+        <w:rPr>
+          <w:rFonts w:ascii="Times New Roman" w:hAnsi="Times New Roman" w:cs="Times New Roman"/>
+          <w:sz w:val="22"/>
+          <w:szCs w:val="22"/>
+        </w:rPr>
+        <w:t>2017</w:t>
+      </w:r>
+      <w:r>
+        <w:rPr>
+          <w:rFonts w:ascii="Times New Roman" w:hAnsi="Times New Roman" w:cs="Times New Roman"/>
+          <w:sz w:val="22"/>
+          <w:szCs w:val="22"/>
+        </w:rPr>
+        <w:t xml:space="preserve"> – </w:t>
+      </w:r>
+      <w:r>
+        <w:rPr>
+          <w:rFonts w:ascii="Times New Roman" w:hAnsi="Times New Roman" w:cs="Times New Roman"/>
+          <w:sz w:val="22"/>
+          <w:szCs w:val="22"/>
+        </w:rPr>
+        <w:t>202</w:t>
+      </w:r>
+      <w:r>
+        <w:rPr>
+          <w:rFonts w:ascii="Times New Roman" w:hAnsi="Times New Roman" w:cs="Times New Roman"/>
+          <w:sz w:val="22"/>
+          <w:szCs w:val="22"/>
+        </w:rPr>
+        <w:t>2</w:t>
+      </w:r>
+      <w:r>
+        <w:rPr>
+          <w:rFonts w:ascii="Times New Roman" w:hAnsi="Times New Roman" w:cs="Times New Roman"/>
+          <w:i/>
+          <w:sz w:val="22"/>
+          <w:szCs w:val="22"/>
+        </w:rPr>
+        <w:t xml:space="preserve"> </w:t>
+      </w:r>
+      <w:r>
+        <w:rPr>
+          <w:rFonts w:ascii="Times New Roman" w:hAnsi="Times New Roman" w:cs="Times New Roman"/>
+          <w:i/>
+          <w:sz w:val="22"/>
+          <w:szCs w:val="22"/>
+        </w:rPr>
+        <w:tab/>
+      </w:r>
+      <w:r>
+        <w:rPr>
+          <w:rFonts w:ascii="Times New Roman" w:hAnsi="Times New Roman" w:cs="Times New Roman"/>
+          <w:i/>
+          <w:sz w:val="22"/>
+          <w:szCs w:val="22"/>
+        </w:rPr>
+        <w:tab/>
+      </w:r>
+      <w:r>
+        <w:rPr>
+          <w:rFonts w:ascii="Times New Roman" w:hAnsi="Times New Roman" w:cs="Times New Roman"/>
+          <w:sz w:val="22"/>
+          <w:szCs w:val="22"/>
+        </w:rPr>
+        <w:t>Faculty Member</w:t>
+      </w:r>
+      <w:r>
+        <w:rPr>
+          <w:rFonts w:ascii="Times New Roman" w:hAnsi="Times New Roman" w:cs="Times New Roman"/>
+          <w:sz w:val="22"/>
+          <w:szCs w:val="22"/>
+        </w:rPr>
+        <w:t>,</w:t>
+      </w:r>
+      <w:r>
+        <w:rPr>
+          <w:rFonts w:ascii="Times New Roman" w:hAnsi="Times New Roman" w:cs="Times New Roman"/>
+          <w:i/>
+          <w:sz w:val="22"/>
+          <w:szCs w:val="22"/>
+        </w:rPr>
+        <w:t xml:space="preserve"> </w:t>
+      </w:r>
+      <w:r>
+        <w:rPr>
+          <w:rFonts w:ascii="Times New Roman" w:hAnsi="Times New Roman" w:cs="Times New Roman"/>
+          <w:sz w:val="22"/>
+          <w:szCs w:val="22"/>
+        </w:rPr>
+        <w:t>Ahsanullah University of Science and Technology</w:t>
+      </w:r>
+      <w:r>
+        <w:rPr>
+          <w:rFonts w:ascii="Times New Roman" w:hAnsi="Times New Roman" w:cs="Times New Roman"/>
+          <w:sz w:val="22"/>
+          <w:szCs w:val="22"/>
+        </w:rPr>
+        <w:t xml:space="preserve">   </w:t>
+      </w:r>
+      <w:r>
+        <w:rPr>
+          <w:rFonts w:ascii="Times New Roman" w:hAnsi="Times New Roman" w:cs="Times New Roman"/>
+          <w:sz w:val="22"/>
+          <w:szCs w:val="22"/>
+        </w:rPr>
+        <w:tab/>
+        <w:t xml:space="preserve">      </w:t>
+      </w:r>
+    </w:p>
+    <w:p>
+      <w:pPr>
+        <w:spacing w:line="276" w:lineRule="auto"/>
+        <w:ind w:left="1440" w:firstLine="720"/>
+        <w:jc w:val="both"/>
+        <w:rPr>
+          <w:rFonts w:ascii="Times New Roman" w:hAnsi="Times New Roman" w:cs="Times New Roman"/>
+          <w:sz w:val="22"/>
+          <w:szCs w:val="22"/>
+        </w:rPr>
+      </w:pPr>
+      <w:r>
+        <w:rPr>
+          <w:rFonts w:ascii="Times New Roman" w:hAnsi="Times New Roman" w:cs="Times New Roman"/>
+          <w:sz w:val="22"/>
+          <w:szCs w:val="22"/>
+        </w:rPr>
+        <w:t>Courses Taught:</w:t>
+      </w:r>
+      <w:r>
+        <w:rPr>
+          <w:rFonts w:ascii="Times New Roman" w:hAnsi="Times New Roman" w:cs="Times New Roman"/>
+          <w:sz w:val="22"/>
+          <w:szCs w:val="22"/>
+        </w:rPr>
+        <w:tab/>
+      </w:r>
+      <w:r>
+        <w:rPr>
+          <w:rFonts w:ascii="Times New Roman" w:hAnsi="Times New Roman" w:cs="Times New Roman"/>
+          <w:sz w:val="22"/>
+          <w:szCs w:val="22"/>
+        </w:rPr>
+        <w:tab/>
+      </w:r>
+    </w:p>
+    <w:p>
+      <w:pPr>
+        <w:pStyle w:val="ListParagraph"/>
+        <w:spacing w:line="276" w:lineRule="auto"/>
+        <w:ind w:left="3240"/>
+        <w:jc w:val="both"/>
+        <w:rPr>
+          <w:sz w:val="22"/>
+          <w:szCs w:val="22"/>
+        </w:rPr>
+      </w:pPr>
+      <w:r>
+        <w:rPr>
+          <w:sz w:val="22"/>
+          <w:szCs w:val="22"/>
+        </w:rPr>
+        <w:t>Computer Graphics</w:t>
+      </w:r>
+      <w:r>
+        <w:rPr>
+          <w:sz w:val="22"/>
+          <w:szCs w:val="22"/>
+        </w:rPr>
+        <w:t xml:space="preserve"> (</w:t>
+      </w:r>
+      <w:r>
+        <w:rPr>
+          <w:sz w:val="22"/>
+          <w:szCs w:val="22"/>
+        </w:rPr>
+        <w:t>4 terms</w:t>
+      </w:r>
+      <w:r>
+        <w:rPr>
+          <w:sz w:val="22"/>
+          <w:szCs w:val="22"/>
+        </w:rPr>
+        <w:t>)</w:t>
+      </w:r>
+    </w:p>
+    <w:p>
+      <w:pPr>
+        <w:pStyle w:val="ListParagraph"/>
+        <w:spacing w:line="276" w:lineRule="auto"/>
+        <w:ind w:left="3240"/>
+        <w:jc w:val="both"/>
+        <w:rPr>
+          <w:sz w:val="22"/>
+          <w:szCs w:val="22"/>
+        </w:rPr>
+      </w:pPr>
+      <w:r>
+        <w:rPr>
+          <w:sz w:val="22"/>
+          <w:szCs w:val="22"/>
+        </w:rPr>
+        <w:t>I</w:t>
+      </w:r>
+      <w:r>
+        <w:rPr>
+          <w:sz w:val="22"/>
+          <w:szCs w:val="22"/>
+        </w:rPr>
+        <w:t xml:space="preserve">mage Processing </w:t>
+      </w:r>
+      <w:r>
+        <w:rPr>
+          <w:sz w:val="22"/>
+          <w:szCs w:val="22"/>
+        </w:rPr>
+        <w:t>(</w:t>
+      </w:r>
+      <w:r>
+        <w:rPr>
+          <w:sz w:val="22"/>
+          <w:szCs w:val="22"/>
+        </w:rPr>
+        <w:t>3 terms</w:t>
+      </w:r>
+      <w:r>
+        <w:rPr>
+          <w:sz w:val="22"/>
+          <w:szCs w:val="22"/>
+        </w:rPr>
+        <w:t>)</w:t>
+      </w:r>
+    </w:p>
+    <w:p>
+      <w:pPr>
+        <w:pStyle w:val="ListParagraph"/>
+        <w:spacing w:line="276" w:lineRule="auto"/>
+        <w:ind w:left="3240"/>
+        <w:jc w:val="both"/>
+        <w:rPr>
+          <w:sz w:val="22"/>
+          <w:szCs w:val="22"/>
+        </w:rPr>
+      </w:pPr>
+      <w:r>
+        <w:rPr>
+          <w:sz w:val="22"/>
+          <w:szCs w:val="22"/>
+        </w:rPr>
+        <w:t>Distributed Database Systems</w:t>
+      </w:r>
+      <w:r>
+        <w:rPr>
+          <w:sz w:val="22"/>
+          <w:szCs w:val="22"/>
+        </w:rPr>
+        <w:t xml:space="preserve"> (</w:t>
+      </w:r>
+      <w:r>
+        <w:rPr>
+          <w:sz w:val="22"/>
+          <w:szCs w:val="22"/>
+        </w:rPr>
+        <w:t>3 terms</w:t>
+      </w:r>
+      <w:r>
+        <w:rPr>
+          <w:sz w:val="22"/>
+          <w:szCs w:val="22"/>
+        </w:rPr>
+        <w:t>)</w:t>
+      </w:r>
+    </w:p>
+    <w:p>
+      <w:pPr>
+        <w:pStyle w:val="ListParagraph"/>
+        <w:spacing w:line="276" w:lineRule="auto"/>
+        <w:ind w:left="3240"/>
+        <w:jc w:val="both"/>
+        <w:rPr>
+          <w:sz w:val="22"/>
+          <w:szCs w:val="22"/>
+        </w:rPr>
+      </w:pPr>
+      <w:r>
+        <w:rPr>
+          <w:sz w:val="22"/>
+          <w:szCs w:val="22"/>
+        </w:rPr>
+        <w:t>Software Development</w:t>
+      </w:r>
+      <w:r>
+        <w:rPr>
+          <w:sz w:val="22"/>
+          <w:szCs w:val="22"/>
+        </w:rPr>
+        <w:t xml:space="preserve"> (</w:t>
+      </w:r>
+      <w:r>
+        <w:rPr>
+          <w:sz w:val="22"/>
+          <w:szCs w:val="22"/>
+        </w:rPr>
+        <w:t>2 terms</w:t>
+      </w:r>
+      <w:r>
+        <w:rPr>
+          <w:sz w:val="22"/>
+          <w:szCs w:val="22"/>
+        </w:rPr>
+        <w:t>)</w:t>
+      </w:r>
+      <w:r>
+        <w:rPr>
+          <w:sz w:val="22"/>
+          <w:szCs w:val="22"/>
+        </w:rPr>
+        <w:tab/>
+      </w:r>
+    </w:p>
+    <w:p>
+      <w:pPr>
+        <w:spacing w:line="276" w:lineRule="auto"/>
+        <w:ind w:left="2160"/>
+        <w:jc w:val="both"/>
+        <w:rPr>
+          <w:rFonts w:ascii="Times New Roman" w:hAnsi="Times New Roman" w:cs="Times New Roman"/>
+          <w:sz w:val="22"/>
+          <w:szCs w:val="22"/>
+        </w:rPr>
+      </w:pPr>
+      <w:r>
+        <w:rPr>
+          <w:rFonts w:ascii="Times New Roman" w:hAnsi="Times New Roman" w:cs="Times New Roman"/>
+          <w:sz w:val="22"/>
+          <w:szCs w:val="22"/>
+        </w:rPr>
+        <w:t>D</w:t>
+      </w:r>
+      <w:r>
+        <w:rPr>
+          <w:rFonts w:ascii="Times New Roman" w:hAnsi="Times New Roman" w:cs="Times New Roman"/>
+          <w:sz w:val="22"/>
+          <w:szCs w:val="22"/>
+        </w:rPr>
+        <w:t>esign</w:t>
+      </w:r>
+      <w:r>
+        <w:rPr>
+          <w:rFonts w:ascii="Times New Roman" w:hAnsi="Times New Roman" w:cs="Times New Roman"/>
+          <w:sz w:val="22"/>
+          <w:szCs w:val="22"/>
+        </w:rPr>
+        <w:t>ed course</w:t>
+      </w:r>
+      <w:r>
+        <w:rPr>
+          <w:rFonts w:ascii="Times New Roman" w:hAnsi="Times New Roman" w:cs="Times New Roman"/>
+          <w:sz w:val="22"/>
+          <w:szCs w:val="22"/>
+        </w:rPr>
+        <w:t xml:space="preserve"> and assessments</w:t>
+      </w:r>
+      <w:r>
+        <w:rPr>
+          <w:rFonts w:ascii="Times New Roman" w:hAnsi="Times New Roman" w:cs="Times New Roman"/>
+          <w:sz w:val="22"/>
+          <w:szCs w:val="22"/>
+        </w:rPr>
+        <w:t xml:space="preserve">, </w:t>
+      </w:r>
+      <w:r>
+        <w:rPr>
+          <w:rFonts w:ascii="Times New Roman" w:hAnsi="Times New Roman" w:cs="Times New Roman"/>
+          <w:sz w:val="22"/>
+          <w:szCs w:val="22"/>
+        </w:rPr>
+        <w:t>conducted</w:t>
+      </w:r>
+      <w:r>
+        <w:rPr>
+          <w:rFonts w:ascii="Times New Roman" w:hAnsi="Times New Roman" w:cs="Times New Roman"/>
+          <w:sz w:val="22"/>
+          <w:szCs w:val="22"/>
+        </w:rPr>
+        <w:t xml:space="preserve"> </w:t>
+      </w:r>
+      <w:r>
+        <w:rPr>
+          <w:rFonts w:ascii="Times New Roman" w:hAnsi="Times New Roman" w:cs="Times New Roman"/>
+          <w:sz w:val="22"/>
+          <w:szCs w:val="22"/>
+        </w:rPr>
+        <w:t xml:space="preserve">weekly lectures, </w:t>
+      </w:r>
+      <w:r>
+        <w:rPr>
+          <w:rFonts w:ascii="Times New Roman" w:hAnsi="Times New Roman" w:cs="Times New Roman"/>
+          <w:sz w:val="22"/>
+          <w:szCs w:val="22"/>
+        </w:rPr>
+        <w:t xml:space="preserve">held weekly office hours, managed </w:t>
+      </w:r>
+      <w:r>
+        <w:rPr>
+          <w:rFonts w:ascii="Times New Roman" w:hAnsi="Times New Roman" w:cs="Times New Roman"/>
+          <w:sz w:val="22"/>
+          <w:szCs w:val="22"/>
+        </w:rPr>
+        <w:t>online platform,</w:t>
+      </w:r>
+      <w:r>
+        <w:rPr>
+          <w:rFonts w:ascii="Times New Roman" w:hAnsi="Times New Roman" w:cs="Times New Roman"/>
+          <w:sz w:val="22"/>
+          <w:szCs w:val="22"/>
+        </w:rPr>
+        <w:t xml:space="preserve"> performed administrative tasks</w:t>
+      </w:r>
+      <w:r>
+        <w:rPr>
+          <w:rFonts w:ascii="Times New Roman" w:hAnsi="Times New Roman" w:cs="Times New Roman"/>
+          <w:sz w:val="22"/>
+          <w:szCs w:val="22"/>
+        </w:rPr>
+        <w:t xml:space="preserve">. </w:t>
+      </w:r>
+    </w:p>
+    <w:p>
+      <w:pPr>
+        <w:spacing w:line="276" w:lineRule="auto"/>
+        <w:ind w:left="2160"/>
+        <w:jc w:val="both"/>
+        <w:rPr>
+          <w:rFonts w:ascii="Times New Roman" w:hAnsi="Times New Roman" w:cs="Times New Roman"/>
+          <w:sz w:val="22"/>
+          <w:szCs w:val="22"/>
+        </w:rPr>
+      </w:pPr>
+      <w:r>
+        <w:rPr>
+          <w:rFonts w:ascii="Times New Roman" w:hAnsi="Times New Roman" w:cs="Times New Roman"/>
+          <w:sz w:val="22"/>
+          <w:szCs w:val="22"/>
+        </w:rPr>
+        <w:t>(</w:t>
+      </w:r>
+      <w:r>
+        <w:rPr>
+          <w:rFonts w:ascii="Times New Roman" w:hAnsi="Times New Roman" w:cs="Times New Roman"/>
+          <w:sz w:val="22"/>
+          <w:szCs w:val="22"/>
+        </w:rPr>
+        <w:t>2</w:t>
+      </w:r>
+      <w:r>
+        <w:rPr>
+          <w:rFonts w:ascii="Times New Roman" w:hAnsi="Times New Roman" w:cs="Times New Roman"/>
+          <w:sz w:val="22"/>
+          <w:szCs w:val="22"/>
+        </w:rPr>
+        <w:t>-</w:t>
+      </w:r>
+      <w:r>
+        <w:rPr>
+          <w:rFonts w:ascii="Times New Roman" w:hAnsi="Times New Roman" w:cs="Times New Roman"/>
+          <w:sz w:val="22"/>
+          <w:szCs w:val="22"/>
+        </w:rPr>
+        <w:t>3</w:t>
+      </w:r>
+      <w:r>
+        <w:rPr>
+          <w:rFonts w:ascii="Times New Roman" w:hAnsi="Times New Roman" w:cs="Times New Roman"/>
+          <w:sz w:val="22"/>
+          <w:szCs w:val="22"/>
+        </w:rPr>
+        <w:t xml:space="preserve"> sections per term, average enrollment </w:t>
+      </w:r>
+      <w:r>
+        <w:rPr>
+          <w:rFonts w:ascii="Times New Roman" w:hAnsi="Times New Roman" w:cs="Times New Roman"/>
+          <w:sz w:val="22"/>
+          <w:szCs w:val="22"/>
+        </w:rPr>
+        <w:t>8</w:t>
+      </w:r>
+      <w:r>
+        <w:rPr>
+          <w:rFonts w:ascii="Times New Roman" w:hAnsi="Times New Roman" w:cs="Times New Roman"/>
+          <w:sz w:val="22"/>
+          <w:szCs w:val="22"/>
+        </w:rPr>
+        <w:t>0-130 students).</w:t>
+      </w:r>
+    </w:p>
+    <w:p>
+      <w:pPr>
+        <w:spacing w:line="276" w:lineRule="auto"/>
+        <w:ind w:left="1440" w:firstLine="720"/>
+        <w:jc w:val="both"/>
+        <w:rPr>
+          <w:rFonts w:ascii="Times New Roman" w:hAnsi="Times New Roman" w:cs="Times New Roman"/>
+          <w:sz w:val="22"/>
+          <w:szCs w:val="22"/>
+        </w:rPr>
+      </w:pPr>
+      <w:r>
+        <w:rPr>
+          <w:rFonts w:ascii="Times New Roman" w:hAnsi="Times New Roman" w:cs="Times New Roman"/>
+          <w:sz w:val="22"/>
+          <w:szCs w:val="22"/>
+        </w:rPr>
+        <w:t>Teaching evaluation: 4.83 (5.00).</w:t>
+      </w:r>
+    </w:p>
+    <w:p>
+      <w:pPr>
+        <w:spacing w:line="276" w:lineRule="auto"/>
+        <w:jc w:val="both"/>
+        <w:rPr>
+          <w:rFonts w:ascii="Times New Roman" w:hAnsi="Times New Roman" w:cs="Times New Roman"/>
+          <w:sz w:val="22"/>
+          <w:szCs w:val="22"/>
+        </w:rPr>
+      </w:pPr>
+    </w:p>
+    <w:p>
+      <w:pPr>
+        <w:spacing w:line="276" w:lineRule="auto"/>
+        <w:jc w:val="both"/>
+        <w:rPr>
+          <w:rFonts w:ascii="Times New Roman" w:hAnsi="Times New Roman" w:cs="Times New Roman"/>
+          <w:sz w:val="22"/>
+          <w:szCs w:val="22"/>
+        </w:rPr>
+      </w:pPr>
+      <w:r>
+        <w:rPr>
+          <w:rFonts w:ascii="Times New Roman" w:hAnsi="Times New Roman" w:cs="Times New Roman"/>
+          <w:sz w:val="22"/>
+          <w:szCs w:val="22"/>
+        </w:rPr>
+        <w:t>201</w:t>
+      </w:r>
+      <w:r>
+        <w:rPr>
+          <w:rFonts w:ascii="Times New Roman" w:hAnsi="Times New Roman" w:cs="Times New Roman"/>
+          <w:sz w:val="22"/>
+          <w:szCs w:val="22"/>
+        </w:rPr>
+        <w:t>4</w:t>
+      </w:r>
+      <w:r>
+        <w:rPr>
+          <w:rFonts w:ascii="Times New Roman" w:hAnsi="Times New Roman" w:cs="Times New Roman"/>
+          <w:sz w:val="22"/>
+          <w:szCs w:val="22"/>
+        </w:rPr>
+        <w:t xml:space="preserve"> – </w:t>
+      </w:r>
+      <w:r>
+        <w:rPr>
+          <w:rFonts w:ascii="Times New Roman" w:hAnsi="Times New Roman" w:cs="Times New Roman"/>
+          <w:sz w:val="22"/>
+          <w:szCs w:val="22"/>
+        </w:rPr>
+        <w:t>2</w:t>
+      </w:r>
+      <w:r>
+        <w:rPr>
+          <w:rFonts w:ascii="Times New Roman" w:hAnsi="Times New Roman" w:cs="Times New Roman"/>
+          <w:sz w:val="22"/>
+          <w:szCs w:val="22"/>
+        </w:rPr>
+        <w:t>01</w:t>
+      </w:r>
+      <w:r>
+        <w:rPr>
+          <w:rFonts w:ascii="Times New Roman" w:hAnsi="Times New Roman" w:cs="Times New Roman"/>
+          <w:sz w:val="22"/>
+          <w:szCs w:val="22"/>
+        </w:rPr>
+        <w:t>6</w:t>
+      </w:r>
+      <w:r>
+        <w:rPr>
+          <w:rFonts w:ascii="Times New Roman" w:hAnsi="Times New Roman" w:cs="Times New Roman"/>
+          <w:i/>
+          <w:sz w:val="22"/>
+          <w:szCs w:val="22"/>
+        </w:rPr>
+        <w:tab/>
+      </w:r>
+      <w:r>
+        <w:rPr>
+          <w:rFonts w:ascii="Times New Roman" w:hAnsi="Times New Roman" w:cs="Times New Roman"/>
+          <w:i/>
+          <w:sz w:val="22"/>
+          <w:szCs w:val="22"/>
+        </w:rPr>
+        <w:tab/>
+      </w:r>
+      <w:r>
+        <w:rPr>
+          <w:rFonts w:ascii="Times New Roman" w:hAnsi="Times New Roman" w:cs="Times New Roman"/>
+          <w:sz w:val="22"/>
+          <w:szCs w:val="22"/>
+        </w:rPr>
+        <w:t>Teaching</w:t>
+      </w:r>
+      <w:r>
+        <w:rPr>
+          <w:rFonts w:ascii="Times New Roman" w:hAnsi="Times New Roman" w:cs="Times New Roman"/>
+          <w:sz w:val="22"/>
+          <w:szCs w:val="22"/>
+        </w:rPr>
+        <w:t xml:space="preserve"> </w:t>
+      </w:r>
+      <w:r>
+        <w:rPr>
+          <w:rFonts w:ascii="Times New Roman" w:hAnsi="Times New Roman" w:cs="Times New Roman"/>
+          <w:sz w:val="22"/>
+          <w:szCs w:val="22"/>
+        </w:rPr>
+        <w:t>Assistant</w:t>
+      </w:r>
+      <w:r>
+        <w:rPr>
+          <w:rFonts w:ascii="Times New Roman" w:hAnsi="Times New Roman" w:cs="Times New Roman"/>
+          <w:sz w:val="22"/>
+          <w:szCs w:val="22"/>
+        </w:rPr>
+        <w:t>,</w:t>
+      </w:r>
+      <w:r>
+        <w:rPr>
+          <w:rFonts w:ascii="Times New Roman" w:hAnsi="Times New Roman" w:cs="Times New Roman"/>
+          <w:i/>
+          <w:sz w:val="22"/>
+          <w:szCs w:val="22"/>
+        </w:rPr>
+        <w:t xml:space="preserve"> </w:t>
+      </w:r>
+      <w:r>
+        <w:rPr>
+          <w:rFonts w:ascii="Times New Roman" w:hAnsi="Times New Roman" w:cs="Times New Roman"/>
+          <w:sz w:val="22"/>
+          <w:szCs w:val="22"/>
+        </w:rPr>
+        <w:t xml:space="preserve">University of </w:t>
+      </w:r>
+      <w:r>
+        <w:rPr>
+          <w:rFonts w:ascii="Times New Roman" w:hAnsi="Times New Roman" w:cs="Times New Roman"/>
+          <w:sz w:val="22"/>
+          <w:szCs w:val="22"/>
+        </w:rPr>
+        <w:t>Calgary</w:t>
+      </w:r>
+      <w:r>
+        <w:rPr>
+          <w:rFonts w:ascii="Times New Roman" w:hAnsi="Times New Roman" w:cs="Times New Roman"/>
+          <w:sz w:val="22"/>
+          <w:szCs w:val="22"/>
+        </w:rPr>
+        <w:t xml:space="preserve">    </w:t>
+      </w:r>
+      <w:r>
+        <w:rPr>
+          <w:rFonts w:ascii="Times New Roman" w:hAnsi="Times New Roman" w:cs="Times New Roman"/>
+          <w:sz w:val="22"/>
+          <w:szCs w:val="22"/>
+        </w:rPr>
+        <w:tab/>
+        <w:t xml:space="preserve">      </w:t>
+      </w:r>
+    </w:p>
+    <w:p>
+      <w:pPr>
+        <w:spacing w:line="276" w:lineRule="auto"/>
+        <w:ind w:left="1440" w:firstLine="720"/>
+        <w:jc w:val="both"/>
+        <w:rPr>
+          <w:rFonts w:ascii="Times New Roman" w:hAnsi="Times New Roman" w:cs="Times New Roman"/>
+          <w:sz w:val="22"/>
+          <w:szCs w:val="22"/>
+        </w:rPr>
+      </w:pPr>
+      <w:r>
+        <w:rPr>
+          <w:rFonts w:ascii="Times New Roman" w:hAnsi="Times New Roman" w:cs="Times New Roman"/>
+          <w:sz w:val="22"/>
+          <w:szCs w:val="22"/>
+        </w:rPr>
+        <w:t>Courses</w:t>
+      </w:r>
+      <w:r>
+        <w:rPr>
+          <w:rFonts w:ascii="Times New Roman" w:hAnsi="Times New Roman" w:cs="Times New Roman"/>
+          <w:sz w:val="22"/>
+          <w:szCs w:val="22"/>
+        </w:rPr>
+        <w:t xml:space="preserve"> Assisted:</w:t>
+      </w:r>
+      <w:r>
+        <w:rPr>
+          <w:rFonts w:ascii="Times New Roman" w:hAnsi="Times New Roman" w:cs="Times New Roman"/>
+          <w:sz w:val="22"/>
+          <w:szCs w:val="22"/>
+        </w:rPr>
+        <w:tab/>
+      </w:r>
+      <w:r>
+        <w:rPr>
+          <w:rFonts w:ascii="Times New Roman" w:hAnsi="Times New Roman" w:cs="Times New Roman"/>
+          <w:sz w:val="22"/>
+          <w:szCs w:val="22"/>
+        </w:rPr>
+        <w:tab/>
+      </w:r>
+    </w:p>
+    <w:p>
+      <w:pPr>
+        <w:pStyle w:val="ListParagraph"/>
+        <w:spacing w:line="276" w:lineRule="auto"/>
+        <w:ind w:left="3240"/>
+        <w:jc w:val="both"/>
+        <w:rPr>
+          <w:rFonts w:eastAsiaTheme="minorHAnsi"/>
+          <w:sz w:val="22"/>
+          <w:szCs w:val="22"/>
+        </w:rPr>
+      </w:pPr>
+      <w:r>
+        <w:rPr>
+          <w:sz w:val="22"/>
+          <w:szCs w:val="22"/>
+        </w:rPr>
+        <w:t>Python Programming</w:t>
+      </w:r>
+      <w:r>
+        <w:rPr>
+          <w:sz w:val="22"/>
+          <w:szCs w:val="22"/>
+        </w:rPr>
+        <w:t xml:space="preserve"> (</w:t>
+      </w:r>
+      <w:r>
+        <w:rPr>
+          <w:sz w:val="22"/>
+          <w:szCs w:val="22"/>
+        </w:rPr>
+        <w:t>4 terms</w:t>
+      </w:r>
+      <w:r>
+        <w:rPr>
+          <w:sz w:val="22"/>
+          <w:szCs w:val="22"/>
+        </w:rPr>
+        <w:t>)</w:t>
+      </w:r>
+    </w:p>
+    <w:p>
+      <w:pPr>
+        <w:pStyle w:val="ListParagraph"/>
+        <w:spacing w:line="276" w:lineRule="auto"/>
+        <w:ind w:left="3240"/>
+        <w:jc w:val="both"/>
+        <w:rPr>
+          <w:sz w:val="22"/>
+          <w:szCs w:val="22"/>
+        </w:rPr>
+      </w:pPr>
+      <w:r>
+        <w:rPr>
+          <w:sz w:val="22"/>
+          <w:szCs w:val="22"/>
+        </w:rPr>
+        <w:t>Average E</w:t>
+      </w:r>
+      <w:r>
+        <w:rPr>
+          <w:sz w:val="22"/>
+          <w:szCs w:val="22"/>
+        </w:rPr>
+        <w:t>nrollmen</w:t>
+      </w:r>
+      <w:r>
+        <w:rPr>
+          <w:sz w:val="22"/>
+          <w:szCs w:val="22"/>
+        </w:rPr>
+        <w:t>t:</w:t>
+      </w:r>
+      <w:r>
+        <w:rPr>
+          <w:sz w:val="22"/>
+          <w:szCs w:val="22"/>
+        </w:rPr>
+        <w:t xml:space="preserve"> </w:t>
+      </w:r>
+      <w:r>
+        <w:rPr>
+          <w:sz w:val="22"/>
+          <w:szCs w:val="22"/>
+        </w:rPr>
+        <w:t>5</w:t>
+      </w:r>
+      <w:r>
+        <w:rPr>
+          <w:sz w:val="22"/>
+          <w:szCs w:val="22"/>
+        </w:rPr>
+        <w:t>0-</w:t>
+      </w:r>
+      <w:r>
+        <w:rPr>
+          <w:sz w:val="22"/>
+          <w:szCs w:val="22"/>
+        </w:rPr>
+        <w:t>6</w:t>
+      </w:r>
+      <w:r>
+        <w:rPr>
+          <w:sz w:val="22"/>
+          <w:szCs w:val="22"/>
+        </w:rPr>
+        <w:t>0 students</w:t>
+      </w:r>
+      <w:r>
+        <w:rPr>
           <w:sz w:val="22"/>
           <w:szCs w:val="22"/>
         </w:rPr>
@@ -1448,632 +3272,15 @@
         <w:jc w:val="both"/>
         <w:rPr>
           <w:rFonts w:ascii="Times New Roman" w:hAnsi="Times New Roman" w:cs="Times New Roman"/>
-          <w:sz w:val="22"/>
-          <w:szCs w:val="22"/>
-        </w:rPr>
-      </w:pPr>
-    </w:p>
-    <w:p>
-      <w:pPr>
-        <w:spacing w:line="276" w:lineRule="auto"/>
-        <w:jc w:val="both"/>
-        <w:rPr>
-          <w:rFonts w:ascii="Times New Roman" w:hAnsi="Times New Roman" w:cs="Times New Roman"/>
-          <w:sz w:val="22"/>
-          <w:szCs w:val="22"/>
-        </w:rPr>
-      </w:pPr>
-      <w:r>
-        <w:rPr>
-          <w:rFonts w:ascii="Times New Roman" w:hAnsi="Times New Roman" w:cs="Times New Roman"/>
-          <w:sz w:val="22"/>
-          <w:szCs w:val="22"/>
-        </w:rPr>
-        <w:t>202</w:t>
-      </w:r>
-      <w:r>
-        <w:rPr>
-          <w:rFonts w:ascii="Times New Roman" w:hAnsi="Times New Roman" w:cs="Times New Roman"/>
-          <w:sz w:val="22"/>
-          <w:szCs w:val="22"/>
-        </w:rPr>
-        <w:t>1</w:t>
-      </w:r>
-      <w:r>
-        <w:rPr>
-          <w:rFonts w:ascii="Times New Roman" w:hAnsi="Times New Roman" w:cs="Times New Roman"/>
-          <w:sz w:val="22"/>
-          <w:szCs w:val="22"/>
-        </w:rPr>
-        <w:tab/>
-      </w:r>
-      <w:r>
-        <w:rPr>
-          <w:rFonts w:ascii="Times New Roman" w:hAnsi="Times New Roman" w:cs="Times New Roman"/>
-          <w:sz w:val="22"/>
-          <w:szCs w:val="22"/>
-        </w:rPr>
-        <w:tab/>
-      </w:r>
-      <w:r>
-        <w:rPr>
-          <w:rFonts w:ascii="Times New Roman" w:hAnsi="Times New Roman" w:cs="Times New Roman"/>
-          <w:sz w:val="22"/>
-          <w:szCs w:val="22"/>
-        </w:rPr>
-        <w:tab/>
-      </w:r>
-      <w:r>
-        <w:rPr>
-          <w:rFonts w:ascii="Times New Roman" w:hAnsi="Times New Roman" w:cs="Times New Roman"/>
-          <w:sz w:val="22"/>
-          <w:szCs w:val="22"/>
-        </w:rPr>
-        <w:t>Volunteer Researcher</w:t>
-      </w:r>
-      <w:r>
-        <w:rPr>
-          <w:rFonts w:ascii="Times New Roman" w:hAnsi="Times New Roman" w:cs="Times New Roman"/>
-          <w:sz w:val="22"/>
-          <w:szCs w:val="22"/>
-        </w:rPr>
-        <w:t>, University of British Columbia</w:t>
-      </w:r>
-    </w:p>
-    <w:p>
-      <w:pPr>
-        <w:spacing w:line="276" w:lineRule="auto"/>
-        <w:ind w:left="2160"/>
-        <w:jc w:val="both"/>
-        <w:rPr>
-          <w:rFonts w:ascii="Times New Roman" w:hAnsi="Times New Roman" w:cs="Times New Roman"/>
-          <w:sz w:val="22"/>
-          <w:szCs w:val="22"/>
-        </w:rPr>
-      </w:pPr>
-      <w:r>
-        <w:rPr>
-          <w:rFonts w:ascii="Times New Roman" w:hAnsi="Times New Roman" w:cs="Times New Roman"/>
-          <w:sz w:val="22"/>
-          <w:szCs w:val="22"/>
-        </w:rPr>
-        <w:t xml:space="preserve">Conducted research on developing </w:t>
-      </w:r>
-      <w:r>
-        <w:rPr>
-          <w:rFonts w:ascii="Times New Roman" w:hAnsi="Times New Roman" w:cs="Times New Roman"/>
-          <w:sz w:val="22"/>
-          <w:szCs w:val="22"/>
-        </w:rPr>
-        <w:t>camera calibration method</w:t>
-      </w:r>
-      <w:r>
-        <w:rPr>
-          <w:rFonts w:ascii="Times New Roman" w:hAnsi="Times New Roman" w:cs="Times New Roman"/>
-          <w:sz w:val="22"/>
-          <w:szCs w:val="22"/>
-        </w:rPr>
-        <w:t xml:space="preserve"> based on physics</w:t>
-      </w:r>
-      <w:r>
-        <w:rPr>
-          <w:rFonts w:ascii="Times New Roman" w:hAnsi="Times New Roman" w:cs="Times New Roman"/>
-          <w:sz w:val="22"/>
-          <w:szCs w:val="22"/>
-        </w:rPr>
-        <w:t>.</w:t>
-      </w:r>
-    </w:p>
-    <w:p>
-      <w:pPr>
-        <w:spacing w:line="276" w:lineRule="auto"/>
-        <w:ind w:left="2160"/>
-        <w:jc w:val="both"/>
-        <w:rPr>
-          <w:rFonts w:ascii="Times New Roman" w:hAnsi="Times New Roman" w:cs="Times New Roman"/>
-          <w:sz w:val="22"/>
-          <w:szCs w:val="22"/>
-        </w:rPr>
-      </w:pPr>
-      <w:r>
-        <w:rPr>
-          <w:rFonts w:ascii="Times New Roman" w:hAnsi="Times New Roman" w:cs="Times New Roman"/>
-          <w:sz w:val="22"/>
-          <w:szCs w:val="22"/>
-        </w:rPr>
-        <w:tab/>
-        <w:t>Collaboration: Dr. Helge R</w:t>
-      </w:r>
-      <w:r>
-        <w:rPr>
-          <w:rFonts w:ascii="Times New Roman" w:hAnsi="Times New Roman" w:cs="Times New Roman"/>
-          <w:sz w:val="22"/>
-          <w:szCs w:val="22"/>
-        </w:rPr>
-        <w:t>h</w:t>
-      </w:r>
-      <w:r>
-        <w:rPr>
-          <w:rFonts w:ascii="Times New Roman" w:hAnsi="Times New Roman" w:cs="Times New Roman"/>
-          <w:sz w:val="22"/>
-          <w:szCs w:val="22"/>
-        </w:rPr>
-        <w:t>odin</w:t>
-      </w:r>
-    </w:p>
-    <w:p>
-      <w:pPr>
-        <w:spacing w:line="276" w:lineRule="auto"/>
-        <w:jc w:val="both"/>
-        <w:rPr>
-          <w:rFonts w:ascii="Times New Roman" w:hAnsi="Times New Roman" w:cs="Times New Roman"/>
-          <w:sz w:val="22"/>
-          <w:szCs w:val="22"/>
-        </w:rPr>
-      </w:pPr>
-    </w:p>
-    <w:p>
-      <w:pPr>
-        <w:spacing w:line="276" w:lineRule="auto"/>
-        <w:jc w:val="both"/>
-        <w:rPr>
-          <w:rFonts w:ascii="Times New Roman" w:hAnsi="Times New Roman" w:cs="Times New Roman"/>
-          <w:sz w:val="22"/>
-          <w:szCs w:val="22"/>
-        </w:rPr>
-      </w:pPr>
-      <w:r>
-        <w:rPr>
-          <w:rFonts w:ascii="Times New Roman" w:hAnsi="Times New Roman" w:cs="Times New Roman"/>
-          <w:sz w:val="22"/>
-          <w:szCs w:val="22"/>
-        </w:rPr>
-        <w:t xml:space="preserve">2017 </w:t>
-      </w:r>
-      <w:r>
-        <w:rPr>
-          <w:rFonts w:ascii="Times New Roman" w:hAnsi="Times New Roman" w:cs="Times New Roman"/>
-          <w:sz w:val="22"/>
-          <w:szCs w:val="22"/>
-        </w:rPr>
-        <w:t>–</w:t>
-      </w:r>
-      <w:r>
-        <w:rPr>
-          <w:rFonts w:ascii="Times New Roman" w:hAnsi="Times New Roman" w:cs="Times New Roman"/>
-          <w:sz w:val="22"/>
-          <w:szCs w:val="22"/>
-        </w:rPr>
-        <w:t xml:space="preserve"> 202</w:t>
-      </w:r>
-      <w:r>
-        <w:rPr>
-          <w:rFonts w:ascii="Times New Roman" w:hAnsi="Times New Roman" w:cs="Times New Roman"/>
-          <w:sz w:val="22"/>
-          <w:szCs w:val="22"/>
-        </w:rPr>
-        <w:t>1</w:t>
-      </w:r>
-      <w:r>
-        <w:rPr>
-          <w:rFonts w:ascii="Times New Roman" w:hAnsi="Times New Roman" w:cs="Times New Roman"/>
-          <w:sz w:val="22"/>
-          <w:szCs w:val="22"/>
-        </w:rPr>
-        <w:tab/>
-      </w:r>
-      <w:r>
-        <w:rPr>
-          <w:rFonts w:ascii="Times New Roman" w:hAnsi="Times New Roman" w:cs="Times New Roman"/>
-          <w:sz w:val="22"/>
-          <w:szCs w:val="22"/>
-        </w:rPr>
-        <w:tab/>
-      </w:r>
-      <w:r>
-        <w:rPr>
-          <w:rFonts w:ascii="Times New Roman" w:hAnsi="Times New Roman" w:cs="Times New Roman"/>
-          <w:sz w:val="22"/>
-          <w:szCs w:val="22"/>
-        </w:rPr>
-        <w:t>Independent</w:t>
-      </w:r>
-      <w:r>
-        <w:rPr>
-          <w:rFonts w:ascii="Times New Roman" w:hAnsi="Times New Roman" w:cs="Times New Roman"/>
-          <w:sz w:val="22"/>
-          <w:szCs w:val="22"/>
-        </w:rPr>
-        <w:t xml:space="preserve"> Researcher</w:t>
-      </w:r>
-    </w:p>
-    <w:p>
-      <w:pPr>
-        <w:spacing w:line="276" w:lineRule="auto"/>
-        <w:ind w:left="2160"/>
-        <w:jc w:val="both"/>
-        <w:rPr>
-          <w:rFonts w:ascii="Times New Roman" w:hAnsi="Times New Roman" w:cs="Times New Roman"/>
-          <w:sz w:val="22"/>
-          <w:szCs w:val="22"/>
-        </w:rPr>
-      </w:pPr>
-      <w:r>
-        <w:rPr>
-          <w:rFonts w:ascii="Times New Roman" w:hAnsi="Times New Roman" w:cs="Times New Roman"/>
-          <w:sz w:val="22"/>
-          <w:szCs w:val="22"/>
-        </w:rPr>
-        <w:t xml:space="preserve">Conducted </w:t>
-      </w:r>
-      <w:r>
-        <w:rPr>
-          <w:rFonts w:ascii="Times New Roman" w:hAnsi="Times New Roman" w:cs="Times New Roman"/>
-          <w:sz w:val="22"/>
-          <w:szCs w:val="22"/>
-        </w:rPr>
-        <w:t xml:space="preserve">research </w:t>
-      </w:r>
-      <w:r>
-        <w:rPr>
-          <w:rFonts w:ascii="Times New Roman" w:hAnsi="Times New Roman" w:cs="Times New Roman"/>
-          <w:sz w:val="22"/>
-          <w:szCs w:val="22"/>
-        </w:rPr>
-        <w:t>on sign language detection, image generation</w:t>
-      </w:r>
-      <w:r>
-        <w:rPr>
-          <w:rFonts w:ascii="Times New Roman" w:hAnsi="Times New Roman" w:cs="Times New Roman"/>
-          <w:sz w:val="22"/>
-          <w:szCs w:val="22"/>
-        </w:rPr>
-        <w:t xml:space="preserve"> and </w:t>
-      </w:r>
-      <w:r>
-        <w:rPr>
-          <w:rFonts w:ascii="Times New Roman" w:hAnsi="Times New Roman" w:cs="Times New Roman"/>
-          <w:sz w:val="22"/>
-          <w:szCs w:val="22"/>
-        </w:rPr>
-        <w:t>HCI</w:t>
-      </w:r>
-      <w:r>
-        <w:rPr>
-          <w:rFonts w:ascii="Times New Roman" w:hAnsi="Times New Roman" w:cs="Times New Roman"/>
-          <w:sz w:val="22"/>
-          <w:szCs w:val="22"/>
-        </w:rPr>
-        <w:t>.</w:t>
-      </w:r>
-    </w:p>
-    <w:p>
-      <w:pPr>
-        <w:spacing w:line="276" w:lineRule="auto"/>
-        <w:ind w:left="2160" w:firstLine="720"/>
-        <w:jc w:val="both"/>
-        <w:rPr>
-          <w:rFonts w:ascii="Times New Roman" w:hAnsi="Times New Roman" w:cs="Times New Roman"/>
-          <w:sz w:val="22"/>
-          <w:szCs w:val="22"/>
-        </w:rPr>
-      </w:pPr>
-    </w:p>
-    <w:p>
-      <w:pPr>
-        <w:spacing w:line="276" w:lineRule="auto"/>
-        <w:jc w:val="both"/>
-        <w:rPr>
-          <w:rFonts w:ascii="Times New Roman" w:hAnsi="Times New Roman" w:cs="Times New Roman"/>
-          <w:sz w:val="22"/>
-          <w:szCs w:val="22"/>
-        </w:rPr>
-      </w:pPr>
-      <w:r>
-        <w:rPr>
-          <w:rFonts w:ascii="Times New Roman" w:hAnsi="Times New Roman" w:cs="Times New Roman"/>
-          <w:sz w:val="22"/>
-          <w:szCs w:val="22"/>
-        </w:rPr>
-        <w:t>20</w:t>
-      </w:r>
-      <w:r>
-        <w:rPr>
-          <w:rFonts w:ascii="Times New Roman" w:hAnsi="Times New Roman" w:cs="Times New Roman"/>
-          <w:sz w:val="22"/>
-          <w:szCs w:val="22"/>
-        </w:rPr>
-        <w:t>14</w:t>
-      </w:r>
-      <w:r>
-        <w:rPr>
-          <w:rFonts w:ascii="Times New Roman" w:hAnsi="Times New Roman" w:cs="Times New Roman"/>
-          <w:sz w:val="22"/>
-          <w:szCs w:val="22"/>
-        </w:rPr>
-        <w:t xml:space="preserve"> – </w:t>
-      </w:r>
-      <w:r>
-        <w:rPr>
-          <w:rFonts w:ascii="Times New Roman" w:hAnsi="Times New Roman" w:cs="Times New Roman"/>
-          <w:sz w:val="22"/>
-          <w:szCs w:val="22"/>
-        </w:rPr>
-        <w:t>201</w:t>
-      </w:r>
-      <w:r>
-        <w:rPr>
-          <w:rFonts w:ascii="Times New Roman" w:hAnsi="Times New Roman" w:cs="Times New Roman"/>
-          <w:sz w:val="22"/>
-          <w:szCs w:val="22"/>
-        </w:rPr>
-        <w:t>6</w:t>
-      </w:r>
-      <w:r>
-        <w:rPr>
-          <w:rFonts w:ascii="Times New Roman" w:hAnsi="Times New Roman" w:cs="Times New Roman"/>
-          <w:sz w:val="22"/>
-          <w:szCs w:val="22"/>
-        </w:rPr>
-        <w:tab/>
-      </w:r>
-      <w:r>
-        <w:rPr>
-          <w:rFonts w:ascii="Times New Roman" w:hAnsi="Times New Roman" w:cs="Times New Roman"/>
-          <w:sz w:val="22"/>
-          <w:szCs w:val="22"/>
-        </w:rPr>
-        <w:tab/>
-      </w:r>
-      <w:r>
-        <w:rPr>
-          <w:rFonts w:ascii="Times New Roman" w:hAnsi="Times New Roman" w:cs="Times New Roman"/>
-          <w:sz w:val="22"/>
-          <w:szCs w:val="22"/>
-        </w:rPr>
-        <w:t xml:space="preserve">Graduate </w:t>
-      </w:r>
-      <w:r>
-        <w:rPr>
-          <w:rFonts w:ascii="Times New Roman" w:hAnsi="Times New Roman" w:cs="Times New Roman"/>
-          <w:sz w:val="22"/>
-          <w:szCs w:val="22"/>
-        </w:rPr>
-        <w:t>Researcher</w:t>
-      </w:r>
-      <w:r>
-        <w:rPr>
-          <w:rFonts w:ascii="Times New Roman" w:hAnsi="Times New Roman" w:cs="Times New Roman"/>
-          <w:sz w:val="22"/>
-          <w:szCs w:val="22"/>
-        </w:rPr>
-        <w:t xml:space="preserve">, </w:t>
-      </w:r>
-      <w:r>
-        <w:rPr>
-          <w:rFonts w:ascii="Times New Roman" w:hAnsi="Times New Roman" w:cs="Times New Roman"/>
-          <w:sz w:val="22"/>
-          <w:szCs w:val="22"/>
-        </w:rPr>
-        <w:t>Graphics Jungle Lab</w:t>
-      </w:r>
-    </w:p>
-    <w:p>
-      <w:pPr>
-        <w:spacing w:line="276" w:lineRule="auto"/>
-        <w:jc w:val="both"/>
-        <w:rPr>
-          <w:rFonts w:ascii="Times New Roman" w:hAnsi="Times New Roman" w:cs="Times New Roman"/>
-          <w:sz w:val="22"/>
-          <w:szCs w:val="22"/>
-        </w:rPr>
-      </w:pPr>
-      <w:r>
-        <w:rPr>
-          <w:rFonts w:ascii="Times New Roman" w:hAnsi="Times New Roman" w:cs="Times New Roman"/>
-          <w:sz w:val="22"/>
-          <w:szCs w:val="22"/>
-        </w:rPr>
-        <w:tab/>
-      </w:r>
-      <w:r>
-        <w:rPr>
-          <w:rFonts w:ascii="Times New Roman" w:hAnsi="Times New Roman" w:cs="Times New Roman"/>
-          <w:sz w:val="22"/>
-          <w:szCs w:val="22"/>
-        </w:rPr>
-        <w:tab/>
-      </w:r>
-      <w:r>
-        <w:rPr>
-          <w:rFonts w:ascii="Times New Roman" w:hAnsi="Times New Roman" w:cs="Times New Roman"/>
-          <w:sz w:val="22"/>
-          <w:szCs w:val="22"/>
-        </w:rPr>
-        <w:tab/>
-      </w:r>
-      <w:r>
-        <w:rPr>
-          <w:rFonts w:ascii="Times New Roman" w:hAnsi="Times New Roman" w:cs="Times New Roman"/>
-          <w:sz w:val="22"/>
-          <w:szCs w:val="22"/>
-        </w:rPr>
-        <w:t>University of Calgary</w:t>
-      </w:r>
-    </w:p>
-    <w:p>
-      <w:pPr>
-        <w:spacing w:line="276" w:lineRule="auto"/>
-        <w:ind w:left="2160"/>
-        <w:jc w:val="both"/>
-        <w:rPr>
-          <w:rFonts w:ascii="Times New Roman" w:hAnsi="Times New Roman" w:cs="Times New Roman"/>
-          <w:sz w:val="22"/>
-          <w:szCs w:val="22"/>
-        </w:rPr>
-      </w:pPr>
-      <w:r>
-        <w:rPr>
-          <w:rFonts w:ascii="Times New Roman" w:hAnsi="Times New Roman" w:cs="Times New Roman"/>
-          <w:sz w:val="22"/>
-          <w:szCs w:val="22"/>
-        </w:rPr>
-        <w:t xml:space="preserve">Conducted </w:t>
-      </w:r>
-      <w:r>
-        <w:rPr>
-          <w:rFonts w:ascii="Times New Roman" w:hAnsi="Times New Roman" w:cs="Times New Roman"/>
-          <w:sz w:val="22"/>
-          <w:szCs w:val="22"/>
-        </w:rPr>
-        <w:t xml:space="preserve">research </w:t>
-      </w:r>
-      <w:r>
-        <w:rPr>
-          <w:rFonts w:ascii="Times New Roman" w:hAnsi="Times New Roman" w:cs="Times New Roman"/>
-          <w:sz w:val="22"/>
-          <w:szCs w:val="22"/>
-        </w:rPr>
-        <w:t xml:space="preserve">on </w:t>
-      </w:r>
-      <w:r>
-        <w:rPr>
-          <w:rFonts w:ascii="Times New Roman" w:hAnsi="Times New Roman" w:cs="Times New Roman"/>
-          <w:sz w:val="22"/>
-          <w:szCs w:val="22"/>
-        </w:rPr>
-        <w:t xml:space="preserve">mapping complex 3D earth </w:t>
-      </w:r>
-      <w:r>
-        <w:rPr>
-          <w:rFonts w:ascii="Times New Roman" w:hAnsi="Times New Roman" w:cs="Times New Roman"/>
-          <w:sz w:val="22"/>
-          <w:szCs w:val="22"/>
-        </w:rPr>
-        <w:t xml:space="preserve">model’s </w:t>
-      </w:r>
-      <w:r>
-        <w:rPr>
-          <w:rFonts w:ascii="Times New Roman" w:hAnsi="Times New Roman" w:cs="Times New Roman"/>
-          <w:sz w:val="22"/>
-          <w:szCs w:val="22"/>
-        </w:rPr>
-        <w:t xml:space="preserve">structure </w:t>
-      </w:r>
-      <w:r>
-        <w:rPr>
-          <w:rFonts w:ascii="Times New Roman" w:hAnsi="Times New Roman" w:cs="Times New Roman"/>
-          <w:sz w:val="22"/>
-          <w:szCs w:val="22"/>
-        </w:rPr>
-        <w:t xml:space="preserve">to 2D textures for multiresolution </w:t>
-      </w:r>
-      <w:r>
-        <w:rPr>
-          <w:rFonts w:ascii="Times New Roman" w:hAnsi="Times New Roman" w:cs="Times New Roman"/>
-          <w:sz w:val="22"/>
-          <w:szCs w:val="22"/>
-        </w:rPr>
-        <w:t>visualization</w:t>
-      </w:r>
-      <w:r>
-        <w:rPr>
-          <w:rFonts w:ascii="Times New Roman" w:hAnsi="Times New Roman" w:cs="Times New Roman"/>
-          <w:sz w:val="22"/>
-          <w:szCs w:val="22"/>
-        </w:rPr>
-        <w:t xml:space="preserve"> of climate data</w:t>
-      </w:r>
-      <w:r>
-        <w:rPr>
-          <w:rFonts w:ascii="Times New Roman" w:hAnsi="Times New Roman" w:cs="Times New Roman"/>
-          <w:sz w:val="22"/>
-          <w:szCs w:val="22"/>
-        </w:rPr>
-        <w:t>.</w:t>
-      </w:r>
-    </w:p>
-    <w:p>
-      <w:pPr>
-        <w:spacing w:line="276" w:lineRule="auto"/>
-        <w:ind w:left="2880"/>
-        <w:jc w:val="both"/>
-        <w:rPr>
-          <w:rFonts w:ascii="Times New Roman" w:hAnsi="Times New Roman" w:cs="Times New Roman"/>
-          <w:sz w:val="22"/>
-          <w:szCs w:val="22"/>
-        </w:rPr>
-      </w:pPr>
-      <w:r>
-        <w:rPr>
-          <w:rFonts w:ascii="Times New Roman" w:hAnsi="Times New Roman" w:cs="Times New Roman"/>
-          <w:sz w:val="22"/>
-          <w:szCs w:val="22"/>
-        </w:rPr>
-        <w:t>Collaboration: German Climate Computing Center</w:t>
-      </w:r>
-      <w:r>
-        <w:rPr>
-          <w:rFonts w:ascii="Times New Roman" w:hAnsi="Times New Roman" w:cs="Times New Roman"/>
-          <w:sz w:val="22"/>
-          <w:szCs w:val="22"/>
-        </w:rPr>
-        <w:t xml:space="preserve"> (DKRZ)</w:t>
-      </w:r>
-    </w:p>
-    <w:p>
-      <w:pPr>
-        <w:spacing w:line="276" w:lineRule="auto"/>
-        <w:ind w:left="2880"/>
-        <w:jc w:val="both"/>
-        <w:rPr>
-          <w:rFonts w:ascii="Times New Roman" w:hAnsi="Times New Roman" w:cs="Times New Roman"/>
-          <w:sz w:val="22"/>
-          <w:szCs w:val="22"/>
-        </w:rPr>
-      </w:pPr>
-      <w:r>
-        <w:rPr>
-          <w:rFonts w:ascii="Times New Roman" w:hAnsi="Times New Roman" w:cs="Times New Roman"/>
-          <w:sz w:val="22"/>
-          <w:szCs w:val="22"/>
-        </w:rPr>
-        <w:t xml:space="preserve">and </w:t>
-      </w:r>
-      <w:r>
-        <w:rPr>
-          <w:rFonts w:ascii="Times New Roman" w:hAnsi="Times New Roman" w:cs="Times New Roman"/>
-          <w:sz w:val="22"/>
-          <w:szCs w:val="22"/>
-        </w:rPr>
-        <w:t>National Center for Atmospheric Research (NCAR)</w:t>
-      </w:r>
-    </w:p>
-    <w:p>
-      <w:pPr>
-        <w:spacing w:line="276" w:lineRule="auto"/>
-        <w:ind w:left="2880"/>
-        <w:jc w:val="both"/>
-        <w:rPr>
-          <w:rFonts w:ascii="Times New Roman" w:hAnsi="Times New Roman" w:cs="Times New Roman"/>
-          <w:sz w:val="22"/>
-          <w:szCs w:val="22"/>
-        </w:rPr>
-      </w:pPr>
-    </w:p>
-    <w:p>
-      <w:pPr>
-        <w:spacing w:line="276" w:lineRule="auto"/>
-        <w:jc w:val="both"/>
-        <w:rPr>
-          <w:rFonts w:ascii="Times New Roman" w:hAnsi="Times New Roman" w:cs="Times New Roman"/>
-          <w:b/>
-          <w:bCs/>
           <w:sz w:val="26"/>
           <w:szCs w:val="26"/>
         </w:rPr>
       </w:pPr>
-      <w:r>
+    </w:p>
+    <w:p>
+      <w:pPr>
+        <w:spacing w:line="276" w:lineRule="auto"/>
+        <w:jc w:val="both"/>
         <w:rPr>
           <w:rFonts w:ascii="Times New Roman" w:hAnsi="Times New Roman" w:cs="Times New Roman"/>
           <w:b/>
@@ -2081,8 +3288,7 @@
           <w:sz w:val="26"/>
           <w:szCs w:val="26"/>
         </w:rPr>
-        <w:t xml:space="preserve">Teaching Experience  </w:t>
-      </w:r>
+      </w:pPr>
       <w:r>
         <w:rPr>
           <w:rFonts w:ascii="Times New Roman" w:hAnsi="Times New Roman" w:cs="Times New Roman"/>
@@ -2091,1408 +3297,6 @@
           <w:sz w:val="26"/>
           <w:szCs w:val="26"/>
         </w:rPr>
-        <w:tab/>
-      </w:r>
-    </w:p>
-    <w:p>
-      <w:pPr>
-        <w:spacing w:line="276" w:lineRule="auto"/>
-        <w:jc w:val="both"/>
-        <w:rPr>
-          <w:rFonts w:ascii="Times New Roman" w:hAnsi="Times New Roman" w:cs="Times New Roman"/>
-          <w:sz w:val="22"/>
-          <w:szCs w:val="22"/>
-        </w:rPr>
-      </w:pPr>
-      <w:r>
-        <w:rPr>
-          <w:rFonts w:ascii="Times New Roman" w:hAnsi="Times New Roman" w:cs="Times New Roman"/>
-          <w:sz w:val="22"/>
-          <w:szCs w:val="22"/>
-        </w:rPr>
-        <w:t>2025</w:t>
-      </w:r>
-      <w:r>
-        <w:rPr>
-          <w:rFonts w:ascii="Times New Roman" w:hAnsi="Times New Roman" w:cs="Times New Roman"/>
-          <w:sz w:val="22"/>
-          <w:szCs w:val="22"/>
-        </w:rPr>
-        <w:tab/>
-      </w:r>
-      <w:r>
-        <w:rPr>
-          <w:rFonts w:ascii="Times New Roman" w:hAnsi="Times New Roman" w:cs="Times New Roman"/>
-          <w:i/>
-          <w:sz w:val="22"/>
-          <w:szCs w:val="22"/>
-        </w:rPr>
-        <w:tab/>
-      </w:r>
-      <w:r>
-        <w:rPr>
-          <w:rFonts w:ascii="Times New Roman" w:hAnsi="Times New Roman" w:cs="Times New Roman"/>
-          <w:i/>
-          <w:sz w:val="22"/>
-          <w:szCs w:val="22"/>
-        </w:rPr>
-        <w:tab/>
-      </w:r>
-      <w:r>
-        <w:rPr>
-          <w:rFonts w:ascii="Times New Roman" w:hAnsi="Times New Roman" w:cs="Times New Roman"/>
-          <w:sz w:val="22"/>
-          <w:szCs w:val="22"/>
-        </w:rPr>
-        <w:t>Instructor</w:t>
-      </w:r>
-      <w:r>
-        <w:rPr>
-          <w:rFonts w:ascii="Times New Roman" w:hAnsi="Times New Roman" w:cs="Times New Roman"/>
-          <w:sz w:val="22"/>
-          <w:szCs w:val="22"/>
-        </w:rPr>
-        <w:t>,</w:t>
-      </w:r>
-      <w:r>
-        <w:rPr>
-          <w:rFonts w:ascii="Times New Roman" w:hAnsi="Times New Roman" w:cs="Times New Roman"/>
-          <w:i/>
-          <w:sz w:val="22"/>
-          <w:szCs w:val="22"/>
-        </w:rPr>
-        <w:t xml:space="preserve"> </w:t>
-      </w:r>
-      <w:r>
-        <w:rPr>
-          <w:rFonts w:ascii="Times New Roman" w:hAnsi="Times New Roman" w:cs="Times New Roman"/>
-          <w:i/>
-          <w:iCs/>
-          <w:sz w:val="22"/>
-          <w:szCs w:val="22"/>
-        </w:rPr>
-        <w:t>AI</w:t>
-      </w:r>
-      <w:r>
-        <w:rPr>
-          <w:rFonts w:ascii="Times New Roman" w:hAnsi="Times New Roman" w:cs="Times New Roman"/>
-          <w:i/>
-          <w:iCs/>
-          <w:sz w:val="22"/>
-          <w:szCs w:val="22"/>
-        </w:rPr>
-        <w:t>-</w:t>
-      </w:r>
-      <w:r>
-        <w:rPr>
-          <w:rFonts w:ascii="Times New Roman" w:hAnsi="Times New Roman" w:cs="Times New Roman"/>
-          <w:i/>
-          <w:iCs/>
-          <w:sz w:val="22"/>
-          <w:szCs w:val="22"/>
-        </w:rPr>
-        <w:t>by</w:t>
-      </w:r>
-      <w:r>
-        <w:rPr>
-          <w:rFonts w:ascii="Times New Roman" w:hAnsi="Times New Roman" w:cs="Times New Roman"/>
-          <w:i/>
-          <w:iCs/>
-          <w:sz w:val="22"/>
-          <w:szCs w:val="22"/>
-        </w:rPr>
-        <w:t>-</w:t>
-      </w:r>
-      <w:r>
-        <w:rPr>
-          <w:rFonts w:ascii="Times New Roman" w:hAnsi="Times New Roman" w:cs="Times New Roman"/>
-          <w:i/>
-          <w:iCs/>
-          <w:sz w:val="22"/>
-          <w:szCs w:val="22"/>
-        </w:rPr>
-        <w:t>Han</w:t>
-      </w:r>
-      <w:r>
-        <w:rPr>
-          <w:rFonts w:ascii="Times New Roman" w:hAnsi="Times New Roman" w:cs="Times New Roman"/>
-          <w:i/>
-          <w:iCs/>
-          <w:sz w:val="22"/>
-          <w:szCs w:val="22"/>
-        </w:rPr>
-        <w:t>d</w:t>
-      </w:r>
-      <w:r>
-        <w:rPr>
-          <w:rFonts w:ascii="Times New Roman" w:hAnsi="Times New Roman" w:cs="Times New Roman"/>
-          <w:sz w:val="22"/>
-          <w:szCs w:val="22"/>
-        </w:rPr>
-        <w:t xml:space="preserve"> </w:t>
-      </w:r>
-      <w:r>
-        <w:rPr>
-          <w:rFonts w:ascii="Times New Roman" w:hAnsi="Times New Roman" w:cs="Times New Roman"/>
-          <w:i/>
-          <w:iCs/>
-          <w:sz w:val="22"/>
-          <w:szCs w:val="22"/>
-        </w:rPr>
-        <w:t>(SOTA)</w:t>
-      </w:r>
-      <w:r>
-        <w:rPr>
-          <w:rFonts w:ascii="Times New Roman" w:hAnsi="Times New Roman" w:cs="Times New Roman"/>
-          <w:sz w:val="22"/>
-          <w:szCs w:val="22"/>
-        </w:rPr>
-        <w:t xml:space="preserve"> </w:t>
-      </w:r>
-      <w:r>
-        <w:rPr>
-          <w:rFonts w:ascii="Times New Roman" w:hAnsi="Times New Roman" w:cs="Times New Roman"/>
-          <w:sz w:val="22"/>
-          <w:szCs w:val="22"/>
-        </w:rPr>
-        <w:t>W</w:t>
-      </w:r>
-      <w:r>
-        <w:rPr>
-          <w:rFonts w:ascii="Times New Roman" w:hAnsi="Times New Roman" w:cs="Times New Roman"/>
-          <w:sz w:val="22"/>
-          <w:szCs w:val="22"/>
-        </w:rPr>
-        <w:t>orkshop series</w:t>
-      </w:r>
-    </w:p>
-    <w:p>
-      <w:pPr>
-        <w:spacing w:line="276" w:lineRule="auto"/>
-        <w:ind w:left="2160"/>
-        <w:jc w:val="both"/>
-        <w:rPr>
-          <w:rFonts w:ascii="Times New Roman" w:hAnsi="Times New Roman" w:cs="Times New Roman"/>
-          <w:sz w:val="22"/>
-          <w:szCs w:val="22"/>
-        </w:rPr>
-      </w:pPr>
-      <w:r>
-        <w:rPr>
-          <w:rFonts w:ascii="Times New Roman" w:hAnsi="Times New Roman" w:cs="Times New Roman"/>
-          <w:sz w:val="22"/>
-          <w:szCs w:val="22"/>
-        </w:rPr>
-        <w:t xml:space="preserve">Offered session to explain the mathematics behind </w:t>
-      </w:r>
-      <w:r>
-        <w:rPr>
-          <w:rFonts w:ascii="Times New Roman" w:hAnsi="Times New Roman" w:cs="Times New Roman"/>
-          <w:sz w:val="22"/>
-          <w:szCs w:val="22"/>
-        </w:rPr>
-        <w:t xml:space="preserve">latest AI </w:t>
-      </w:r>
-      <w:r>
-        <w:rPr>
-          <w:rFonts w:ascii="Times New Roman" w:hAnsi="Times New Roman" w:cs="Times New Roman"/>
-          <w:sz w:val="22"/>
-          <w:szCs w:val="22"/>
-        </w:rPr>
-        <w:t>research articles from top venues.</w:t>
-      </w:r>
-      <w:r>
-        <w:rPr>
-          <w:rFonts w:ascii="Times New Roman" w:hAnsi="Times New Roman" w:cs="Times New Roman"/>
-          <w:sz w:val="22"/>
-          <w:szCs w:val="22"/>
-        </w:rPr>
-        <w:t xml:space="preserve"> </w:t>
-      </w:r>
-    </w:p>
-    <w:p>
-      <w:pPr>
-        <w:spacing w:line="276" w:lineRule="auto"/>
-        <w:jc w:val="both"/>
-        <w:rPr>
-          <w:rFonts w:ascii="Times New Roman" w:hAnsi="Times New Roman" w:cs="Times New Roman"/>
-          <w:sz w:val="22"/>
-          <w:szCs w:val="22"/>
-        </w:rPr>
-      </w:pPr>
-    </w:p>
-    <w:p>
-      <w:pPr>
-        <w:spacing w:line="276" w:lineRule="auto"/>
-        <w:jc w:val="both"/>
-        <w:rPr>
-          <w:rFonts w:ascii="Times New Roman" w:hAnsi="Times New Roman" w:cs="Times New Roman"/>
-          <w:sz w:val="22"/>
-          <w:szCs w:val="22"/>
-        </w:rPr>
-      </w:pPr>
-      <w:r>
-        <w:rPr>
-          <w:rFonts w:ascii="Times New Roman" w:hAnsi="Times New Roman" w:cs="Times New Roman"/>
-          <w:sz w:val="22"/>
-          <w:szCs w:val="22"/>
-        </w:rPr>
-        <w:t>2024</w:t>
-      </w:r>
-      <w:r>
-        <w:rPr>
-          <w:rFonts w:ascii="Times New Roman" w:hAnsi="Times New Roman" w:cs="Times New Roman"/>
-          <w:sz w:val="22"/>
-          <w:szCs w:val="22"/>
-        </w:rPr>
-        <w:t xml:space="preserve"> - 2025</w:t>
-      </w:r>
-      <w:r>
-        <w:rPr>
-          <w:rFonts w:ascii="Times New Roman" w:hAnsi="Times New Roman" w:cs="Times New Roman"/>
-          <w:sz w:val="22"/>
-          <w:szCs w:val="22"/>
-        </w:rPr>
-        <w:tab/>
-      </w:r>
-      <w:r>
-        <w:rPr>
-          <w:rFonts w:ascii="Times New Roman" w:hAnsi="Times New Roman" w:cs="Times New Roman"/>
-          <w:i/>
-          <w:sz w:val="22"/>
-          <w:szCs w:val="22"/>
-        </w:rPr>
-        <w:tab/>
-      </w:r>
-      <w:r>
-        <w:rPr>
-          <w:rFonts w:ascii="Times New Roman" w:hAnsi="Times New Roman" w:cs="Times New Roman"/>
-          <w:sz w:val="22"/>
-          <w:szCs w:val="22"/>
-        </w:rPr>
-        <w:t>Teaching</w:t>
-      </w:r>
-      <w:r>
-        <w:rPr>
-          <w:rFonts w:ascii="Times New Roman" w:hAnsi="Times New Roman" w:cs="Times New Roman"/>
-          <w:sz w:val="22"/>
-          <w:szCs w:val="22"/>
-        </w:rPr>
-        <w:t xml:space="preserve"> </w:t>
-      </w:r>
-      <w:r>
-        <w:rPr>
-          <w:rFonts w:ascii="Times New Roman" w:hAnsi="Times New Roman" w:cs="Times New Roman"/>
-          <w:sz w:val="22"/>
-          <w:szCs w:val="22"/>
-        </w:rPr>
-        <w:t>Assistant</w:t>
-      </w:r>
-      <w:r>
-        <w:rPr>
-          <w:rFonts w:ascii="Times New Roman" w:hAnsi="Times New Roman" w:cs="Times New Roman"/>
-          <w:sz w:val="22"/>
-          <w:szCs w:val="22"/>
-        </w:rPr>
-        <w:t>,</w:t>
-      </w:r>
-      <w:r>
-        <w:rPr>
-          <w:rFonts w:ascii="Times New Roman" w:hAnsi="Times New Roman" w:cs="Times New Roman"/>
-          <w:i/>
-          <w:sz w:val="22"/>
-          <w:szCs w:val="22"/>
-        </w:rPr>
-        <w:t xml:space="preserve"> </w:t>
-      </w:r>
-      <w:r>
-        <w:rPr>
-          <w:rFonts w:ascii="Times New Roman" w:hAnsi="Times New Roman" w:cs="Times New Roman"/>
-          <w:sz w:val="22"/>
-          <w:szCs w:val="22"/>
-        </w:rPr>
-        <w:t xml:space="preserve">University of Colorado Boulder    </w:t>
-      </w:r>
-      <w:r>
-        <w:rPr>
-          <w:rFonts w:ascii="Times New Roman" w:hAnsi="Times New Roman" w:cs="Times New Roman"/>
-          <w:sz w:val="22"/>
-          <w:szCs w:val="22"/>
-        </w:rPr>
-        <w:tab/>
-        <w:t xml:space="preserve">      </w:t>
-      </w:r>
-    </w:p>
-    <w:p>
-      <w:pPr>
-        <w:spacing w:line="276" w:lineRule="auto"/>
-        <w:ind w:left="1440" w:firstLine="720"/>
-        <w:jc w:val="both"/>
-        <w:rPr>
-          <w:rFonts w:ascii="Times New Roman" w:hAnsi="Times New Roman" w:cs="Times New Roman"/>
-          <w:sz w:val="22"/>
-          <w:szCs w:val="22"/>
-        </w:rPr>
-      </w:pPr>
-      <w:r>
-        <w:rPr>
-          <w:rFonts w:ascii="Times New Roman" w:hAnsi="Times New Roman" w:cs="Times New Roman"/>
-          <w:sz w:val="22"/>
-          <w:szCs w:val="22"/>
-        </w:rPr>
-        <w:t>Courses</w:t>
-      </w:r>
-      <w:r>
-        <w:rPr>
-          <w:rFonts w:ascii="Times New Roman" w:hAnsi="Times New Roman" w:cs="Times New Roman"/>
-          <w:sz w:val="22"/>
-          <w:szCs w:val="22"/>
-        </w:rPr>
-        <w:t xml:space="preserve"> Assisted:</w:t>
-      </w:r>
-      <w:r>
-        <w:rPr>
-          <w:rFonts w:ascii="Times New Roman" w:hAnsi="Times New Roman" w:cs="Times New Roman"/>
-          <w:sz w:val="22"/>
-          <w:szCs w:val="22"/>
-        </w:rPr>
-        <w:tab/>
-      </w:r>
-      <w:r>
-        <w:rPr>
-          <w:rFonts w:ascii="Times New Roman" w:hAnsi="Times New Roman" w:cs="Times New Roman"/>
-          <w:sz w:val="22"/>
-          <w:szCs w:val="22"/>
-        </w:rPr>
-        <w:tab/>
-      </w:r>
-    </w:p>
-    <w:p>
-      <w:pPr>
-        <w:pStyle w:val="ListParagraph"/>
-        <w:spacing w:line="276" w:lineRule="auto"/>
-        <w:ind w:left="3240"/>
-        <w:jc w:val="both"/>
-        <w:rPr>
-          <w:sz w:val="22"/>
-          <w:szCs w:val="22"/>
-        </w:rPr>
-      </w:pPr>
-      <w:r>
-        <w:rPr>
-          <w:sz w:val="22"/>
-          <w:szCs w:val="22"/>
-        </w:rPr>
-        <w:t>Computer Vision</w:t>
-      </w:r>
-      <w:r>
-        <w:rPr>
-          <w:sz w:val="22"/>
-          <w:szCs w:val="22"/>
-        </w:rPr>
-        <w:t xml:space="preserve"> (</w:t>
-      </w:r>
-      <w:r>
-        <w:rPr>
-          <w:sz w:val="22"/>
-          <w:szCs w:val="22"/>
-        </w:rPr>
-        <w:t xml:space="preserve">Fall 2025, </w:t>
-      </w:r>
-      <w:r>
-        <w:rPr>
-          <w:sz w:val="22"/>
-          <w:szCs w:val="22"/>
-        </w:rPr>
-        <w:t xml:space="preserve">Spring 2025, </w:t>
-      </w:r>
-      <w:r>
-        <w:rPr>
-          <w:sz w:val="22"/>
-          <w:szCs w:val="22"/>
-        </w:rPr>
-        <w:t xml:space="preserve">Fall </w:t>
-      </w:r>
-      <w:r>
-        <w:rPr>
-          <w:sz w:val="22"/>
-          <w:szCs w:val="22"/>
-        </w:rPr>
-        <w:t>2024</w:t>
-      </w:r>
-      <w:r>
-        <w:rPr>
-          <w:sz w:val="22"/>
-          <w:szCs w:val="22"/>
-        </w:rPr>
-        <w:t>)</w:t>
-      </w:r>
-    </w:p>
-    <w:p>
-      <w:pPr>
-        <w:pStyle w:val="ListParagraph"/>
-        <w:spacing w:line="276" w:lineRule="auto"/>
-        <w:ind w:left="3240"/>
-        <w:jc w:val="both"/>
-        <w:rPr>
-          <w:sz w:val="22"/>
-          <w:szCs w:val="22"/>
-        </w:rPr>
-      </w:pPr>
-      <w:r>
-        <w:rPr>
-          <w:sz w:val="22"/>
-          <w:szCs w:val="22"/>
-        </w:rPr>
-        <w:t xml:space="preserve"> </w:t>
-      </w:r>
-      <w:r>
-        <w:rPr>
-          <w:sz w:val="22"/>
-          <w:szCs w:val="22"/>
-        </w:rPr>
-        <w:t>Average E</w:t>
-      </w:r>
-      <w:r>
-        <w:rPr>
-          <w:sz w:val="22"/>
-          <w:szCs w:val="22"/>
-        </w:rPr>
-        <w:t>nrollment</w:t>
-      </w:r>
-      <w:r>
-        <w:rPr>
-          <w:sz w:val="22"/>
-          <w:szCs w:val="22"/>
-        </w:rPr>
-        <w:t>:</w:t>
-      </w:r>
-      <w:r>
-        <w:rPr>
-          <w:sz w:val="22"/>
-          <w:szCs w:val="22"/>
-        </w:rPr>
-        <w:t xml:space="preserve"> </w:t>
-      </w:r>
-      <w:r>
-        <w:rPr>
-          <w:sz w:val="22"/>
-          <w:szCs w:val="22"/>
-        </w:rPr>
-        <w:t>5</w:t>
-      </w:r>
-      <w:r>
-        <w:rPr>
-          <w:sz w:val="22"/>
-          <w:szCs w:val="22"/>
-        </w:rPr>
-        <w:t>0-</w:t>
-      </w:r>
-      <w:r>
-        <w:rPr>
-          <w:sz w:val="22"/>
-          <w:szCs w:val="22"/>
-        </w:rPr>
-        <w:t>8</w:t>
-      </w:r>
-      <w:r>
-        <w:rPr>
-          <w:sz w:val="22"/>
-          <w:szCs w:val="22"/>
-        </w:rPr>
-        <w:t>0 students</w:t>
-      </w:r>
-    </w:p>
-    <w:p>
-      <w:pPr>
-        <w:spacing w:line="276" w:lineRule="auto"/>
-        <w:jc w:val="both"/>
-        <w:rPr>
-          <w:rFonts w:ascii="Times New Roman" w:hAnsi="Times New Roman" w:cs="Times New Roman"/>
-          <w:sz w:val="22"/>
-          <w:szCs w:val="22"/>
-        </w:rPr>
-      </w:pPr>
-    </w:p>
-    <w:p>
-      <w:pPr>
-        <w:spacing w:line="276" w:lineRule="auto"/>
-        <w:jc w:val="both"/>
-        <w:rPr>
-          <w:rFonts w:ascii="Times New Roman" w:hAnsi="Times New Roman" w:cs="Times New Roman"/>
-          <w:sz w:val="22"/>
-          <w:szCs w:val="22"/>
-        </w:rPr>
-      </w:pPr>
-      <w:r>
-        <w:rPr>
-          <w:rFonts w:ascii="Times New Roman" w:hAnsi="Times New Roman" w:cs="Times New Roman"/>
-          <w:sz w:val="22"/>
-          <w:szCs w:val="22"/>
-        </w:rPr>
-        <w:t>2017</w:t>
-      </w:r>
-      <w:r>
-        <w:rPr>
-          <w:rFonts w:ascii="Times New Roman" w:hAnsi="Times New Roman" w:cs="Times New Roman"/>
-          <w:sz w:val="22"/>
-          <w:szCs w:val="22"/>
-        </w:rPr>
-        <w:t xml:space="preserve"> – </w:t>
-      </w:r>
-      <w:r>
-        <w:rPr>
-          <w:rFonts w:ascii="Times New Roman" w:hAnsi="Times New Roman" w:cs="Times New Roman"/>
-          <w:sz w:val="22"/>
-          <w:szCs w:val="22"/>
-        </w:rPr>
-        <w:t>202</w:t>
-      </w:r>
-      <w:r>
-        <w:rPr>
-          <w:rFonts w:ascii="Times New Roman" w:hAnsi="Times New Roman" w:cs="Times New Roman"/>
-          <w:sz w:val="22"/>
-          <w:szCs w:val="22"/>
-        </w:rPr>
-        <w:t>2</w:t>
-      </w:r>
-      <w:r>
-        <w:rPr>
-          <w:rFonts w:ascii="Times New Roman" w:hAnsi="Times New Roman" w:cs="Times New Roman"/>
-          <w:i/>
-          <w:sz w:val="22"/>
-          <w:szCs w:val="22"/>
-        </w:rPr>
-        <w:t xml:space="preserve"> </w:t>
-      </w:r>
-      <w:r>
-        <w:rPr>
-          <w:rFonts w:ascii="Times New Roman" w:hAnsi="Times New Roman" w:cs="Times New Roman"/>
-          <w:i/>
-          <w:sz w:val="22"/>
-          <w:szCs w:val="22"/>
-        </w:rPr>
-        <w:tab/>
-      </w:r>
-      <w:r>
-        <w:rPr>
-          <w:rFonts w:ascii="Times New Roman" w:hAnsi="Times New Roman" w:cs="Times New Roman"/>
-          <w:i/>
-          <w:sz w:val="22"/>
-          <w:szCs w:val="22"/>
-        </w:rPr>
-        <w:tab/>
-      </w:r>
-      <w:r>
-        <w:rPr>
-          <w:rFonts w:ascii="Times New Roman" w:hAnsi="Times New Roman" w:cs="Times New Roman"/>
-          <w:sz w:val="22"/>
-          <w:szCs w:val="22"/>
-        </w:rPr>
-        <w:t>Faculty Member</w:t>
-      </w:r>
-      <w:r>
-        <w:rPr>
-          <w:rFonts w:ascii="Times New Roman" w:hAnsi="Times New Roman" w:cs="Times New Roman"/>
-          <w:sz w:val="22"/>
-          <w:szCs w:val="22"/>
-        </w:rPr>
-        <w:t>,</w:t>
-      </w:r>
-      <w:r>
-        <w:rPr>
-          <w:rFonts w:ascii="Times New Roman" w:hAnsi="Times New Roman" w:cs="Times New Roman"/>
-          <w:i/>
-          <w:sz w:val="22"/>
-          <w:szCs w:val="22"/>
-        </w:rPr>
-        <w:t xml:space="preserve"> </w:t>
-      </w:r>
-      <w:r>
-        <w:rPr>
-          <w:rFonts w:ascii="Times New Roman" w:hAnsi="Times New Roman" w:cs="Times New Roman"/>
-          <w:sz w:val="22"/>
-          <w:szCs w:val="22"/>
-        </w:rPr>
-        <w:t>Ahsanullah University of Science and Technology</w:t>
-      </w:r>
-      <w:r>
-        <w:rPr>
-          <w:rFonts w:ascii="Times New Roman" w:hAnsi="Times New Roman" w:cs="Times New Roman"/>
-          <w:sz w:val="22"/>
-          <w:szCs w:val="22"/>
-        </w:rPr>
-        <w:t xml:space="preserve">   </w:t>
-      </w:r>
-      <w:r>
-        <w:rPr>
-          <w:rFonts w:ascii="Times New Roman" w:hAnsi="Times New Roman" w:cs="Times New Roman"/>
-          <w:sz w:val="22"/>
-          <w:szCs w:val="22"/>
-        </w:rPr>
-        <w:tab/>
-        <w:t xml:space="preserve">      </w:t>
-      </w:r>
-    </w:p>
-    <w:p>
-      <w:pPr>
-        <w:spacing w:line="276" w:lineRule="auto"/>
-        <w:ind w:left="1440" w:firstLine="720"/>
-        <w:jc w:val="both"/>
-        <w:rPr>
-          <w:rFonts w:ascii="Times New Roman" w:hAnsi="Times New Roman" w:cs="Times New Roman"/>
-          <w:sz w:val="22"/>
-          <w:szCs w:val="22"/>
-        </w:rPr>
-      </w:pPr>
-      <w:r>
-        <w:rPr>
-          <w:rFonts w:ascii="Times New Roman" w:hAnsi="Times New Roman" w:cs="Times New Roman"/>
-          <w:sz w:val="22"/>
-          <w:szCs w:val="22"/>
-        </w:rPr>
-        <w:t>Courses Taught:</w:t>
-      </w:r>
-      <w:r>
-        <w:rPr>
-          <w:rFonts w:ascii="Times New Roman" w:hAnsi="Times New Roman" w:cs="Times New Roman"/>
-          <w:sz w:val="22"/>
-          <w:szCs w:val="22"/>
-        </w:rPr>
-        <w:tab/>
-      </w:r>
-      <w:r>
-        <w:rPr>
-          <w:rFonts w:ascii="Times New Roman" w:hAnsi="Times New Roman" w:cs="Times New Roman"/>
-          <w:sz w:val="22"/>
-          <w:szCs w:val="22"/>
-        </w:rPr>
-        <w:tab/>
-      </w:r>
-    </w:p>
-    <w:p>
-      <w:pPr>
-        <w:pStyle w:val="ListParagraph"/>
-        <w:spacing w:line="276" w:lineRule="auto"/>
-        <w:ind w:left="3240"/>
-        <w:jc w:val="both"/>
-        <w:rPr>
-          <w:sz w:val="22"/>
-          <w:szCs w:val="22"/>
-        </w:rPr>
-      </w:pPr>
-      <w:r>
-        <w:rPr>
-          <w:sz w:val="22"/>
-          <w:szCs w:val="22"/>
-        </w:rPr>
-        <w:t>Computer Graphics</w:t>
-      </w:r>
-      <w:r>
-        <w:rPr>
-          <w:sz w:val="22"/>
-          <w:szCs w:val="22"/>
-        </w:rPr>
-        <w:t xml:space="preserve"> (</w:t>
-      </w:r>
-      <w:r>
-        <w:rPr>
-          <w:sz w:val="22"/>
-          <w:szCs w:val="22"/>
-        </w:rPr>
-        <w:t>4 terms</w:t>
-      </w:r>
-      <w:r>
-        <w:rPr>
-          <w:sz w:val="22"/>
-          <w:szCs w:val="22"/>
-        </w:rPr>
-        <w:t>)</w:t>
-      </w:r>
-    </w:p>
-    <w:p>
-      <w:pPr>
-        <w:pStyle w:val="ListParagraph"/>
-        <w:spacing w:line="276" w:lineRule="auto"/>
-        <w:ind w:left="3240"/>
-        <w:jc w:val="both"/>
-        <w:rPr>
-          <w:sz w:val="22"/>
-          <w:szCs w:val="22"/>
-        </w:rPr>
-      </w:pPr>
-      <w:r>
-        <w:rPr>
-          <w:sz w:val="22"/>
-          <w:szCs w:val="22"/>
-        </w:rPr>
-        <w:t>I</w:t>
-      </w:r>
-      <w:r>
-        <w:rPr>
-          <w:sz w:val="22"/>
-          <w:szCs w:val="22"/>
-        </w:rPr>
-        <w:t xml:space="preserve">mage Processing </w:t>
-      </w:r>
-      <w:r>
-        <w:rPr>
-          <w:sz w:val="22"/>
-          <w:szCs w:val="22"/>
-        </w:rPr>
-        <w:t>(</w:t>
-      </w:r>
-      <w:r>
-        <w:rPr>
-          <w:sz w:val="22"/>
-          <w:szCs w:val="22"/>
-        </w:rPr>
-        <w:t>3 terms</w:t>
-      </w:r>
-      <w:r>
-        <w:rPr>
-          <w:sz w:val="22"/>
-          <w:szCs w:val="22"/>
-        </w:rPr>
-        <w:t>)</w:t>
-      </w:r>
-    </w:p>
-    <w:p>
-      <w:pPr>
-        <w:pStyle w:val="ListParagraph"/>
-        <w:spacing w:line="276" w:lineRule="auto"/>
-        <w:ind w:left="3240"/>
-        <w:jc w:val="both"/>
-        <w:rPr>
-          <w:sz w:val="22"/>
-          <w:szCs w:val="22"/>
-        </w:rPr>
-      </w:pPr>
-      <w:r>
-        <w:rPr>
-          <w:sz w:val="22"/>
-          <w:szCs w:val="22"/>
-        </w:rPr>
-        <w:t>Distributed Database Systems</w:t>
-      </w:r>
-      <w:r>
-        <w:rPr>
-          <w:sz w:val="22"/>
-          <w:szCs w:val="22"/>
-        </w:rPr>
-        <w:t xml:space="preserve"> (</w:t>
-      </w:r>
-      <w:r>
-        <w:rPr>
-          <w:sz w:val="22"/>
-          <w:szCs w:val="22"/>
-        </w:rPr>
-        <w:t>3 terms</w:t>
-      </w:r>
-      <w:r>
-        <w:rPr>
-          <w:sz w:val="22"/>
-          <w:szCs w:val="22"/>
-        </w:rPr>
-        <w:t>)</w:t>
-      </w:r>
-    </w:p>
-    <w:p>
-      <w:pPr>
-        <w:pStyle w:val="ListParagraph"/>
-        <w:spacing w:line="276" w:lineRule="auto"/>
-        <w:ind w:left="3240"/>
-        <w:jc w:val="both"/>
-        <w:rPr>
-          <w:sz w:val="22"/>
-          <w:szCs w:val="22"/>
-        </w:rPr>
-      </w:pPr>
-      <w:r>
-        <w:rPr>
-          <w:sz w:val="22"/>
-          <w:szCs w:val="22"/>
-        </w:rPr>
-        <w:t>Software Development</w:t>
-      </w:r>
-      <w:r>
-        <w:rPr>
-          <w:sz w:val="22"/>
-          <w:szCs w:val="22"/>
-        </w:rPr>
-        <w:t xml:space="preserve"> (</w:t>
-      </w:r>
-      <w:r>
-        <w:rPr>
-          <w:sz w:val="22"/>
-          <w:szCs w:val="22"/>
-        </w:rPr>
-        <w:t>2 terms</w:t>
-      </w:r>
-      <w:r>
-        <w:rPr>
-          <w:sz w:val="22"/>
-          <w:szCs w:val="22"/>
-        </w:rPr>
-        <w:t>)</w:t>
-      </w:r>
-      <w:r>
-        <w:rPr>
-          <w:sz w:val="22"/>
-          <w:szCs w:val="22"/>
-        </w:rPr>
-        <w:tab/>
-      </w:r>
-    </w:p>
-    <w:p>
-      <w:pPr>
-        <w:spacing w:line="276" w:lineRule="auto"/>
-        <w:ind w:left="2160"/>
-        <w:jc w:val="both"/>
-        <w:rPr>
-          <w:rFonts w:ascii="Times New Roman" w:hAnsi="Times New Roman" w:cs="Times New Roman"/>
-          <w:sz w:val="22"/>
-          <w:szCs w:val="22"/>
-        </w:rPr>
-      </w:pPr>
-      <w:r>
-        <w:rPr>
-          <w:rFonts w:ascii="Times New Roman" w:hAnsi="Times New Roman" w:cs="Times New Roman"/>
-          <w:sz w:val="22"/>
-          <w:szCs w:val="22"/>
-        </w:rPr>
-        <w:t>D</w:t>
-      </w:r>
-      <w:r>
-        <w:rPr>
-          <w:rFonts w:ascii="Times New Roman" w:hAnsi="Times New Roman" w:cs="Times New Roman"/>
-          <w:sz w:val="22"/>
-          <w:szCs w:val="22"/>
-        </w:rPr>
-        <w:t>esign</w:t>
-      </w:r>
-      <w:r>
-        <w:rPr>
-          <w:rFonts w:ascii="Times New Roman" w:hAnsi="Times New Roman" w:cs="Times New Roman"/>
-          <w:sz w:val="22"/>
-          <w:szCs w:val="22"/>
-        </w:rPr>
-        <w:t>ed course</w:t>
-      </w:r>
-      <w:r>
-        <w:rPr>
-          <w:rFonts w:ascii="Times New Roman" w:hAnsi="Times New Roman" w:cs="Times New Roman"/>
-          <w:sz w:val="22"/>
-          <w:szCs w:val="22"/>
-        </w:rPr>
-        <w:t xml:space="preserve"> and assessments</w:t>
-      </w:r>
-      <w:r>
-        <w:rPr>
-          <w:rFonts w:ascii="Times New Roman" w:hAnsi="Times New Roman" w:cs="Times New Roman"/>
-          <w:sz w:val="22"/>
-          <w:szCs w:val="22"/>
-        </w:rPr>
-        <w:t xml:space="preserve">, </w:t>
-      </w:r>
-      <w:r>
-        <w:rPr>
-          <w:rFonts w:ascii="Times New Roman" w:hAnsi="Times New Roman" w:cs="Times New Roman"/>
-          <w:sz w:val="22"/>
-          <w:szCs w:val="22"/>
-        </w:rPr>
-        <w:t>conducted</w:t>
-      </w:r>
-      <w:r>
-        <w:rPr>
-          <w:rFonts w:ascii="Times New Roman" w:hAnsi="Times New Roman" w:cs="Times New Roman"/>
-          <w:sz w:val="22"/>
-          <w:szCs w:val="22"/>
-        </w:rPr>
-        <w:t xml:space="preserve"> </w:t>
-      </w:r>
-      <w:r>
-        <w:rPr>
-          <w:rFonts w:ascii="Times New Roman" w:hAnsi="Times New Roman" w:cs="Times New Roman"/>
-          <w:sz w:val="22"/>
-          <w:szCs w:val="22"/>
-        </w:rPr>
-        <w:t xml:space="preserve">weekly lectures, </w:t>
-      </w:r>
-      <w:r>
-        <w:rPr>
-          <w:rFonts w:ascii="Times New Roman" w:hAnsi="Times New Roman" w:cs="Times New Roman"/>
-          <w:sz w:val="22"/>
-          <w:szCs w:val="22"/>
-        </w:rPr>
-        <w:t xml:space="preserve">held weekly office hours, managed </w:t>
-      </w:r>
-      <w:r>
-        <w:rPr>
-          <w:rFonts w:ascii="Times New Roman" w:hAnsi="Times New Roman" w:cs="Times New Roman"/>
-          <w:sz w:val="22"/>
-          <w:szCs w:val="22"/>
-        </w:rPr>
-        <w:t>online platform,</w:t>
-      </w:r>
-      <w:r>
-        <w:rPr>
-          <w:rFonts w:ascii="Times New Roman" w:hAnsi="Times New Roman" w:cs="Times New Roman"/>
-          <w:sz w:val="22"/>
-          <w:szCs w:val="22"/>
-        </w:rPr>
-        <w:t xml:space="preserve"> performed administrative tasks</w:t>
-      </w:r>
-      <w:r>
-        <w:rPr>
-          <w:rFonts w:ascii="Times New Roman" w:hAnsi="Times New Roman" w:cs="Times New Roman"/>
-          <w:sz w:val="22"/>
-          <w:szCs w:val="22"/>
-        </w:rPr>
-        <w:t xml:space="preserve">. </w:t>
-      </w:r>
-    </w:p>
-    <w:p>
-      <w:pPr>
-        <w:spacing w:line="276" w:lineRule="auto"/>
-        <w:ind w:left="2160"/>
-        <w:jc w:val="both"/>
-        <w:rPr>
-          <w:rFonts w:ascii="Times New Roman" w:hAnsi="Times New Roman" w:cs="Times New Roman"/>
-          <w:sz w:val="22"/>
-          <w:szCs w:val="22"/>
-        </w:rPr>
-      </w:pPr>
-      <w:r>
-        <w:rPr>
-          <w:rFonts w:ascii="Times New Roman" w:hAnsi="Times New Roman" w:cs="Times New Roman"/>
-          <w:sz w:val="22"/>
-          <w:szCs w:val="22"/>
-        </w:rPr>
-        <w:t>(</w:t>
-      </w:r>
-      <w:r>
-        <w:rPr>
-          <w:rFonts w:ascii="Times New Roman" w:hAnsi="Times New Roman" w:cs="Times New Roman"/>
-          <w:sz w:val="22"/>
-          <w:szCs w:val="22"/>
-        </w:rPr>
-        <w:t>2</w:t>
-      </w:r>
-      <w:r>
-        <w:rPr>
-          <w:rFonts w:ascii="Times New Roman" w:hAnsi="Times New Roman" w:cs="Times New Roman"/>
-          <w:sz w:val="22"/>
-          <w:szCs w:val="22"/>
-        </w:rPr>
-        <w:t>-</w:t>
-      </w:r>
-      <w:r>
-        <w:rPr>
-          <w:rFonts w:ascii="Times New Roman" w:hAnsi="Times New Roman" w:cs="Times New Roman"/>
-          <w:sz w:val="22"/>
-          <w:szCs w:val="22"/>
-        </w:rPr>
-        <w:t>3</w:t>
-      </w:r>
-      <w:r>
-        <w:rPr>
-          <w:rFonts w:ascii="Times New Roman" w:hAnsi="Times New Roman" w:cs="Times New Roman"/>
-          <w:sz w:val="22"/>
-          <w:szCs w:val="22"/>
-        </w:rPr>
-        <w:t xml:space="preserve"> sections per term, average enrollment </w:t>
-      </w:r>
-      <w:r>
-        <w:rPr>
-          <w:rFonts w:ascii="Times New Roman" w:hAnsi="Times New Roman" w:cs="Times New Roman"/>
-          <w:sz w:val="22"/>
-          <w:szCs w:val="22"/>
-        </w:rPr>
-        <w:t>8</w:t>
-      </w:r>
-      <w:r>
-        <w:rPr>
-          <w:rFonts w:ascii="Times New Roman" w:hAnsi="Times New Roman" w:cs="Times New Roman"/>
-          <w:sz w:val="22"/>
-          <w:szCs w:val="22"/>
-        </w:rPr>
-        <w:t>0-130 students).</w:t>
-      </w:r>
-    </w:p>
-    <w:p>
-      <w:pPr>
-        <w:spacing w:line="276" w:lineRule="auto"/>
-        <w:ind w:left="1440" w:firstLine="720"/>
-        <w:jc w:val="both"/>
-        <w:rPr>
-          <w:rFonts w:ascii="Times New Roman" w:hAnsi="Times New Roman" w:cs="Times New Roman"/>
-          <w:sz w:val="22"/>
-          <w:szCs w:val="22"/>
-        </w:rPr>
-      </w:pPr>
-      <w:r>
-        <w:rPr>
-          <w:rFonts w:ascii="Times New Roman" w:hAnsi="Times New Roman" w:cs="Times New Roman"/>
-          <w:sz w:val="22"/>
-          <w:szCs w:val="22"/>
-        </w:rPr>
-        <w:t>Teaching evaluation: 4.83 (5.00).</w:t>
-      </w:r>
-    </w:p>
-    <w:p>
-      <w:pPr>
-        <w:spacing w:line="276" w:lineRule="auto"/>
-        <w:jc w:val="both"/>
-        <w:rPr>
-          <w:rFonts w:ascii="Times New Roman" w:hAnsi="Times New Roman" w:cs="Times New Roman"/>
-          <w:sz w:val="22"/>
-          <w:szCs w:val="22"/>
-        </w:rPr>
-      </w:pPr>
-    </w:p>
-    <w:p>
-      <w:pPr>
-        <w:spacing w:line="276" w:lineRule="auto"/>
-        <w:jc w:val="both"/>
-        <w:rPr>
-          <w:rFonts w:ascii="Times New Roman" w:hAnsi="Times New Roman" w:cs="Times New Roman"/>
-          <w:sz w:val="22"/>
-          <w:szCs w:val="22"/>
-        </w:rPr>
-      </w:pPr>
-      <w:r>
-        <w:rPr>
-          <w:rFonts w:ascii="Times New Roman" w:hAnsi="Times New Roman" w:cs="Times New Roman"/>
-          <w:sz w:val="22"/>
-          <w:szCs w:val="22"/>
-        </w:rPr>
-        <w:t>201</w:t>
-      </w:r>
-      <w:r>
-        <w:rPr>
-          <w:rFonts w:ascii="Times New Roman" w:hAnsi="Times New Roman" w:cs="Times New Roman"/>
-          <w:sz w:val="22"/>
-          <w:szCs w:val="22"/>
-        </w:rPr>
-        <w:t>4</w:t>
-      </w:r>
-      <w:r>
-        <w:rPr>
-          <w:rFonts w:ascii="Times New Roman" w:hAnsi="Times New Roman" w:cs="Times New Roman"/>
-          <w:sz w:val="22"/>
-          <w:szCs w:val="22"/>
-        </w:rPr>
-        <w:t xml:space="preserve"> – </w:t>
-      </w:r>
-      <w:r>
-        <w:rPr>
-          <w:rFonts w:ascii="Times New Roman" w:hAnsi="Times New Roman" w:cs="Times New Roman"/>
-          <w:sz w:val="22"/>
-          <w:szCs w:val="22"/>
-        </w:rPr>
-        <w:t>2</w:t>
-      </w:r>
-      <w:r>
-        <w:rPr>
-          <w:rFonts w:ascii="Times New Roman" w:hAnsi="Times New Roman" w:cs="Times New Roman"/>
-          <w:sz w:val="22"/>
-          <w:szCs w:val="22"/>
-        </w:rPr>
-        <w:t>01</w:t>
-      </w:r>
-      <w:r>
-        <w:rPr>
-          <w:rFonts w:ascii="Times New Roman" w:hAnsi="Times New Roman" w:cs="Times New Roman"/>
-          <w:sz w:val="22"/>
-          <w:szCs w:val="22"/>
-        </w:rPr>
-        <w:t>6</w:t>
-      </w:r>
-      <w:r>
-        <w:rPr>
-          <w:rFonts w:ascii="Times New Roman" w:hAnsi="Times New Roman" w:cs="Times New Roman"/>
-          <w:i/>
-          <w:sz w:val="22"/>
-          <w:szCs w:val="22"/>
-        </w:rPr>
-        <w:tab/>
-      </w:r>
-      <w:r>
-        <w:rPr>
-          <w:rFonts w:ascii="Times New Roman" w:hAnsi="Times New Roman" w:cs="Times New Roman"/>
-          <w:i/>
-          <w:sz w:val="22"/>
-          <w:szCs w:val="22"/>
-        </w:rPr>
-        <w:tab/>
-      </w:r>
-      <w:r>
-        <w:rPr>
-          <w:rFonts w:ascii="Times New Roman" w:hAnsi="Times New Roman" w:cs="Times New Roman"/>
-          <w:sz w:val="22"/>
-          <w:szCs w:val="22"/>
-        </w:rPr>
-        <w:t>Teaching</w:t>
-      </w:r>
-      <w:r>
-        <w:rPr>
-          <w:rFonts w:ascii="Times New Roman" w:hAnsi="Times New Roman" w:cs="Times New Roman"/>
-          <w:sz w:val="22"/>
-          <w:szCs w:val="22"/>
-        </w:rPr>
-        <w:t xml:space="preserve"> </w:t>
-      </w:r>
-      <w:r>
-        <w:rPr>
-          <w:rFonts w:ascii="Times New Roman" w:hAnsi="Times New Roman" w:cs="Times New Roman"/>
-          <w:sz w:val="22"/>
-          <w:szCs w:val="22"/>
-        </w:rPr>
-        <w:t>Assistant</w:t>
-      </w:r>
-      <w:r>
-        <w:rPr>
-          <w:rFonts w:ascii="Times New Roman" w:hAnsi="Times New Roman" w:cs="Times New Roman"/>
-          <w:sz w:val="22"/>
-          <w:szCs w:val="22"/>
-        </w:rPr>
-        <w:t>,</w:t>
-      </w:r>
-      <w:r>
-        <w:rPr>
-          <w:rFonts w:ascii="Times New Roman" w:hAnsi="Times New Roman" w:cs="Times New Roman"/>
-          <w:i/>
-          <w:sz w:val="22"/>
-          <w:szCs w:val="22"/>
-        </w:rPr>
-        <w:t xml:space="preserve"> </w:t>
-      </w:r>
-      <w:r>
-        <w:rPr>
-          <w:rFonts w:ascii="Times New Roman" w:hAnsi="Times New Roman" w:cs="Times New Roman"/>
-          <w:sz w:val="22"/>
-          <w:szCs w:val="22"/>
-        </w:rPr>
-        <w:t xml:space="preserve">University of </w:t>
-      </w:r>
-      <w:r>
-        <w:rPr>
-          <w:rFonts w:ascii="Times New Roman" w:hAnsi="Times New Roman" w:cs="Times New Roman"/>
-          <w:sz w:val="22"/>
-          <w:szCs w:val="22"/>
-        </w:rPr>
-        <w:t>Calgary</w:t>
-      </w:r>
-      <w:r>
-        <w:rPr>
-          <w:rFonts w:ascii="Times New Roman" w:hAnsi="Times New Roman" w:cs="Times New Roman"/>
-          <w:sz w:val="22"/>
-          <w:szCs w:val="22"/>
-        </w:rPr>
-        <w:t xml:space="preserve">    </w:t>
-      </w:r>
-      <w:r>
-        <w:rPr>
-          <w:rFonts w:ascii="Times New Roman" w:hAnsi="Times New Roman" w:cs="Times New Roman"/>
-          <w:sz w:val="22"/>
-          <w:szCs w:val="22"/>
-        </w:rPr>
-        <w:tab/>
-        <w:t xml:space="preserve">      </w:t>
-      </w:r>
-    </w:p>
-    <w:p>
-      <w:pPr>
-        <w:spacing w:line="276" w:lineRule="auto"/>
-        <w:ind w:left="1440" w:firstLine="720"/>
-        <w:jc w:val="both"/>
-        <w:rPr>
-          <w:rFonts w:ascii="Times New Roman" w:hAnsi="Times New Roman" w:cs="Times New Roman"/>
-          <w:sz w:val="22"/>
-          <w:szCs w:val="22"/>
-        </w:rPr>
-      </w:pPr>
-      <w:r>
-        <w:rPr>
-          <w:rFonts w:ascii="Times New Roman" w:hAnsi="Times New Roman" w:cs="Times New Roman"/>
-          <w:sz w:val="22"/>
-          <w:szCs w:val="22"/>
-        </w:rPr>
-        <w:t>Courses</w:t>
-      </w:r>
-      <w:r>
-        <w:rPr>
-          <w:rFonts w:ascii="Times New Roman" w:hAnsi="Times New Roman" w:cs="Times New Roman"/>
-          <w:sz w:val="22"/>
-          <w:szCs w:val="22"/>
-        </w:rPr>
-        <w:t xml:space="preserve"> Assisted:</w:t>
-      </w:r>
-      <w:r>
-        <w:rPr>
-          <w:rFonts w:ascii="Times New Roman" w:hAnsi="Times New Roman" w:cs="Times New Roman"/>
-          <w:sz w:val="22"/>
-          <w:szCs w:val="22"/>
-        </w:rPr>
-        <w:tab/>
-      </w:r>
-      <w:r>
-        <w:rPr>
-          <w:rFonts w:ascii="Times New Roman" w:hAnsi="Times New Roman" w:cs="Times New Roman"/>
-          <w:sz w:val="22"/>
-          <w:szCs w:val="22"/>
-        </w:rPr>
-        <w:tab/>
-      </w:r>
-    </w:p>
-    <w:p>
-      <w:pPr>
-        <w:pStyle w:val="ListParagraph"/>
-        <w:spacing w:line="276" w:lineRule="auto"/>
-        <w:ind w:left="3240"/>
-        <w:jc w:val="both"/>
-        <w:rPr>
-          <w:rFonts w:eastAsiaTheme="minorHAnsi"/>
-          <w:sz w:val="22"/>
-          <w:szCs w:val="22"/>
-        </w:rPr>
-      </w:pPr>
-      <w:r>
-        <w:rPr>
-          <w:sz w:val="22"/>
-          <w:szCs w:val="22"/>
-        </w:rPr>
-        <w:t>Python Programming</w:t>
-      </w:r>
-      <w:r>
-        <w:rPr>
-          <w:sz w:val="22"/>
-          <w:szCs w:val="22"/>
-        </w:rPr>
-        <w:t xml:space="preserve"> (</w:t>
-      </w:r>
-      <w:r>
-        <w:rPr>
-          <w:sz w:val="22"/>
-          <w:szCs w:val="22"/>
-        </w:rPr>
-        <w:t>4 terms</w:t>
-      </w:r>
-      <w:r>
-        <w:rPr>
-          <w:sz w:val="22"/>
-          <w:szCs w:val="22"/>
-        </w:rPr>
-        <w:t>)</w:t>
-      </w:r>
-    </w:p>
-    <w:p>
-      <w:pPr>
-        <w:pStyle w:val="ListParagraph"/>
-        <w:spacing w:line="276" w:lineRule="auto"/>
-        <w:ind w:left="3240"/>
-        <w:jc w:val="both"/>
-        <w:rPr>
-          <w:sz w:val="22"/>
-          <w:szCs w:val="22"/>
-        </w:rPr>
-      </w:pPr>
-      <w:r>
-        <w:rPr>
-          <w:sz w:val="22"/>
-          <w:szCs w:val="22"/>
-        </w:rPr>
-        <w:t>Average E</w:t>
-      </w:r>
-      <w:r>
-        <w:rPr>
-          <w:sz w:val="22"/>
-          <w:szCs w:val="22"/>
-        </w:rPr>
-        <w:t>nrollmen</w:t>
-      </w:r>
-      <w:r>
-        <w:rPr>
-          <w:sz w:val="22"/>
-          <w:szCs w:val="22"/>
-        </w:rPr>
-        <w:t>t:</w:t>
-      </w:r>
-      <w:r>
-        <w:rPr>
-          <w:sz w:val="22"/>
-          <w:szCs w:val="22"/>
-        </w:rPr>
-        <w:t xml:space="preserve"> </w:t>
-      </w:r>
-      <w:r>
-        <w:rPr>
-          <w:sz w:val="22"/>
-          <w:szCs w:val="22"/>
-        </w:rPr>
-        <w:t>5</w:t>
-      </w:r>
-      <w:r>
-        <w:rPr>
-          <w:sz w:val="22"/>
-          <w:szCs w:val="22"/>
-        </w:rPr>
-        <w:t>0-</w:t>
-      </w:r>
-      <w:r>
-        <w:rPr>
-          <w:sz w:val="22"/>
-          <w:szCs w:val="22"/>
-        </w:rPr>
-        <w:t>6</w:t>
-      </w:r>
-      <w:r>
-        <w:rPr>
-          <w:sz w:val="22"/>
-          <w:szCs w:val="22"/>
-        </w:rPr>
-        <w:t>0 students</w:t>
-      </w:r>
-      <w:r>
-        <w:rPr>
-          <w:sz w:val="22"/>
-          <w:szCs w:val="22"/>
-        </w:rPr>
-        <w:t>.</w:t>
-      </w:r>
-    </w:p>
-    <w:p>
-      <w:pPr>
-        <w:spacing w:line="276" w:lineRule="auto"/>
-        <w:jc w:val="both"/>
-        <w:rPr>
-          <w:rFonts w:ascii="Times New Roman" w:hAnsi="Times New Roman" w:cs="Times New Roman"/>
-          <w:sz w:val="26"/>
-          <w:szCs w:val="26"/>
-        </w:rPr>
-      </w:pPr>
-    </w:p>
-    <w:p>
-      <w:pPr>
-        <w:spacing w:line="276" w:lineRule="auto"/>
-        <w:jc w:val="both"/>
-        <w:rPr>
-          <w:rFonts w:ascii="Times New Roman" w:hAnsi="Times New Roman" w:cs="Times New Roman"/>
-          <w:b/>
-          <w:bCs/>
-          <w:sz w:val="26"/>
-          <w:szCs w:val="26"/>
-        </w:rPr>
-      </w:pPr>
-      <w:r>
-        <w:rPr>
-          <w:rFonts w:ascii="Times New Roman" w:hAnsi="Times New Roman" w:cs="Times New Roman"/>
-          <w:b/>
-          <w:bCs/>
-          <w:sz w:val="26"/>
-          <w:szCs w:val="26"/>
-        </w:rPr>
         <w:t>Skills</w:t>
       </w:r>
     </w:p>
@@ -3520,7 +3324,23 @@
           <w:sz w:val="22"/>
           <w:szCs w:val="22"/>
         </w:rPr>
-        <w:t>JavaScript, C, C++</w:t>
+        <w:t xml:space="preserve">JavaScript, </w:t>
+      </w:r>
+      <w:r>
+        <w:rPr>
+          <w:rFonts w:ascii="Times New Roman" w:hAnsi="Times New Roman" w:cs="Times New Roman"/>
+          <w:sz w:val="22"/>
+          <w:szCs w:val="22"/>
+        </w:rPr>
+        <w:t xml:space="preserve">TypeScript, </w:t>
+      </w:r>
+      <w:r>
+        <w:rPr>
+          <w:rFonts w:ascii="Times New Roman" w:hAnsi="Times New Roman" w:cs="Times New Roman"/>
+          <w:sz w:val="22"/>
+          <w:szCs w:val="22"/>
+        </w:rPr>
+        <w:t>C, C++</w:t>
       </w:r>
       <w:r>
         <w:rPr>
@@ -3630,28 +3450,534 @@
           <w:rFonts w:ascii="Times New Roman" w:hAnsi="Times New Roman" w:cs="Times New Roman"/>
           <w:color w:val="7F7F7F" w:themeColor="text1" w:themeTint="80"/>
         </w:rPr>
-        <w:t>Journal</w:t>
-      </w:r>
-      <w:r>
+        <w:lastRenderedPageBreak/>
+        <w:t>Peer Reviewed Journal Articles</w:t>
+      </w:r>
+    </w:p>
+    <w:p>
+      <w:pPr>
+        <w:spacing w:line="276" w:lineRule="auto"/>
+        <w:ind w:left="2160" w:hanging="2160"/>
+        <w:jc w:val="both"/>
+        <w:rPr>
+          <w:rFonts w:ascii="Times New Roman" w:hAnsi="Times New Roman" w:cs="Times New Roman"/>
+          <w:bCs/>
+          <w:sz w:val="22"/>
+          <w:szCs w:val="22"/>
+        </w:rPr>
+      </w:pPr>
+      <w:r>
+        <w:rPr>
+          <w:rFonts w:ascii="Times New Roman" w:hAnsi="Times New Roman" w:cs="Times New Roman"/>
+          <w:sz w:val="22"/>
+          <w:szCs w:val="22"/>
+        </w:rPr>
+        <w:t>202</w:t>
+      </w:r>
+      <w:r>
+        <w:rPr>
+          <w:rFonts w:ascii="Times New Roman" w:hAnsi="Times New Roman" w:cs="Times New Roman"/>
+          <w:sz w:val="22"/>
+          <w:szCs w:val="22"/>
+        </w:rPr>
+        <w:t>4</w:t>
+      </w:r>
+      <w:r>
+        <w:rPr>
+          <w:rFonts w:ascii="Times New Roman" w:hAnsi="Times New Roman" w:cs="Times New Roman"/>
+          <w:sz w:val="22"/>
+          <w:szCs w:val="22"/>
+        </w:rPr>
+        <w:tab/>
+      </w:r>
+      <w:r>
+        <w:rPr>
+          <w:rFonts w:ascii="Times New Roman" w:hAnsi="Times New Roman" w:cs="Times New Roman"/>
+          <w:bCs/>
+          <w:sz w:val="22"/>
+          <w:szCs w:val="22"/>
+        </w:rPr>
+        <w:t xml:space="preserve">Danielle F. Pace, Hannah T.M. Contreras, Jennifer Romanowicz, Shruti Ghelani, Imon Rahaman, Yue Zhang, Patricia Gao, </w:t>
+      </w:r>
+      <w:r>
+        <w:rPr>
+          <w:rFonts w:ascii="Times New Roman" w:hAnsi="Times New Roman" w:cs="Times New Roman"/>
+          <w:bCs/>
+          <w:sz w:val="22"/>
+          <w:szCs w:val="22"/>
+          <w:u w:val="single"/>
+        </w:rPr>
+        <w:t>Mohammad Imrul Jubair</w:t>
+      </w:r>
+      <w:r>
+        <w:rPr>
+          <w:rFonts w:ascii="Times New Roman" w:hAnsi="Times New Roman" w:cs="Times New Roman"/>
+          <w:bCs/>
+          <w:sz w:val="22"/>
+          <w:szCs w:val="22"/>
+        </w:rPr>
+        <w:t xml:space="preserve">, Tom Yeh, Polina Golland, Tal Geva, Sunil Ghelani, Andrew Powell, and Mehdi Hedjazi Moghari. HVSMR-2.0: A 3D cardiovascular MR dataset for whole-heart segmentation in congenital heart disease. </w:t>
+      </w:r>
+      <w:r>
+        <w:rPr>
+          <w:rFonts w:ascii="Times New Roman" w:hAnsi="Times New Roman" w:cs="Times New Roman"/>
+          <w:b/>
+          <w:sz w:val="22"/>
+          <w:szCs w:val="22"/>
+        </w:rPr>
+        <w:t>Scientific Data</w:t>
+      </w:r>
+      <w:r>
+        <w:rPr>
+          <w:rFonts w:ascii="Times New Roman" w:hAnsi="Times New Roman" w:cs="Times New Roman"/>
+          <w:bCs/>
+          <w:sz w:val="22"/>
+          <w:szCs w:val="22"/>
+        </w:rPr>
+        <w:t>, 2024.</w:t>
+      </w:r>
+    </w:p>
+    <w:p>
+      <w:pPr>
+        <w:spacing w:line="276" w:lineRule="auto"/>
+        <w:ind w:left="1440"/>
+        <w:jc w:val="both"/>
+        <w:rPr>
+          <w:rFonts w:ascii="Times New Roman" w:hAnsi="Times New Roman" w:cs="Times New Roman"/>
+          <w:sz w:val="22"/>
+          <w:szCs w:val="22"/>
+        </w:rPr>
+      </w:pPr>
+    </w:p>
+    <w:p>
+      <w:pPr>
+        <w:spacing w:line="276" w:lineRule="auto"/>
+        <w:ind w:left="2160" w:hanging="2160"/>
+        <w:jc w:val="both"/>
         <w:rPr>
           <w:rFonts w:ascii="Times New Roman" w:hAnsi="Times New Roman" w:cs="Times New Roman"/>
           <w:color w:val="7F7F7F" w:themeColor="text1" w:themeTint="80"/>
         </w:rPr>
+      </w:pPr>
+      <w:r>
+        <w:rPr>
+          <w:rFonts w:ascii="Times New Roman" w:hAnsi="Times New Roman" w:cs="Times New Roman"/>
+          <w:color w:val="7F7F7F" w:themeColor="text1" w:themeTint="80"/>
+        </w:rPr>
+        <w:t>Peer Reviewed Conference Papers</w:t>
+      </w:r>
+    </w:p>
+    <w:p>
+      <w:pPr>
+        <w:spacing w:line="276" w:lineRule="auto"/>
+        <w:ind w:left="2160" w:hanging="2160"/>
+        <w:jc w:val="both"/>
+        <w:rPr>
+          <w:rFonts w:ascii="Times New Roman" w:hAnsi="Times New Roman" w:cs="Times New Roman"/>
+          <w:bCs/>
+          <w:sz w:val="22"/>
+          <w:szCs w:val="22"/>
+        </w:rPr>
+      </w:pPr>
+      <w:r>
+        <w:rPr>
+          <w:rFonts w:ascii="Times New Roman" w:hAnsi="Times New Roman" w:cs="Times New Roman"/>
+          <w:bCs/>
+          <w:sz w:val="22"/>
+          <w:szCs w:val="22"/>
+        </w:rPr>
+        <w:t>2022</w:t>
+      </w:r>
+      <w:r>
+        <w:rPr>
+          <w:rFonts w:ascii="Times New Roman" w:hAnsi="Times New Roman" w:cs="Times New Roman"/>
+          <w:bCs/>
+          <w:sz w:val="22"/>
+          <w:szCs w:val="22"/>
+        </w:rPr>
+        <w:tab/>
+      </w:r>
+      <w:r>
+        <w:rPr>
+          <w:rFonts w:ascii="Times New Roman" w:hAnsi="Times New Roman" w:cs="Times New Roman"/>
+          <w:bCs/>
+          <w:sz w:val="22"/>
+          <w:szCs w:val="22"/>
+          <w:u w:val="single"/>
+        </w:rPr>
+        <w:t>Mohammad Imrul Jubair</w:t>
+      </w:r>
+      <w:r>
+        <w:rPr>
+          <w:rFonts w:ascii="Times New Roman" w:hAnsi="Times New Roman" w:cs="Times New Roman"/>
+          <w:bCs/>
+          <w:sz w:val="22"/>
+          <w:szCs w:val="22"/>
+        </w:rPr>
+        <w:t xml:space="preserve">, Md. Masud Rana, Md. Amir Hamza, Mohsena Ashraf, Fahim Ahsan Khan, and Ahnaf Tahseen Prince. Altering facial expression based on textual emotion. 17th International Joint Conference on Computer Vision, Imaging and Computer Graphics Theory and Applications, </w:t>
+      </w:r>
+      <w:r>
+        <w:rPr>
+          <w:rFonts w:ascii="Times New Roman" w:hAnsi="Times New Roman" w:cs="Times New Roman"/>
+          <w:b/>
+          <w:sz w:val="22"/>
+          <w:szCs w:val="22"/>
+        </w:rPr>
+        <w:t>VISIGRAPP</w:t>
+      </w:r>
+      <w:r>
+        <w:rPr>
+          <w:rFonts w:ascii="Times New Roman" w:hAnsi="Times New Roman" w:cs="Times New Roman"/>
+          <w:bCs/>
+          <w:sz w:val="22"/>
+          <w:szCs w:val="22"/>
+        </w:rPr>
+        <w:t xml:space="preserve"> 2022</w:t>
+      </w:r>
+      <w:r>
+        <w:rPr>
+          <w:rFonts w:ascii="Times New Roman" w:hAnsi="Times New Roman" w:cs="Times New Roman"/>
+          <w:bCs/>
+          <w:sz w:val="22"/>
+          <w:szCs w:val="22"/>
+        </w:rPr>
+        <w:t>.</w:t>
+      </w:r>
+    </w:p>
+    <w:p>
+      <w:pPr>
+        <w:spacing w:line="276" w:lineRule="auto"/>
+        <w:ind w:left="2160" w:hanging="2160"/>
+        <w:jc w:val="both"/>
+        <w:rPr>
+          <w:rFonts w:ascii="Times New Roman" w:hAnsi="Times New Roman" w:cs="Times New Roman"/>
+          <w:sz w:val="22"/>
+          <w:szCs w:val="22"/>
+        </w:rPr>
+      </w:pPr>
+    </w:p>
+    <w:p>
+      <w:pPr>
+        <w:spacing w:line="276" w:lineRule="auto"/>
+        <w:ind w:left="2160" w:hanging="2160"/>
+        <w:jc w:val="both"/>
+        <w:rPr>
+          <w:rFonts w:ascii="Times New Roman" w:hAnsi="Times New Roman" w:cs="Times New Roman"/>
+          <w:sz w:val="22"/>
+          <w:szCs w:val="22"/>
+        </w:rPr>
+      </w:pPr>
+    </w:p>
+    <w:p>
+      <w:pPr>
+        <w:spacing w:line="276" w:lineRule="auto"/>
+        <w:ind w:left="2160" w:hanging="2160"/>
+        <w:jc w:val="both"/>
+        <w:rPr>
+          <w:rFonts w:ascii="Times New Roman" w:hAnsi="Times New Roman" w:cs="Times New Roman"/>
+          <w:bCs/>
+          <w:sz w:val="22"/>
+          <w:szCs w:val="22"/>
+        </w:rPr>
+      </w:pPr>
+      <w:r>
+        <w:rPr>
+          <w:rFonts w:ascii="Times New Roman" w:hAnsi="Times New Roman" w:cs="Times New Roman"/>
+          <w:bCs/>
+          <w:sz w:val="22"/>
+          <w:szCs w:val="22"/>
+        </w:rPr>
+        <w:t>2020</w:t>
+      </w:r>
+      <w:r>
+        <w:rPr>
+          <w:rFonts w:ascii="Times New Roman" w:hAnsi="Times New Roman" w:cs="Times New Roman"/>
+          <w:bCs/>
+          <w:sz w:val="22"/>
+          <w:szCs w:val="22"/>
+        </w:rPr>
+        <w:tab/>
+      </w:r>
+      <w:r>
+        <w:rPr>
+          <w:rFonts w:ascii="Times New Roman" w:hAnsi="Times New Roman" w:cs="Times New Roman"/>
+          <w:bCs/>
+          <w:sz w:val="22"/>
+          <w:szCs w:val="22"/>
+        </w:rPr>
+        <w:t xml:space="preserve">KM </w:t>
+      </w:r>
+      <w:proofErr w:type="spellStart"/>
+      <w:r>
+        <w:rPr>
+          <w:rFonts w:ascii="Times New Roman" w:hAnsi="Times New Roman" w:cs="Times New Roman"/>
+          <w:bCs/>
+          <w:sz w:val="22"/>
+          <w:szCs w:val="22"/>
+        </w:rPr>
+        <w:t>Arefeen</w:t>
+      </w:r>
+      <w:proofErr w:type="spellEnd"/>
+      <w:r>
+        <w:rPr>
+          <w:rFonts w:ascii="Times New Roman" w:hAnsi="Times New Roman" w:cs="Times New Roman"/>
+          <w:bCs/>
+          <w:sz w:val="22"/>
+          <w:szCs w:val="22"/>
+        </w:rPr>
+        <w:t xml:space="preserve"> Sultan, </w:t>
+      </w:r>
+      <w:r>
+        <w:rPr>
+          <w:rFonts w:ascii="Times New Roman" w:hAnsi="Times New Roman" w:cs="Times New Roman"/>
+          <w:bCs/>
+          <w:sz w:val="22"/>
+          <w:szCs w:val="22"/>
+          <w:u w:val="single"/>
+        </w:rPr>
+        <w:t>Mohammad Imrul Jubair</w:t>
+      </w:r>
+      <w:r>
+        <w:rPr>
+          <w:rFonts w:ascii="Times New Roman" w:hAnsi="Times New Roman" w:cs="Times New Roman"/>
+          <w:bCs/>
+          <w:sz w:val="22"/>
+          <w:szCs w:val="22"/>
+        </w:rPr>
+        <w:t>, MD Nahidul Islam, and Sayed Hossain Khan. toon2real: Translating cartoon images to realistic images. In 2020 IEEE 32nd International Conference on Tools with Artificial Intelligence (</w:t>
+      </w:r>
+      <w:r>
+        <w:rPr>
+          <w:rFonts w:ascii="Times New Roman" w:hAnsi="Times New Roman" w:cs="Times New Roman"/>
+          <w:b/>
+          <w:sz w:val="22"/>
+          <w:szCs w:val="22"/>
+        </w:rPr>
+        <w:t>ICTAI</w:t>
+      </w:r>
+      <w:r>
+        <w:rPr>
+          <w:rFonts w:ascii="Times New Roman" w:hAnsi="Times New Roman" w:cs="Times New Roman"/>
+          <w:bCs/>
+          <w:sz w:val="22"/>
+          <w:szCs w:val="22"/>
+        </w:rPr>
         <w:t xml:space="preserve"> </w:t>
       </w:r>
       <w:r>
         <w:rPr>
           <w:rFonts w:ascii="Times New Roman" w:hAnsi="Times New Roman" w:cs="Times New Roman"/>
+          <w:bCs/>
+          <w:sz w:val="22"/>
+          <w:szCs w:val="22"/>
+        </w:rPr>
+        <w:t>2020</w:t>
+      </w:r>
+      <w:r>
+        <w:rPr>
+          <w:rFonts w:ascii="Times New Roman" w:hAnsi="Times New Roman" w:cs="Times New Roman"/>
+          <w:bCs/>
+          <w:sz w:val="22"/>
+          <w:szCs w:val="22"/>
+        </w:rPr>
+        <w:t>)</w:t>
+      </w:r>
+      <w:r>
+        <w:rPr>
+          <w:rFonts w:ascii="Times New Roman" w:hAnsi="Times New Roman" w:cs="Times New Roman"/>
+          <w:bCs/>
+          <w:sz w:val="22"/>
+          <w:szCs w:val="22"/>
+        </w:rPr>
+        <w:t>.</w:t>
+      </w:r>
+    </w:p>
+    <w:p>
+      <w:pPr>
+        <w:spacing w:line="276" w:lineRule="auto"/>
+        <w:ind w:left="2160" w:hanging="2160"/>
+        <w:jc w:val="both"/>
+        <w:rPr>
+          <w:rFonts w:ascii="Times New Roman" w:hAnsi="Times New Roman" w:cs="Times New Roman"/>
+          <w:bCs/>
+          <w:sz w:val="22"/>
+          <w:szCs w:val="22"/>
+        </w:rPr>
+      </w:pPr>
+    </w:p>
+    <w:p>
+      <w:pPr>
+        <w:spacing w:line="276" w:lineRule="auto"/>
+        <w:ind w:left="2160" w:hanging="2160"/>
+        <w:jc w:val="both"/>
+        <w:rPr>
+          <w:rFonts w:ascii="Times New Roman" w:hAnsi="Times New Roman" w:cs="Times New Roman"/>
+          <w:sz w:val="22"/>
+          <w:szCs w:val="22"/>
+        </w:rPr>
+      </w:pPr>
+      <w:r>
+        <w:rPr>
+          <w:rFonts w:ascii="Times New Roman" w:hAnsi="Times New Roman" w:cs="Times New Roman"/>
+          <w:sz w:val="22"/>
+          <w:szCs w:val="22"/>
+        </w:rPr>
+        <w:t>2016</w:t>
+      </w:r>
+      <w:r>
+        <w:rPr>
+          <w:rFonts w:ascii="Times New Roman" w:hAnsi="Times New Roman" w:cs="Times New Roman"/>
+          <w:sz w:val="22"/>
+          <w:szCs w:val="22"/>
+        </w:rPr>
+        <w:tab/>
+      </w:r>
+      <w:r>
+        <w:rPr>
+          <w:rFonts w:ascii="Times New Roman" w:hAnsi="Times New Roman" w:cs="Times New Roman"/>
+          <w:sz w:val="22"/>
+          <w:szCs w:val="22"/>
+          <w:u w:val="single"/>
+        </w:rPr>
+        <w:t>Mohammad Imrul Jubair</w:t>
+      </w:r>
+      <w:r>
+        <w:rPr>
+          <w:rFonts w:ascii="Times New Roman" w:hAnsi="Times New Roman" w:cs="Times New Roman"/>
+          <w:sz w:val="22"/>
+          <w:szCs w:val="22"/>
+        </w:rPr>
+        <w:t>, Usman Alim, Niklas Röber, John Clyne, and Ali Mahdavi-Amiri. Icosahedral maps for a multiresolution representation of earth data. In Proceedings of the Conference on Vision, Modeling and Visualization</w:t>
+      </w:r>
+      <w:r>
+        <w:rPr>
+          <w:rFonts w:ascii="Times New Roman" w:hAnsi="Times New Roman" w:cs="Times New Roman"/>
+          <w:sz w:val="22"/>
+          <w:szCs w:val="22"/>
+        </w:rPr>
+        <w:t xml:space="preserve"> (</w:t>
+      </w:r>
+      <w:r>
+        <w:rPr>
+          <w:rFonts w:ascii="Times New Roman" w:hAnsi="Times New Roman" w:cs="Times New Roman"/>
+          <w:b/>
+          <w:bCs/>
+          <w:sz w:val="22"/>
+          <w:szCs w:val="22"/>
+        </w:rPr>
+        <w:t>VMV</w:t>
+      </w:r>
+      <w:r>
+        <w:rPr>
+          <w:rFonts w:ascii="Times New Roman" w:hAnsi="Times New Roman" w:cs="Times New Roman"/>
+          <w:sz w:val="22"/>
+          <w:szCs w:val="22"/>
+        </w:rPr>
+        <w:t>)</w:t>
+      </w:r>
+    </w:p>
+    <w:p>
+      <w:pPr>
+        <w:spacing w:line="276" w:lineRule="auto"/>
+        <w:jc w:val="both"/>
+        <w:rPr>
+          <w:rFonts w:ascii="Times New Roman" w:hAnsi="Times New Roman" w:cs="Times New Roman"/>
+          <w:sz w:val="22"/>
+          <w:szCs w:val="22"/>
+        </w:rPr>
+      </w:pPr>
+    </w:p>
+    <w:p>
+      <w:pPr>
+        <w:spacing w:line="276" w:lineRule="auto"/>
+        <w:ind w:left="2160" w:hanging="2160"/>
+        <w:jc w:val="both"/>
+        <w:rPr>
+          <w:rFonts w:ascii="Times New Roman" w:hAnsi="Times New Roman" w:cs="Times New Roman"/>
+          <w:sz w:val="22"/>
+          <w:szCs w:val="22"/>
+        </w:rPr>
+      </w:pPr>
+      <w:r>
+        <w:rPr>
+          <w:rFonts w:ascii="Times New Roman" w:hAnsi="Times New Roman" w:cs="Times New Roman"/>
+          <w:sz w:val="22"/>
+          <w:szCs w:val="22"/>
+        </w:rPr>
+        <w:t>2013</w:t>
+      </w:r>
+      <w:r>
+        <w:rPr>
+          <w:rFonts w:ascii="Times New Roman" w:hAnsi="Times New Roman" w:cs="Times New Roman"/>
+          <w:sz w:val="22"/>
+          <w:szCs w:val="22"/>
+        </w:rPr>
+        <w:tab/>
+      </w:r>
+      <w:r>
+        <w:rPr>
+          <w:rFonts w:ascii="Times New Roman" w:hAnsi="Times New Roman" w:cs="Times New Roman"/>
+          <w:sz w:val="22"/>
+          <w:szCs w:val="22"/>
+          <w:u w:val="single"/>
+        </w:rPr>
+        <w:t>Mohammad Imrul Jubair</w:t>
+      </w:r>
+      <w:r>
+        <w:rPr>
+          <w:rFonts w:ascii="Times New Roman" w:hAnsi="Times New Roman" w:cs="Times New Roman"/>
+          <w:sz w:val="22"/>
+          <w:szCs w:val="22"/>
+        </w:rPr>
+        <w:t xml:space="preserve"> and Prianka Banik. A technique to detect books from library bookshelf image. In 2013 IEEE 9th International Conference on Computational Cybernetics (</w:t>
+      </w:r>
+      <w:r>
+        <w:rPr>
+          <w:rFonts w:ascii="Times New Roman" w:hAnsi="Times New Roman" w:cs="Times New Roman"/>
+          <w:b/>
+          <w:bCs/>
+          <w:sz w:val="22"/>
+          <w:szCs w:val="22"/>
+        </w:rPr>
+        <w:t>ICCC</w:t>
+      </w:r>
+      <w:r>
+        <w:rPr>
+          <w:rFonts w:ascii="Times New Roman" w:hAnsi="Times New Roman" w:cs="Times New Roman"/>
+          <w:sz w:val="22"/>
+          <w:szCs w:val="22"/>
+        </w:rPr>
+        <w:t>)</w:t>
+      </w:r>
+    </w:p>
+    <w:p>
+      <w:pPr>
+        <w:spacing w:line="276" w:lineRule="auto"/>
+        <w:ind w:left="2160" w:hanging="2160"/>
+        <w:jc w:val="both"/>
+        <w:rPr>
+          <w:rFonts w:ascii="Times New Roman" w:hAnsi="Times New Roman" w:cs="Times New Roman"/>
+          <w:sz w:val="22"/>
+          <w:szCs w:val="22"/>
+        </w:rPr>
+      </w:pPr>
+    </w:p>
+    <w:p>
+      <w:pPr>
+        <w:spacing w:line="276" w:lineRule="auto"/>
+        <w:ind w:left="2160" w:hanging="2160"/>
+        <w:jc w:val="both"/>
+        <w:rPr>
+          <w:rFonts w:ascii="Times New Roman" w:hAnsi="Times New Roman" w:cs="Times New Roman"/>
           <w:color w:val="7F7F7F" w:themeColor="text1" w:themeTint="80"/>
         </w:rPr>
-        <w:t xml:space="preserve">Articles </w:t>
-      </w:r>
+      </w:pPr>
       <w:r>
         <w:rPr>
           <w:rFonts w:ascii="Times New Roman" w:hAnsi="Times New Roman" w:cs="Times New Roman"/>
           <w:color w:val="7F7F7F" w:themeColor="text1" w:themeTint="80"/>
         </w:rPr>
-        <w:t xml:space="preserve">– </w:t>
+        <w:t>Peer Reviewed Workshop Papers</w:t>
       </w:r>
     </w:p>
     <w:p>
@@ -3672,32 +3998,15 @@
           <w:sz w:val="22"/>
           <w:szCs w:val="22"/>
         </w:rPr>
-        <w:t>202</w:t>
-      </w:r>
-      <w:r>
-        <w:rPr>
-          <w:rFonts w:ascii="Times New Roman" w:hAnsi="Times New Roman" w:cs="Times New Roman"/>
-          <w:sz w:val="22"/>
-          <w:szCs w:val="22"/>
-        </w:rPr>
-        <w:t>4</w:t>
-      </w:r>
-      <w:r>
-        <w:rPr>
-          <w:rFonts w:ascii="Times New Roman" w:hAnsi="Times New Roman" w:cs="Times New Roman"/>
-          <w:sz w:val="22"/>
-          <w:szCs w:val="22"/>
-        </w:rPr>
-        <w:tab/>
-      </w:r>
-      <w:r>
-        <w:rPr>
-          <w:rFonts w:ascii="Times New Roman" w:hAnsi="Times New Roman" w:cs="Times New Roman"/>
-          <w:bCs/>
-          <w:sz w:val="22"/>
-          <w:szCs w:val="22"/>
-        </w:rPr>
-        <w:t xml:space="preserve">Danielle F. Pace, Hannah T.M. Contreras, Jennifer Romanowicz, Shruti Ghelani, Imon Rahaman, Yue Zhang, Patricia Gao, </w:t>
+        <w:t>2022</w:t>
+      </w:r>
+      <w:r>
+        <w:rPr>
+          <w:rFonts w:ascii="Times New Roman" w:hAnsi="Times New Roman" w:cs="Times New Roman"/>
+          <w:sz w:val="22"/>
+          <w:szCs w:val="22"/>
+        </w:rPr>
+        <w:tab/>
       </w:r>
       <w:r>
         <w:rPr>
@@ -3712,1149 +4021,446 @@
       <w:r>
         <w:rPr>
           <w:rFonts w:ascii="Times New Roman" w:hAnsi="Times New Roman" w:cs="Times New Roman"/>
-          <w:bCs/>
-          <w:sz w:val="22"/>
-          <w:szCs w:val="22"/>
-        </w:rPr>
-        <w:t xml:space="preserve">, Tom Yeh, Polina Golland, Tal Geva, Sunil Ghelani, Andrew Powell, and Mehdi Hedjazi </w:t>
-      </w:r>
-      <w:r>
-        <w:rPr>
-          <w:rFonts w:ascii="Times New Roman" w:hAnsi="Times New Roman" w:cs="Times New Roman"/>
-          <w:bCs/>
+          <w:b/>
+          <w:sz w:val="22"/>
+          <w:szCs w:val="22"/>
+        </w:rPr>
+        <w:t xml:space="preserve">, </w:t>
+      </w:r>
+      <w:r>
+        <w:rPr>
+          <w:rFonts w:ascii="Times New Roman" w:hAnsi="Times New Roman" w:cs="Times New Roman"/>
+          <w:bCs/>
+          <w:sz w:val="22"/>
+          <w:szCs w:val="22"/>
+        </w:rPr>
+        <w:t xml:space="preserve">Arafat Ibne Yousuf, </w:t>
+      </w:r>
+      <w:proofErr w:type="spellStart"/>
+      <w:r>
+        <w:rPr>
+          <w:rFonts w:ascii="Times New Roman" w:hAnsi="Times New Roman" w:cs="Times New Roman"/>
+          <w:bCs/>
+          <w:sz w:val="22"/>
+          <w:szCs w:val="22"/>
+        </w:rPr>
+        <w:t>Tashfiq</w:t>
+      </w:r>
+      <w:proofErr w:type="spellEnd"/>
+      <w:r>
+        <w:rPr>
+          <w:rFonts w:ascii="Times New Roman" w:hAnsi="Times New Roman" w:cs="Times New Roman"/>
+          <w:bCs/>
+          <w:sz w:val="22"/>
+          <w:szCs w:val="22"/>
+        </w:rPr>
+        <w:t xml:space="preserve"> Ahmed, </w:t>
+      </w:r>
+      <w:proofErr w:type="spellStart"/>
+      <w:r>
+        <w:rPr>
+          <w:rFonts w:ascii="Times New Roman" w:hAnsi="Times New Roman" w:cs="Times New Roman"/>
+          <w:bCs/>
+          <w:sz w:val="22"/>
+          <w:szCs w:val="22"/>
+        </w:rPr>
+        <w:t>Hasanath</w:t>
+      </w:r>
+      <w:proofErr w:type="spellEnd"/>
+      <w:r>
+        <w:rPr>
+          <w:rFonts w:ascii="Times New Roman" w:hAnsi="Times New Roman" w:cs="Times New Roman"/>
+          <w:bCs/>
+          <w:sz w:val="22"/>
+          <w:szCs w:val="22"/>
+        </w:rPr>
+        <w:t xml:space="preserve"> Jamy, </w:t>
+      </w:r>
+      <w:proofErr w:type="spellStart"/>
+      <w:r>
+        <w:rPr>
+          <w:rFonts w:ascii="Times New Roman" w:hAnsi="Times New Roman" w:cs="Times New Roman"/>
+          <w:bCs/>
+          <w:sz w:val="22"/>
+          <w:szCs w:val="22"/>
+        </w:rPr>
+        <w:t>Foisal</w:t>
+      </w:r>
+      <w:proofErr w:type="spellEnd"/>
+      <w:r>
+        <w:rPr>
+          <w:rFonts w:ascii="Times New Roman" w:hAnsi="Times New Roman" w:cs="Times New Roman"/>
+          <w:bCs/>
+          <w:sz w:val="22"/>
+          <w:szCs w:val="22"/>
+        </w:rPr>
+        <w:t xml:space="preserve"> Reza, and Mohsena Ashraf. DIY Graphics Tab: a cost-effective alternative to graphics tablet for educators. </w:t>
+      </w:r>
+      <w:r>
+        <w:rPr>
+          <w:rFonts w:ascii="Times New Roman" w:hAnsi="Times New Roman" w:cs="Times New Roman"/>
+          <w:b/>
+          <w:sz w:val="22"/>
+          <w:szCs w:val="22"/>
+        </w:rPr>
+        <w:t>AAAI</w:t>
+      </w:r>
+      <w:r>
+        <w:rPr>
+          <w:rFonts w:ascii="Times New Roman" w:hAnsi="Times New Roman" w:cs="Times New Roman"/>
+          <w:bCs/>
+          <w:sz w:val="22"/>
+          <w:szCs w:val="22"/>
+        </w:rPr>
+        <w:t xml:space="preserve"> Conference on Artificial Intelligence</w:t>
+      </w:r>
+      <w:r>
+        <w:rPr>
+          <w:rFonts w:ascii="Times New Roman" w:hAnsi="Times New Roman" w:cs="Times New Roman"/>
+          <w:bCs/>
+          <w:sz w:val="22"/>
+          <w:szCs w:val="22"/>
+        </w:rPr>
+        <w:t xml:space="preserve"> (AAAI).</w:t>
+      </w:r>
+    </w:p>
+    <w:p>
+      <w:pPr>
+        <w:spacing w:line="276" w:lineRule="auto"/>
+        <w:jc w:val="both"/>
+        <w:rPr>
+          <w:rFonts w:ascii="Times New Roman" w:hAnsi="Times New Roman" w:cs="Times New Roman"/>
+          <w:sz w:val="22"/>
+          <w:szCs w:val="22"/>
+        </w:rPr>
+      </w:pPr>
+    </w:p>
+    <w:p>
+      <w:pPr>
+        <w:spacing w:line="276" w:lineRule="auto"/>
+        <w:ind w:left="2160" w:hanging="2160"/>
+        <w:jc w:val="both"/>
+        <w:rPr>
+          <w:rFonts w:ascii="Times New Roman" w:hAnsi="Times New Roman" w:cs="Times New Roman"/>
+          <w:sz w:val="22"/>
+          <w:szCs w:val="22"/>
+        </w:rPr>
+      </w:pPr>
+      <w:r>
+        <w:rPr>
+          <w:rFonts w:ascii="Times New Roman" w:hAnsi="Times New Roman" w:cs="Times New Roman"/>
+          <w:sz w:val="22"/>
+          <w:szCs w:val="22"/>
+        </w:rPr>
+        <w:t>2020</w:t>
+      </w:r>
+      <w:r>
+        <w:rPr>
+          <w:rFonts w:ascii="Times New Roman" w:hAnsi="Times New Roman" w:cs="Times New Roman"/>
+          <w:sz w:val="22"/>
+          <w:szCs w:val="22"/>
+        </w:rPr>
+        <w:tab/>
+      </w:r>
+      <w:proofErr w:type="spellStart"/>
+      <w:r>
+        <w:rPr>
+          <w:rFonts w:ascii="Times New Roman" w:hAnsi="Times New Roman" w:cs="Times New Roman"/>
+          <w:sz w:val="22"/>
+          <w:szCs w:val="22"/>
+        </w:rPr>
+        <w:t>Oishee</w:t>
+      </w:r>
+      <w:proofErr w:type="spellEnd"/>
+      <w:r>
+        <w:rPr>
+          <w:rFonts w:ascii="Times New Roman" w:hAnsi="Times New Roman" w:cs="Times New Roman"/>
+          <w:sz w:val="22"/>
+          <w:szCs w:val="22"/>
+        </w:rPr>
+        <w:t xml:space="preserve"> </w:t>
+      </w:r>
+      <w:proofErr w:type="spellStart"/>
+      <w:r>
+        <w:rPr>
+          <w:rFonts w:ascii="Times New Roman" w:hAnsi="Times New Roman" w:cs="Times New Roman"/>
+          <w:sz w:val="22"/>
+          <w:szCs w:val="22"/>
+        </w:rPr>
+        <w:t>Bintey</w:t>
+      </w:r>
+      <w:proofErr w:type="spellEnd"/>
+      <w:r>
+        <w:rPr>
+          <w:rFonts w:ascii="Times New Roman" w:hAnsi="Times New Roman" w:cs="Times New Roman"/>
+          <w:sz w:val="22"/>
+          <w:szCs w:val="22"/>
+        </w:rPr>
+        <w:t xml:space="preserve"> Hoque, </w:t>
+      </w:r>
+      <w:r>
+        <w:rPr>
+          <w:rFonts w:ascii="Times New Roman" w:hAnsi="Times New Roman" w:cs="Times New Roman"/>
+          <w:sz w:val="22"/>
+          <w:szCs w:val="22"/>
+          <w:u w:val="single"/>
+        </w:rPr>
+        <w:t>Mohammad Imrul Jubair</w:t>
+      </w:r>
+      <w:r>
+        <w:rPr>
+          <w:rFonts w:ascii="Times New Roman" w:hAnsi="Times New Roman" w:cs="Times New Roman"/>
+          <w:sz w:val="22"/>
+          <w:szCs w:val="22"/>
+        </w:rPr>
+        <w:t xml:space="preserve">, Al-Farabi Akash, and Md Saiful Islam. Bdsl36: A dataset for </w:t>
+      </w:r>
+      <w:r>
+        <w:rPr>
+          <w:rFonts w:ascii="Times New Roman" w:hAnsi="Times New Roman" w:cs="Times New Roman"/>
+          <w:sz w:val="22"/>
+          <w:szCs w:val="22"/>
+        </w:rPr>
+        <w:t>Bangladeshi</w:t>
+      </w:r>
+      <w:r>
+        <w:rPr>
+          <w:rFonts w:ascii="Times New Roman" w:hAnsi="Times New Roman" w:cs="Times New Roman"/>
+          <w:sz w:val="22"/>
+          <w:szCs w:val="22"/>
+        </w:rPr>
+        <w:t xml:space="preserve"> sign letters recognition. In Asian Conference on Computer Vision (</w:t>
+      </w:r>
+      <w:r>
+        <w:rPr>
+          <w:rFonts w:ascii="Times New Roman" w:hAnsi="Times New Roman" w:cs="Times New Roman"/>
+          <w:b/>
+          <w:bCs/>
+          <w:sz w:val="22"/>
+          <w:szCs w:val="22"/>
+        </w:rPr>
+        <w:t>ACCV</w:t>
+      </w:r>
+      <w:r>
+        <w:rPr>
+          <w:rFonts w:ascii="Times New Roman" w:hAnsi="Times New Roman" w:cs="Times New Roman"/>
+          <w:sz w:val="22"/>
+          <w:szCs w:val="22"/>
+        </w:rPr>
+        <w:t>)</w:t>
+      </w:r>
+      <w:r>
+        <w:rPr>
+          <w:rFonts w:ascii="Times New Roman" w:hAnsi="Times New Roman" w:cs="Times New Roman"/>
+          <w:sz w:val="22"/>
+          <w:szCs w:val="22"/>
+        </w:rPr>
+        <w:t>.</w:t>
+      </w:r>
+    </w:p>
+    <w:p>
+      <w:pPr>
+        <w:spacing w:line="276" w:lineRule="auto"/>
+        <w:jc w:val="both"/>
+        <w:rPr>
+          <w:rFonts w:ascii="Times New Roman" w:hAnsi="Times New Roman" w:cs="Times New Roman"/>
+          <w:sz w:val="22"/>
+          <w:szCs w:val="22"/>
+        </w:rPr>
+      </w:pPr>
+    </w:p>
+    <w:p>
+      <w:pPr>
+        <w:spacing w:line="276" w:lineRule="auto"/>
+        <w:ind w:left="2160" w:hanging="2160"/>
+        <w:jc w:val="both"/>
+        <w:rPr>
+          <w:rFonts w:ascii="Times New Roman" w:hAnsi="Times New Roman" w:cs="Times New Roman"/>
+          <w:color w:val="7F7F7F" w:themeColor="text1" w:themeTint="80"/>
+        </w:rPr>
+      </w:pPr>
+      <w:r>
+        <w:rPr>
+          <w:rFonts w:ascii="Times New Roman" w:hAnsi="Times New Roman" w:cs="Times New Roman"/>
+          <w:color w:val="7F7F7F" w:themeColor="text1" w:themeTint="80"/>
+        </w:rPr>
+        <w:t>Posters and Extended Abstracts</w:t>
+      </w:r>
+    </w:p>
+    <w:p>
+      <w:pPr>
+        <w:spacing w:line="276" w:lineRule="auto"/>
+        <w:ind w:left="2160" w:hanging="2160"/>
+        <w:jc w:val="both"/>
+        <w:rPr>
+          <w:rFonts w:ascii="Times New Roman" w:hAnsi="Times New Roman" w:cs="Times New Roman"/>
+          <w:bCs/>
+          <w:sz w:val="22"/>
+          <w:szCs w:val="22"/>
+        </w:rPr>
+      </w:pPr>
+      <w:r>
+        <w:rPr>
+          <w:rFonts w:ascii="Times New Roman" w:hAnsi="Times New Roman" w:cs="Times New Roman"/>
+          <w:sz w:val="22"/>
+          <w:szCs w:val="22"/>
+        </w:rPr>
+        <w:t>2022</w:t>
+      </w:r>
+      <w:r>
+        <w:rPr>
+          <w:rFonts w:ascii="Times New Roman" w:hAnsi="Times New Roman" w:cs="Times New Roman"/>
+          <w:sz w:val="22"/>
+          <w:szCs w:val="22"/>
+        </w:rPr>
+        <w:tab/>
+      </w:r>
+      <w:r>
+        <w:rPr>
+          <w:rFonts w:ascii="Times New Roman" w:hAnsi="Times New Roman" w:cs="Times New Roman"/>
+          <w:bCs/>
+          <w:sz w:val="22"/>
+          <w:szCs w:val="22"/>
+          <w:u w:val="single"/>
+        </w:rPr>
+        <w:t>Mohammad Imrul Jubair</w:t>
+      </w:r>
+      <w:r>
+        <w:rPr>
+          <w:rFonts w:ascii="Times New Roman" w:hAnsi="Times New Roman" w:cs="Times New Roman"/>
+          <w:bCs/>
+          <w:sz w:val="22"/>
+          <w:szCs w:val="22"/>
+        </w:rPr>
+        <w:t xml:space="preserve">, Ali Ahnaf, </w:t>
+      </w:r>
+      <w:proofErr w:type="spellStart"/>
+      <w:r>
+        <w:rPr>
+          <w:rFonts w:ascii="Times New Roman" w:hAnsi="Times New Roman" w:cs="Times New Roman"/>
+          <w:bCs/>
+          <w:sz w:val="22"/>
+          <w:szCs w:val="22"/>
+        </w:rPr>
+        <w:t>Tashfiq</w:t>
+      </w:r>
+      <w:proofErr w:type="spellEnd"/>
+      <w:r>
+        <w:rPr>
+          <w:rFonts w:ascii="Times New Roman" w:hAnsi="Times New Roman" w:cs="Times New Roman"/>
+          <w:bCs/>
+          <w:sz w:val="22"/>
+          <w:szCs w:val="22"/>
+        </w:rPr>
+        <w:t xml:space="preserve"> Nahiyan Khan, Ullash Bhattacharjee, and </w:t>
+      </w:r>
+      <w:proofErr w:type="spellStart"/>
+      <w:r>
+        <w:rPr>
+          <w:rFonts w:ascii="Times New Roman" w:hAnsi="Times New Roman" w:cs="Times New Roman"/>
+          <w:bCs/>
+          <w:sz w:val="22"/>
+          <w:szCs w:val="22"/>
+        </w:rPr>
+        <w:t>Tanjila</w:t>
+      </w:r>
+      <w:proofErr w:type="spellEnd"/>
+      <w:r>
+        <w:rPr>
+          <w:rFonts w:ascii="Times New Roman" w:hAnsi="Times New Roman" w:cs="Times New Roman"/>
+          <w:bCs/>
+          <w:sz w:val="22"/>
+          <w:szCs w:val="22"/>
+        </w:rPr>
+        <w:t xml:space="preserve"> Joti. </w:t>
+      </w:r>
+      <w:proofErr w:type="spellStart"/>
+      <w:r>
+        <w:rPr>
+          <w:rFonts w:ascii="Times New Roman" w:hAnsi="Times New Roman" w:cs="Times New Roman"/>
+          <w:bCs/>
+          <w:sz w:val="22"/>
+          <w:szCs w:val="22"/>
+        </w:rPr>
+        <w:t>Persign</w:t>
+      </w:r>
+      <w:proofErr w:type="spellEnd"/>
+      <w:r>
+        <w:rPr>
+          <w:rFonts w:ascii="Times New Roman" w:hAnsi="Times New Roman" w:cs="Times New Roman"/>
+          <w:bCs/>
+          <w:sz w:val="22"/>
+          <w:szCs w:val="22"/>
+        </w:rPr>
+        <w:t xml:space="preserve">: Personalized </w:t>
+      </w:r>
+      <w:r>
+        <w:rPr>
+          <w:rFonts w:ascii="Times New Roman" w:hAnsi="Times New Roman" w:cs="Times New Roman"/>
+          <w:bCs/>
+          <w:sz w:val="22"/>
+          <w:szCs w:val="22"/>
+        </w:rPr>
+        <w:t>Bangladeshi</w:t>
+      </w:r>
+      <w:r>
+        <w:rPr>
+          <w:rFonts w:ascii="Times New Roman" w:hAnsi="Times New Roman" w:cs="Times New Roman"/>
+          <w:bCs/>
+          <w:sz w:val="22"/>
+          <w:szCs w:val="22"/>
+        </w:rPr>
+        <w:t xml:space="preserve"> sign letters synthesis. In The Adjunct Publication of the 35th Annual ACM Symposium on User Interface Software and Technology, </w:t>
+      </w:r>
+      <w:r>
+        <w:rPr>
+          <w:rFonts w:ascii="Times New Roman" w:hAnsi="Times New Roman" w:cs="Times New Roman"/>
+          <w:b/>
+          <w:sz w:val="22"/>
+          <w:szCs w:val="22"/>
+        </w:rPr>
+        <w:t>UIST</w:t>
+      </w:r>
+      <w:r>
+        <w:rPr>
+          <w:rFonts w:ascii="Times New Roman" w:hAnsi="Times New Roman" w:cs="Times New Roman"/>
+          <w:bCs/>
+          <w:sz w:val="22"/>
+          <w:szCs w:val="22"/>
+        </w:rPr>
+        <w:t xml:space="preserve"> Adjunct, USA.</w:t>
+      </w:r>
+    </w:p>
+    <w:p>
+      <w:pPr>
+        <w:spacing w:line="276" w:lineRule="auto"/>
+        <w:jc w:val="both"/>
+        <w:rPr>
+          <w:rFonts w:ascii="Times New Roman" w:hAnsi="Times New Roman" w:cs="Times New Roman"/>
+          <w:bCs/>
+          <w:sz w:val="22"/>
+          <w:szCs w:val="22"/>
+        </w:rPr>
+      </w:pPr>
+    </w:p>
+    <w:p>
+      <w:pPr>
+        <w:spacing w:line="276" w:lineRule="auto"/>
+        <w:ind w:left="2160" w:hanging="2160"/>
+        <w:jc w:val="both"/>
+        <w:rPr>
+          <w:rFonts w:ascii="Times New Roman" w:hAnsi="Times New Roman" w:cs="Times New Roman"/>
+          <w:sz w:val="22"/>
+          <w:szCs w:val="22"/>
+        </w:rPr>
+      </w:pPr>
+      <w:r>
+        <w:rPr>
+          <w:rFonts w:ascii="Times New Roman" w:hAnsi="Times New Roman" w:cs="Times New Roman"/>
           <w:sz w:val="22"/>
           <w:szCs w:val="22"/>
         </w:rPr>
         <w:lastRenderedPageBreak/>
-        <w:t xml:space="preserve">Moghari. HVSMR-2.0: A 3D cardiovascular MR dataset for whole-heart segmentation in congenital heart disease. </w:t>
-      </w:r>
-      <w:r>
-        <w:rPr>
-          <w:rFonts w:ascii="Times New Roman" w:hAnsi="Times New Roman" w:cs="Times New Roman"/>
-          <w:b/>
-          <w:sz w:val="22"/>
-          <w:szCs w:val="22"/>
-        </w:rPr>
-        <w:t>Nature Scientific Data</w:t>
-      </w:r>
-      <w:r>
-        <w:rPr>
-          <w:rFonts w:ascii="Times New Roman" w:hAnsi="Times New Roman" w:cs="Times New Roman"/>
-          <w:bCs/>
-          <w:sz w:val="22"/>
-          <w:szCs w:val="22"/>
-        </w:rPr>
-        <w:t>, 2024.</w:t>
-      </w:r>
-    </w:p>
-    <w:p>
-      <w:pPr>
-        <w:spacing w:line="276" w:lineRule="auto"/>
-        <w:ind w:left="1440"/>
-        <w:jc w:val="both"/>
-        <w:rPr>
-          <w:rFonts w:ascii="Times New Roman" w:hAnsi="Times New Roman" w:cs="Times New Roman"/>
-          <w:sz w:val="22"/>
-          <w:szCs w:val="22"/>
-        </w:rPr>
-      </w:pPr>
-    </w:p>
-    <w:p>
-      <w:pPr>
-        <w:spacing w:line="276" w:lineRule="auto"/>
-        <w:ind w:left="2160" w:hanging="2160"/>
-        <w:jc w:val="both"/>
-        <w:rPr>
-          <w:rFonts w:ascii="Times New Roman" w:hAnsi="Times New Roman" w:cs="Times New Roman"/>
-          <w:color w:val="7F7F7F" w:themeColor="text1" w:themeTint="80"/>
-        </w:rPr>
-      </w:pPr>
-      <w:r>
-        <w:rPr>
-          <w:rFonts w:ascii="Times New Roman" w:hAnsi="Times New Roman" w:cs="Times New Roman"/>
-          <w:color w:val="7F7F7F" w:themeColor="text1" w:themeTint="80"/>
-        </w:rPr>
-        <w:t>Conference</w:t>
-      </w:r>
-      <w:r>
-        <w:rPr>
-          <w:rFonts w:ascii="Times New Roman" w:hAnsi="Times New Roman" w:cs="Times New Roman"/>
-          <w:color w:val="7F7F7F" w:themeColor="text1" w:themeTint="80"/>
-        </w:rPr>
-        <w:t xml:space="preserve"> Proceedings</w:t>
-      </w:r>
-      <w:r>
-        <w:rPr>
-          <w:rFonts w:ascii="Times New Roman" w:hAnsi="Times New Roman" w:cs="Times New Roman"/>
-          <w:color w:val="7F7F7F" w:themeColor="text1" w:themeTint="80"/>
-        </w:rPr>
-        <w:t xml:space="preserve"> –</w:t>
-      </w:r>
-    </w:p>
-    <w:p>
-      <w:pPr>
-        <w:spacing w:line="276" w:lineRule="auto"/>
-        <w:ind w:left="2160" w:hanging="2160"/>
-        <w:jc w:val="both"/>
-        <w:rPr>
-          <w:rFonts w:ascii="Times New Roman" w:hAnsi="Times New Roman" w:cs="Times New Roman"/>
-          <w:bCs/>
-          <w:sz w:val="22"/>
-          <w:szCs w:val="22"/>
-        </w:rPr>
-      </w:pPr>
-      <w:r>
-        <w:rPr>
-          <w:rFonts w:ascii="Times New Roman" w:hAnsi="Times New Roman" w:cs="Times New Roman"/>
-          <w:bCs/>
-          <w:sz w:val="22"/>
-          <w:szCs w:val="22"/>
-        </w:rPr>
-        <w:t>2022</w:t>
-      </w:r>
-      <w:r>
-        <w:rPr>
-          <w:rFonts w:ascii="Times New Roman" w:hAnsi="Times New Roman" w:cs="Times New Roman"/>
-          <w:bCs/>
-          <w:sz w:val="22"/>
-          <w:szCs w:val="22"/>
-        </w:rPr>
-        <w:tab/>
-      </w:r>
-      <w:r>
-        <w:rPr>
-          <w:rFonts w:ascii="Times New Roman" w:hAnsi="Times New Roman" w:cs="Times New Roman"/>
-          <w:bCs/>
-          <w:sz w:val="22"/>
-          <w:szCs w:val="22"/>
-          <w:u w:val="single"/>
-        </w:rPr>
-        <w:t>Mohammad Imrul Jubair</w:t>
-      </w:r>
-      <w:r>
-        <w:rPr>
-          <w:rFonts w:ascii="Times New Roman" w:hAnsi="Times New Roman" w:cs="Times New Roman"/>
-          <w:bCs/>
-          <w:sz w:val="22"/>
-          <w:szCs w:val="22"/>
-        </w:rPr>
-        <w:t xml:space="preserve">, Md. Masud Rana, Md. Amir Hamza, Mohsena Ashraf, Fahim Ahsan Khan, and Ahnaf Tahseen Prince. Altering facial expression based on textual emotion. 17th International Joint Conference on Computer Vision, Imaging and Computer Graphics Theory and Applications, </w:t>
-      </w:r>
-      <w:r>
-        <w:rPr>
-          <w:rFonts w:ascii="Times New Roman" w:hAnsi="Times New Roman" w:cs="Times New Roman"/>
-          <w:b/>
-          <w:sz w:val="22"/>
-          <w:szCs w:val="22"/>
-        </w:rPr>
-        <w:t>VISIGRAPP</w:t>
-      </w:r>
-      <w:r>
-        <w:rPr>
-          <w:rFonts w:ascii="Times New Roman" w:hAnsi="Times New Roman" w:cs="Times New Roman"/>
-          <w:bCs/>
-          <w:sz w:val="22"/>
-          <w:szCs w:val="22"/>
-        </w:rPr>
-        <w:t xml:space="preserve"> 2022</w:t>
-      </w:r>
-      <w:r>
-        <w:rPr>
-          <w:rFonts w:ascii="Times New Roman" w:hAnsi="Times New Roman" w:cs="Times New Roman"/>
-          <w:bCs/>
-          <w:sz w:val="22"/>
-          <w:szCs w:val="22"/>
-        </w:rPr>
-        <w:t>.</w:t>
-      </w:r>
-    </w:p>
-    <w:p>
-      <w:pPr>
-        <w:spacing w:line="276" w:lineRule="auto"/>
-        <w:ind w:left="2160" w:hanging="2160"/>
-        <w:jc w:val="both"/>
-        <w:rPr>
-          <w:rFonts w:ascii="Times New Roman" w:hAnsi="Times New Roman" w:cs="Times New Roman"/>
-          <w:sz w:val="22"/>
-          <w:szCs w:val="22"/>
-        </w:rPr>
-      </w:pPr>
-    </w:p>
-    <w:p>
-      <w:pPr>
-        <w:spacing w:line="276" w:lineRule="auto"/>
-        <w:ind w:left="2160" w:hanging="2160"/>
-        <w:jc w:val="both"/>
-        <w:rPr>
-          <w:rFonts w:ascii="Times New Roman" w:hAnsi="Times New Roman" w:cs="Times New Roman"/>
-          <w:sz w:val="22"/>
-          <w:szCs w:val="22"/>
-        </w:rPr>
-      </w:pPr>
-    </w:p>
-    <w:p>
-      <w:pPr>
-        <w:spacing w:line="276" w:lineRule="auto"/>
-        <w:ind w:left="2160" w:hanging="2160"/>
-        <w:jc w:val="both"/>
-        <w:rPr>
-          <w:rFonts w:ascii="Times New Roman" w:hAnsi="Times New Roman" w:cs="Times New Roman"/>
-          <w:sz w:val="22"/>
-          <w:szCs w:val="22"/>
-        </w:rPr>
-      </w:pPr>
-      <w:r>
-        <w:rPr>
-          <w:rFonts w:ascii="Times New Roman" w:hAnsi="Times New Roman" w:cs="Times New Roman"/>
-          <w:sz w:val="22"/>
-          <w:szCs w:val="22"/>
-        </w:rPr>
-        <w:t>2016</w:t>
-      </w:r>
-      <w:r>
-        <w:rPr>
-          <w:rFonts w:ascii="Times New Roman" w:hAnsi="Times New Roman" w:cs="Times New Roman"/>
-          <w:sz w:val="22"/>
-          <w:szCs w:val="22"/>
-        </w:rPr>
-        <w:tab/>
-      </w:r>
-      <w:r>
-        <w:rPr>
-          <w:rFonts w:ascii="Times New Roman" w:hAnsi="Times New Roman" w:cs="Times New Roman"/>
-          <w:sz w:val="22"/>
-          <w:szCs w:val="22"/>
-          <w:u w:val="single"/>
-        </w:rPr>
-        <w:t>Mohammad Imrul Jubair</w:t>
-      </w:r>
-      <w:r>
-        <w:rPr>
-          <w:rFonts w:ascii="Times New Roman" w:hAnsi="Times New Roman" w:cs="Times New Roman"/>
-          <w:sz w:val="22"/>
-          <w:szCs w:val="22"/>
-        </w:rPr>
-        <w:t>, Usman Alim, Niklas Röber, John Clyne, and Ali Mahdavi-Amiri. Icosahedral maps for a multiresolution representation of earth data. In Proceedings of the Conference on Vision, Modeling and Visualization</w:t>
-      </w:r>
-      <w:r>
-        <w:rPr>
-          <w:rFonts w:ascii="Times New Roman" w:hAnsi="Times New Roman" w:cs="Times New Roman"/>
-          <w:sz w:val="22"/>
-          <w:szCs w:val="22"/>
-        </w:rPr>
-        <w:t xml:space="preserve"> (</w:t>
-      </w:r>
-      <w:r>
-        <w:rPr>
-          <w:rFonts w:ascii="Times New Roman" w:hAnsi="Times New Roman" w:cs="Times New Roman"/>
-          <w:b/>
-          <w:bCs/>
-          <w:sz w:val="22"/>
-          <w:szCs w:val="22"/>
-        </w:rPr>
-        <w:t>VMV</w:t>
-      </w:r>
-      <w:r>
-        <w:rPr>
-          <w:rFonts w:ascii="Times New Roman" w:hAnsi="Times New Roman" w:cs="Times New Roman"/>
-          <w:sz w:val="22"/>
-          <w:szCs w:val="22"/>
-        </w:rPr>
-        <w:t>)</w:t>
-      </w:r>
-    </w:p>
-    <w:p>
-      <w:pPr>
-        <w:spacing w:line="276" w:lineRule="auto"/>
-        <w:jc w:val="both"/>
-        <w:rPr>
-          <w:rFonts w:ascii="Times New Roman" w:hAnsi="Times New Roman" w:cs="Times New Roman"/>
-          <w:sz w:val="22"/>
-          <w:szCs w:val="22"/>
-        </w:rPr>
-      </w:pPr>
-    </w:p>
-    <w:p>
-      <w:pPr>
-        <w:spacing w:line="276" w:lineRule="auto"/>
-        <w:ind w:left="2160" w:hanging="2160"/>
-        <w:jc w:val="both"/>
-        <w:rPr>
-          <w:rFonts w:ascii="Times New Roman" w:hAnsi="Times New Roman" w:cs="Times New Roman"/>
-          <w:sz w:val="22"/>
-          <w:szCs w:val="22"/>
-        </w:rPr>
-      </w:pPr>
-      <w:r>
-        <w:rPr>
-          <w:rFonts w:ascii="Times New Roman" w:hAnsi="Times New Roman" w:cs="Times New Roman"/>
-          <w:sz w:val="22"/>
-          <w:szCs w:val="22"/>
-        </w:rPr>
-        <w:t>2013</w:t>
-      </w:r>
-      <w:r>
-        <w:rPr>
-          <w:rFonts w:ascii="Times New Roman" w:hAnsi="Times New Roman" w:cs="Times New Roman"/>
-          <w:sz w:val="22"/>
-          <w:szCs w:val="22"/>
-        </w:rPr>
-        <w:tab/>
-      </w:r>
-      <w:r>
-        <w:rPr>
-          <w:rFonts w:ascii="Times New Roman" w:hAnsi="Times New Roman" w:cs="Times New Roman"/>
-          <w:sz w:val="22"/>
-          <w:szCs w:val="22"/>
-          <w:u w:val="single"/>
-        </w:rPr>
-        <w:t>Mohammad Imrul Jubair</w:t>
-      </w:r>
-      <w:r>
-        <w:rPr>
-          <w:rFonts w:ascii="Times New Roman" w:hAnsi="Times New Roman" w:cs="Times New Roman"/>
-          <w:sz w:val="22"/>
-          <w:szCs w:val="22"/>
-        </w:rPr>
-        <w:t xml:space="preserve"> and Prianka Banik. A technique to detect books from library bookshelf image. In 2013 IEEE 9th International Conference on Computational Cybernetics (</w:t>
-      </w:r>
-      <w:r>
-        <w:rPr>
-          <w:rFonts w:ascii="Times New Roman" w:hAnsi="Times New Roman" w:cs="Times New Roman"/>
-          <w:b/>
-          <w:bCs/>
-          <w:sz w:val="22"/>
-          <w:szCs w:val="22"/>
-        </w:rPr>
-        <w:t>ICCC</w:t>
-      </w:r>
-      <w:r>
-        <w:rPr>
-          <w:rFonts w:ascii="Times New Roman" w:hAnsi="Times New Roman" w:cs="Times New Roman"/>
-          <w:sz w:val="22"/>
-          <w:szCs w:val="22"/>
-        </w:rPr>
-        <w:t>)</w:t>
-      </w:r>
-    </w:p>
-    <w:p>
-      <w:pPr>
-        <w:spacing w:line="276" w:lineRule="auto"/>
-        <w:ind w:left="2160" w:hanging="2160"/>
-        <w:jc w:val="both"/>
-        <w:rPr>
-          <w:rFonts w:ascii="Times New Roman" w:hAnsi="Times New Roman" w:cs="Times New Roman"/>
-          <w:sz w:val="22"/>
-          <w:szCs w:val="22"/>
-        </w:rPr>
-      </w:pPr>
-    </w:p>
-    <w:p>
-      <w:pPr>
-        <w:spacing w:line="276" w:lineRule="auto"/>
-        <w:ind w:left="2160" w:hanging="2160"/>
-        <w:jc w:val="both"/>
-        <w:rPr>
-          <w:rFonts w:ascii="Times New Roman" w:hAnsi="Times New Roman" w:cs="Times New Roman"/>
-          <w:color w:val="7F7F7F" w:themeColor="text1" w:themeTint="80"/>
-        </w:rPr>
-      </w:pPr>
-      <w:r>
-        <w:rPr>
-          <w:rFonts w:ascii="Times New Roman" w:hAnsi="Times New Roman" w:cs="Times New Roman"/>
-          <w:color w:val="7F7F7F" w:themeColor="text1" w:themeTint="80"/>
-        </w:rPr>
-        <w:t>Workshop</w:t>
-      </w:r>
-      <w:r>
-        <w:rPr>
-          <w:rFonts w:ascii="Times New Roman" w:hAnsi="Times New Roman" w:cs="Times New Roman"/>
-          <w:color w:val="7F7F7F" w:themeColor="text1" w:themeTint="80"/>
-        </w:rPr>
-        <w:t xml:space="preserve"> Papers</w:t>
-      </w:r>
-      <w:r>
-        <w:rPr>
-          <w:rFonts w:ascii="Times New Roman" w:hAnsi="Times New Roman" w:cs="Times New Roman"/>
-          <w:color w:val="7F7F7F" w:themeColor="text1" w:themeTint="80"/>
-        </w:rPr>
-        <w:t xml:space="preserve"> –</w:t>
-      </w:r>
-    </w:p>
-    <w:p>
-      <w:pPr>
-        <w:spacing w:line="276" w:lineRule="auto"/>
-        <w:ind w:left="2160" w:hanging="2160"/>
-        <w:jc w:val="both"/>
-        <w:rPr>
-          <w:rFonts w:ascii="Times New Roman" w:hAnsi="Times New Roman" w:cs="Times New Roman"/>
-          <w:bCs/>
-          <w:sz w:val="22"/>
-          <w:szCs w:val="22"/>
-        </w:rPr>
-      </w:pPr>
-      <w:r>
-        <w:rPr>
-          <w:rFonts w:ascii="Times New Roman" w:hAnsi="Times New Roman" w:cs="Times New Roman"/>
-          <w:sz w:val="22"/>
-          <w:szCs w:val="22"/>
-        </w:rPr>
-        <w:t>2022</w:t>
-      </w:r>
-      <w:r>
-        <w:rPr>
-          <w:rFonts w:ascii="Times New Roman" w:hAnsi="Times New Roman" w:cs="Times New Roman"/>
-          <w:sz w:val="22"/>
-          <w:szCs w:val="22"/>
-        </w:rPr>
-        <w:tab/>
-      </w:r>
-      <w:r>
-        <w:rPr>
-          <w:rFonts w:ascii="Times New Roman" w:hAnsi="Times New Roman" w:cs="Times New Roman"/>
-          <w:bCs/>
-          <w:sz w:val="22"/>
-          <w:szCs w:val="22"/>
-          <w:u w:val="single"/>
-        </w:rPr>
-        <w:t>Mohammad Imrul Jubair</w:t>
-      </w:r>
-      <w:r>
-        <w:rPr>
-          <w:rFonts w:ascii="Times New Roman" w:hAnsi="Times New Roman" w:cs="Times New Roman"/>
-          <w:b/>
-          <w:sz w:val="22"/>
-          <w:szCs w:val="22"/>
-        </w:rPr>
-        <w:t xml:space="preserve">, </w:t>
-      </w:r>
-      <w:r>
-        <w:rPr>
-          <w:rFonts w:ascii="Times New Roman" w:hAnsi="Times New Roman" w:cs="Times New Roman"/>
-          <w:bCs/>
-          <w:sz w:val="22"/>
-          <w:szCs w:val="22"/>
-        </w:rPr>
-        <w:t xml:space="preserve">Arafat Ibne Yousuf, </w:t>
-      </w:r>
-      <w:proofErr w:type="spellStart"/>
-      <w:r>
-        <w:rPr>
-          <w:rFonts w:ascii="Times New Roman" w:hAnsi="Times New Roman" w:cs="Times New Roman"/>
-          <w:bCs/>
-          <w:sz w:val="22"/>
-          <w:szCs w:val="22"/>
-        </w:rPr>
-        <w:t>Tashfiq</w:t>
-      </w:r>
-      <w:proofErr w:type="spellEnd"/>
-      <w:r>
-        <w:rPr>
-          <w:rFonts w:ascii="Times New Roman" w:hAnsi="Times New Roman" w:cs="Times New Roman"/>
-          <w:bCs/>
-          <w:sz w:val="22"/>
-          <w:szCs w:val="22"/>
-        </w:rPr>
-        <w:t xml:space="preserve"> Ahmed, </w:t>
-      </w:r>
-      <w:proofErr w:type="spellStart"/>
-      <w:r>
-        <w:rPr>
-          <w:rFonts w:ascii="Times New Roman" w:hAnsi="Times New Roman" w:cs="Times New Roman"/>
-          <w:bCs/>
-          <w:sz w:val="22"/>
-          <w:szCs w:val="22"/>
-        </w:rPr>
-        <w:t>Hasanath</w:t>
-      </w:r>
-      <w:proofErr w:type="spellEnd"/>
-      <w:r>
-        <w:rPr>
-          <w:rFonts w:ascii="Times New Roman" w:hAnsi="Times New Roman" w:cs="Times New Roman"/>
-          <w:bCs/>
-          <w:sz w:val="22"/>
-          <w:szCs w:val="22"/>
-        </w:rPr>
-        <w:t xml:space="preserve"> Jamy, </w:t>
-      </w:r>
-      <w:proofErr w:type="spellStart"/>
-      <w:r>
-        <w:rPr>
-          <w:rFonts w:ascii="Times New Roman" w:hAnsi="Times New Roman" w:cs="Times New Roman"/>
-          <w:bCs/>
-          <w:sz w:val="22"/>
-          <w:szCs w:val="22"/>
-        </w:rPr>
-        <w:t>Foisal</w:t>
-      </w:r>
-      <w:proofErr w:type="spellEnd"/>
-      <w:r>
-        <w:rPr>
-          <w:rFonts w:ascii="Times New Roman" w:hAnsi="Times New Roman" w:cs="Times New Roman"/>
-          <w:bCs/>
-          <w:sz w:val="22"/>
-          <w:szCs w:val="22"/>
-        </w:rPr>
-        <w:t xml:space="preserve"> Reza, and Mohsena Ashraf. DIY Graphics Tab: a cost-effective alternative to graphics tablet for educators. </w:t>
-      </w:r>
-      <w:r>
-        <w:rPr>
-          <w:rFonts w:ascii="Times New Roman" w:hAnsi="Times New Roman" w:cs="Times New Roman"/>
-          <w:b/>
-          <w:sz w:val="22"/>
-          <w:szCs w:val="22"/>
-        </w:rPr>
-        <w:t>AAAI</w:t>
-      </w:r>
-      <w:r>
-        <w:rPr>
-          <w:rFonts w:ascii="Times New Roman" w:hAnsi="Times New Roman" w:cs="Times New Roman"/>
-          <w:bCs/>
-          <w:sz w:val="22"/>
-          <w:szCs w:val="22"/>
-        </w:rPr>
-        <w:t xml:space="preserve"> Conference on Artificial Intelligence</w:t>
-      </w:r>
-      <w:r>
-        <w:rPr>
-          <w:rFonts w:ascii="Times New Roman" w:hAnsi="Times New Roman" w:cs="Times New Roman"/>
-          <w:bCs/>
-          <w:sz w:val="22"/>
-          <w:szCs w:val="22"/>
-        </w:rPr>
-        <w:t xml:space="preserve"> (AAAI).</w:t>
-      </w:r>
-    </w:p>
-    <w:p>
-      <w:pPr>
-        <w:spacing w:line="276" w:lineRule="auto"/>
-        <w:jc w:val="both"/>
-        <w:rPr>
-          <w:rFonts w:ascii="Times New Roman" w:hAnsi="Times New Roman" w:cs="Times New Roman"/>
-          <w:sz w:val="22"/>
-          <w:szCs w:val="22"/>
-        </w:rPr>
-      </w:pPr>
-    </w:p>
-    <w:p>
-      <w:pPr>
-        <w:spacing w:line="276" w:lineRule="auto"/>
-        <w:ind w:left="2160" w:hanging="2160"/>
-        <w:jc w:val="both"/>
-        <w:rPr>
-          <w:rFonts w:ascii="Times New Roman" w:hAnsi="Times New Roman" w:cs="Times New Roman"/>
-          <w:sz w:val="22"/>
-          <w:szCs w:val="22"/>
-        </w:rPr>
-      </w:pPr>
-      <w:r>
-        <w:rPr>
-          <w:rFonts w:ascii="Times New Roman" w:hAnsi="Times New Roman" w:cs="Times New Roman"/>
-          <w:sz w:val="22"/>
-          <w:szCs w:val="22"/>
-        </w:rPr>
-        <w:t>2020</w:t>
-      </w:r>
-      <w:r>
-        <w:rPr>
-          <w:rFonts w:ascii="Times New Roman" w:hAnsi="Times New Roman" w:cs="Times New Roman"/>
-          <w:sz w:val="22"/>
-          <w:szCs w:val="22"/>
-        </w:rPr>
-        <w:tab/>
-      </w:r>
-      <w:proofErr w:type="spellStart"/>
-      <w:r>
-        <w:rPr>
-          <w:rFonts w:ascii="Times New Roman" w:hAnsi="Times New Roman" w:cs="Times New Roman"/>
-          <w:sz w:val="22"/>
-          <w:szCs w:val="22"/>
-        </w:rPr>
-        <w:t>Oishee</w:t>
-      </w:r>
-      <w:proofErr w:type="spellEnd"/>
-      <w:r>
-        <w:rPr>
-          <w:rFonts w:ascii="Times New Roman" w:hAnsi="Times New Roman" w:cs="Times New Roman"/>
-          <w:sz w:val="22"/>
-          <w:szCs w:val="22"/>
-        </w:rPr>
-        <w:t xml:space="preserve"> </w:t>
-      </w:r>
-      <w:proofErr w:type="spellStart"/>
-      <w:r>
-        <w:rPr>
-          <w:rFonts w:ascii="Times New Roman" w:hAnsi="Times New Roman" w:cs="Times New Roman"/>
-          <w:sz w:val="22"/>
-          <w:szCs w:val="22"/>
-        </w:rPr>
-        <w:t>Bintey</w:t>
-      </w:r>
-      <w:proofErr w:type="spellEnd"/>
-      <w:r>
-        <w:rPr>
-          <w:rFonts w:ascii="Times New Roman" w:hAnsi="Times New Roman" w:cs="Times New Roman"/>
-          <w:sz w:val="22"/>
-          <w:szCs w:val="22"/>
-        </w:rPr>
-        <w:t xml:space="preserve"> Hoque, </w:t>
-      </w:r>
-      <w:r>
-        <w:rPr>
-          <w:rFonts w:ascii="Times New Roman" w:hAnsi="Times New Roman" w:cs="Times New Roman"/>
-          <w:sz w:val="22"/>
-          <w:szCs w:val="22"/>
-          <w:u w:val="single"/>
-        </w:rPr>
-        <w:t>Mohammad Imrul Jubair</w:t>
-      </w:r>
-      <w:r>
-        <w:rPr>
-          <w:rFonts w:ascii="Times New Roman" w:hAnsi="Times New Roman" w:cs="Times New Roman"/>
-          <w:sz w:val="22"/>
-          <w:szCs w:val="22"/>
-        </w:rPr>
-        <w:t xml:space="preserve">, Al-Farabi Akash, and Md Saiful Islam. Bdsl36: A dataset for </w:t>
-      </w:r>
-      <w:r>
-        <w:rPr>
-          <w:rFonts w:ascii="Times New Roman" w:hAnsi="Times New Roman" w:cs="Times New Roman"/>
-          <w:sz w:val="22"/>
-          <w:szCs w:val="22"/>
-        </w:rPr>
-        <w:t>Bangladeshi</w:t>
-      </w:r>
-      <w:r>
-        <w:rPr>
-          <w:rFonts w:ascii="Times New Roman" w:hAnsi="Times New Roman" w:cs="Times New Roman"/>
-          <w:sz w:val="22"/>
-          <w:szCs w:val="22"/>
-        </w:rPr>
-        <w:t xml:space="preserve"> sign letters recognition. In Asian Conference on Computer Vision (</w:t>
-      </w:r>
-      <w:r>
-        <w:rPr>
-          <w:rFonts w:ascii="Times New Roman" w:hAnsi="Times New Roman" w:cs="Times New Roman"/>
-          <w:b/>
-          <w:bCs/>
-          <w:sz w:val="22"/>
-          <w:szCs w:val="22"/>
-        </w:rPr>
-        <w:t>ACCV</w:t>
-      </w:r>
-      <w:r>
-        <w:rPr>
-          <w:rFonts w:ascii="Times New Roman" w:hAnsi="Times New Roman" w:cs="Times New Roman"/>
-          <w:sz w:val="22"/>
-          <w:szCs w:val="22"/>
-        </w:rPr>
-        <w:t>)</w:t>
-      </w:r>
-      <w:r>
-        <w:rPr>
-          <w:rFonts w:ascii="Times New Roman" w:hAnsi="Times New Roman" w:cs="Times New Roman"/>
-          <w:sz w:val="22"/>
-          <w:szCs w:val="22"/>
-        </w:rPr>
-        <w:t>.</w:t>
-      </w:r>
-    </w:p>
-    <w:p>
-      <w:pPr>
-        <w:spacing w:line="276" w:lineRule="auto"/>
-        <w:jc w:val="both"/>
-        <w:rPr>
-          <w:rFonts w:ascii="Times New Roman" w:hAnsi="Times New Roman" w:cs="Times New Roman"/>
-          <w:sz w:val="22"/>
-          <w:szCs w:val="22"/>
-        </w:rPr>
-      </w:pPr>
-    </w:p>
-    <w:p>
-      <w:pPr>
-        <w:spacing w:line="276" w:lineRule="auto"/>
-        <w:ind w:left="2160" w:hanging="2160"/>
-        <w:jc w:val="both"/>
-        <w:rPr>
-          <w:rFonts w:ascii="Times New Roman" w:hAnsi="Times New Roman" w:cs="Times New Roman"/>
-          <w:color w:val="7F7F7F" w:themeColor="text1" w:themeTint="80"/>
-        </w:rPr>
-      </w:pPr>
-      <w:r>
-        <w:rPr>
-          <w:rFonts w:ascii="Times New Roman" w:hAnsi="Times New Roman" w:cs="Times New Roman"/>
-          <w:color w:val="7F7F7F" w:themeColor="text1" w:themeTint="80"/>
-        </w:rPr>
-        <w:t>Short papers, Posters and Abstracts –</w:t>
-      </w:r>
-    </w:p>
-    <w:p>
-      <w:pPr>
-        <w:spacing w:line="276" w:lineRule="auto"/>
-        <w:ind w:left="2160" w:hanging="2160"/>
-        <w:jc w:val="both"/>
-        <w:rPr>
-          <w:rFonts w:ascii="Times New Roman" w:hAnsi="Times New Roman" w:cs="Times New Roman"/>
-          <w:bCs/>
-          <w:sz w:val="22"/>
-          <w:szCs w:val="22"/>
-        </w:rPr>
-      </w:pPr>
-      <w:r>
-        <w:rPr>
-          <w:rFonts w:ascii="Times New Roman" w:hAnsi="Times New Roman" w:cs="Times New Roman"/>
-          <w:sz w:val="22"/>
-          <w:szCs w:val="22"/>
-        </w:rPr>
-        <w:t>2022</w:t>
-      </w:r>
-      <w:r>
-        <w:rPr>
-          <w:rFonts w:ascii="Times New Roman" w:hAnsi="Times New Roman" w:cs="Times New Roman"/>
-          <w:sz w:val="22"/>
-          <w:szCs w:val="22"/>
-        </w:rPr>
-        <w:tab/>
-      </w:r>
-      <w:r>
-        <w:rPr>
-          <w:rFonts w:ascii="Times New Roman" w:hAnsi="Times New Roman" w:cs="Times New Roman"/>
-          <w:bCs/>
-          <w:sz w:val="22"/>
-          <w:szCs w:val="22"/>
-          <w:u w:val="single"/>
-        </w:rPr>
-        <w:t>Mohammad Imrul Jubair</w:t>
-      </w:r>
-      <w:r>
-        <w:rPr>
-          <w:rFonts w:ascii="Times New Roman" w:hAnsi="Times New Roman" w:cs="Times New Roman"/>
-          <w:bCs/>
-          <w:sz w:val="22"/>
-          <w:szCs w:val="22"/>
-        </w:rPr>
-        <w:t xml:space="preserve">, Ali Ahnaf, </w:t>
-      </w:r>
-      <w:proofErr w:type="spellStart"/>
-      <w:r>
-        <w:rPr>
-          <w:rFonts w:ascii="Times New Roman" w:hAnsi="Times New Roman" w:cs="Times New Roman"/>
-          <w:bCs/>
-          <w:sz w:val="22"/>
-          <w:szCs w:val="22"/>
-        </w:rPr>
-        <w:t>Tashfiq</w:t>
-      </w:r>
-      <w:proofErr w:type="spellEnd"/>
-      <w:r>
-        <w:rPr>
-          <w:rFonts w:ascii="Times New Roman" w:hAnsi="Times New Roman" w:cs="Times New Roman"/>
-          <w:bCs/>
-          <w:sz w:val="22"/>
-          <w:szCs w:val="22"/>
-        </w:rPr>
-        <w:t xml:space="preserve"> Nahiyan Khan, Ullash Bhattacharjee, and </w:t>
-      </w:r>
-      <w:proofErr w:type="spellStart"/>
-      <w:r>
-        <w:rPr>
-          <w:rFonts w:ascii="Times New Roman" w:hAnsi="Times New Roman" w:cs="Times New Roman"/>
-          <w:bCs/>
-          <w:sz w:val="22"/>
-          <w:szCs w:val="22"/>
-        </w:rPr>
-        <w:t>Tanjila</w:t>
-      </w:r>
-      <w:proofErr w:type="spellEnd"/>
-      <w:r>
-        <w:rPr>
-          <w:rFonts w:ascii="Times New Roman" w:hAnsi="Times New Roman" w:cs="Times New Roman"/>
-          <w:bCs/>
-          <w:sz w:val="22"/>
-          <w:szCs w:val="22"/>
-        </w:rPr>
-        <w:t xml:space="preserve"> Joti. </w:t>
-      </w:r>
-      <w:proofErr w:type="spellStart"/>
-      <w:r>
-        <w:rPr>
-          <w:rFonts w:ascii="Times New Roman" w:hAnsi="Times New Roman" w:cs="Times New Roman"/>
-          <w:bCs/>
-          <w:sz w:val="22"/>
-          <w:szCs w:val="22"/>
-        </w:rPr>
-        <w:t>Persign</w:t>
-      </w:r>
-      <w:proofErr w:type="spellEnd"/>
-      <w:r>
-        <w:rPr>
-          <w:rFonts w:ascii="Times New Roman" w:hAnsi="Times New Roman" w:cs="Times New Roman"/>
-          <w:bCs/>
-          <w:sz w:val="22"/>
-          <w:szCs w:val="22"/>
-        </w:rPr>
-        <w:t xml:space="preserve">: Personalized </w:t>
-      </w:r>
-      <w:r>
-        <w:rPr>
-          <w:rFonts w:ascii="Times New Roman" w:hAnsi="Times New Roman" w:cs="Times New Roman"/>
-          <w:bCs/>
-          <w:sz w:val="22"/>
-          <w:szCs w:val="22"/>
-        </w:rPr>
-        <w:t>Bangladeshi</w:t>
-      </w:r>
-      <w:r>
-        <w:rPr>
-          <w:rFonts w:ascii="Times New Roman" w:hAnsi="Times New Roman" w:cs="Times New Roman"/>
-          <w:bCs/>
-          <w:sz w:val="22"/>
-          <w:szCs w:val="22"/>
-        </w:rPr>
-        <w:t xml:space="preserve"> sign letters synthesis. In The Adjunct Publication of the 35th Annual ACM Symposium on User Interface Software and Technology, </w:t>
-      </w:r>
-      <w:r>
-        <w:rPr>
-          <w:rFonts w:ascii="Times New Roman" w:hAnsi="Times New Roman" w:cs="Times New Roman"/>
-          <w:b/>
-          <w:sz w:val="22"/>
-          <w:szCs w:val="22"/>
-        </w:rPr>
-        <w:t>UIST</w:t>
-      </w:r>
-      <w:r>
-        <w:rPr>
-          <w:rFonts w:ascii="Times New Roman" w:hAnsi="Times New Roman" w:cs="Times New Roman"/>
-          <w:bCs/>
-          <w:sz w:val="22"/>
-          <w:szCs w:val="22"/>
-        </w:rPr>
-        <w:t xml:space="preserve"> Adjunct, USA.</w:t>
-      </w:r>
-    </w:p>
-    <w:p>
-      <w:pPr>
-        <w:spacing w:line="276" w:lineRule="auto"/>
-        <w:jc w:val="both"/>
-        <w:rPr>
-          <w:rFonts w:ascii="Times New Roman" w:hAnsi="Times New Roman" w:cs="Times New Roman"/>
-          <w:bCs/>
-          <w:sz w:val="22"/>
-          <w:szCs w:val="22"/>
-        </w:rPr>
-      </w:pPr>
-    </w:p>
-    <w:p>
-      <w:pPr>
-        <w:spacing w:line="276" w:lineRule="auto"/>
-        <w:ind w:left="2160" w:hanging="2160"/>
-        <w:jc w:val="both"/>
-        <w:rPr>
-          <w:rFonts w:ascii="Times New Roman" w:hAnsi="Times New Roman" w:cs="Times New Roman"/>
-          <w:bCs/>
-          <w:sz w:val="22"/>
-          <w:szCs w:val="22"/>
-        </w:rPr>
-      </w:pPr>
-      <w:r>
-        <w:rPr>
-          <w:rFonts w:ascii="Times New Roman" w:hAnsi="Times New Roman" w:cs="Times New Roman"/>
-          <w:sz w:val="22"/>
-          <w:szCs w:val="22"/>
-        </w:rPr>
-        <w:t>2022</w:t>
-      </w:r>
-      <w:r>
-        <w:rPr>
-          <w:rFonts w:ascii="Times New Roman" w:hAnsi="Times New Roman" w:cs="Times New Roman"/>
-          <w:sz w:val="22"/>
-          <w:szCs w:val="22"/>
-        </w:rPr>
-        <w:tab/>
-      </w:r>
-      <w:r>
-        <w:rPr>
-          <w:rFonts w:ascii="Times New Roman" w:hAnsi="Times New Roman" w:cs="Times New Roman"/>
-          <w:bCs/>
-          <w:sz w:val="22"/>
-          <w:szCs w:val="22"/>
-          <w:u w:val="single"/>
-        </w:rPr>
-        <w:t>Mohammad Imrul Jubair</w:t>
-      </w:r>
-      <w:r>
-        <w:rPr>
-          <w:rFonts w:ascii="Times New Roman" w:hAnsi="Times New Roman" w:cs="Times New Roman"/>
-          <w:b/>
-          <w:sz w:val="22"/>
-          <w:szCs w:val="22"/>
-        </w:rPr>
-        <w:t>,</w:t>
-      </w:r>
-      <w:r>
-        <w:rPr>
-          <w:rFonts w:ascii="Times New Roman" w:hAnsi="Times New Roman" w:cs="Times New Roman"/>
-          <w:bCs/>
-          <w:sz w:val="22"/>
-          <w:szCs w:val="22"/>
-        </w:rPr>
-        <w:t xml:space="preserve"> Arafat Ibne Yousuf, </w:t>
-      </w:r>
-      <w:proofErr w:type="spellStart"/>
-      <w:r>
-        <w:rPr>
-          <w:rFonts w:ascii="Times New Roman" w:hAnsi="Times New Roman" w:cs="Times New Roman"/>
-          <w:bCs/>
-          <w:sz w:val="22"/>
-          <w:szCs w:val="22"/>
-        </w:rPr>
-        <w:t>Tashfiq</w:t>
-      </w:r>
-      <w:proofErr w:type="spellEnd"/>
-      <w:r>
-        <w:rPr>
-          <w:rFonts w:ascii="Times New Roman" w:hAnsi="Times New Roman" w:cs="Times New Roman"/>
-          <w:bCs/>
-          <w:sz w:val="22"/>
-          <w:szCs w:val="22"/>
-        </w:rPr>
-        <w:t xml:space="preserve"> Ahmed, </w:t>
-      </w:r>
-      <w:proofErr w:type="spellStart"/>
-      <w:r>
-        <w:rPr>
-          <w:rFonts w:ascii="Times New Roman" w:hAnsi="Times New Roman" w:cs="Times New Roman"/>
-          <w:bCs/>
-          <w:sz w:val="22"/>
-          <w:szCs w:val="22"/>
-        </w:rPr>
-        <w:t>Hasanath</w:t>
-      </w:r>
-      <w:proofErr w:type="spellEnd"/>
-      <w:r>
-        <w:rPr>
-          <w:rFonts w:ascii="Times New Roman" w:hAnsi="Times New Roman" w:cs="Times New Roman"/>
-          <w:bCs/>
-          <w:sz w:val="22"/>
-          <w:szCs w:val="22"/>
-        </w:rPr>
-        <w:t xml:space="preserve"> Jamy, </w:t>
-      </w:r>
-      <w:proofErr w:type="spellStart"/>
-      <w:r>
-        <w:rPr>
-          <w:rFonts w:ascii="Times New Roman" w:hAnsi="Times New Roman" w:cs="Times New Roman"/>
-          <w:bCs/>
-          <w:sz w:val="22"/>
-          <w:szCs w:val="22"/>
-        </w:rPr>
-        <w:t>Foisal</w:t>
-      </w:r>
-      <w:proofErr w:type="spellEnd"/>
-      <w:r>
-        <w:rPr>
-          <w:rFonts w:ascii="Times New Roman" w:hAnsi="Times New Roman" w:cs="Times New Roman"/>
-          <w:bCs/>
-          <w:sz w:val="22"/>
-          <w:szCs w:val="22"/>
-        </w:rPr>
-        <w:t xml:space="preserve"> Reza, and Mohsena Ashraf. DIY Graphics Tab: A Cost-Effective Alternative to Graphics Tablet for Educators. In The Adjunct Publication of the 35th Annual ACM Symposium on User Interface Software and Technology, </w:t>
-      </w:r>
-      <w:r>
-        <w:rPr>
-          <w:rFonts w:ascii="Times New Roman" w:hAnsi="Times New Roman" w:cs="Times New Roman"/>
-          <w:b/>
-          <w:sz w:val="22"/>
-          <w:szCs w:val="22"/>
-        </w:rPr>
-        <w:t>UIST</w:t>
-      </w:r>
-      <w:r>
-        <w:rPr>
-          <w:rFonts w:ascii="Times New Roman" w:hAnsi="Times New Roman" w:cs="Times New Roman"/>
-          <w:bCs/>
-          <w:sz w:val="22"/>
-          <w:szCs w:val="22"/>
-        </w:rPr>
-        <w:t xml:space="preserve"> Adjunct, USA</w:t>
-      </w:r>
-      <w:r>
-        <w:rPr>
-          <w:rFonts w:ascii="Times New Roman" w:hAnsi="Times New Roman" w:cs="Times New Roman"/>
-          <w:bCs/>
-          <w:sz w:val="22"/>
-          <w:szCs w:val="22"/>
-        </w:rPr>
-        <w:t>.</w:t>
-      </w:r>
-    </w:p>
-    <w:p>
-      <w:pPr>
-        <w:spacing w:line="276" w:lineRule="auto"/>
-        <w:ind w:left="2160" w:hanging="2160"/>
-        <w:jc w:val="both"/>
-        <w:rPr>
-          <w:rFonts w:ascii="Times New Roman" w:hAnsi="Times New Roman" w:cs="Times New Roman"/>
-          <w:bCs/>
-          <w:sz w:val="22"/>
-          <w:szCs w:val="22"/>
-        </w:rPr>
-      </w:pPr>
-    </w:p>
-    <w:p>
-      <w:pPr>
-        <w:spacing w:line="276" w:lineRule="auto"/>
-        <w:ind w:left="2160" w:hanging="2160"/>
-        <w:jc w:val="both"/>
-        <w:rPr>
-          <w:rFonts w:ascii="Times New Roman" w:hAnsi="Times New Roman" w:cs="Times New Roman"/>
-          <w:bCs/>
-          <w:sz w:val="22"/>
-          <w:szCs w:val="22"/>
-        </w:rPr>
-      </w:pPr>
-      <w:r>
-        <w:rPr>
-          <w:rFonts w:ascii="Times New Roman" w:hAnsi="Times New Roman" w:cs="Times New Roman"/>
-          <w:bCs/>
-          <w:sz w:val="22"/>
-          <w:szCs w:val="22"/>
-        </w:rPr>
-        <w:t>2020</w:t>
-      </w:r>
-      <w:r>
-        <w:rPr>
-          <w:rFonts w:ascii="Times New Roman" w:hAnsi="Times New Roman" w:cs="Times New Roman"/>
-          <w:bCs/>
-          <w:sz w:val="22"/>
-          <w:szCs w:val="22"/>
-        </w:rPr>
-        <w:tab/>
-      </w:r>
-      <w:r>
-        <w:rPr>
-          <w:rFonts w:ascii="Times New Roman" w:hAnsi="Times New Roman" w:cs="Times New Roman"/>
-          <w:bCs/>
-          <w:sz w:val="22"/>
-          <w:szCs w:val="22"/>
-        </w:rPr>
-        <w:t xml:space="preserve">KM </w:t>
-      </w:r>
-      <w:proofErr w:type="spellStart"/>
-      <w:r>
-        <w:rPr>
-          <w:rFonts w:ascii="Times New Roman" w:hAnsi="Times New Roman" w:cs="Times New Roman"/>
-          <w:bCs/>
-          <w:sz w:val="22"/>
-          <w:szCs w:val="22"/>
-        </w:rPr>
-        <w:t>Arefeen</w:t>
-      </w:r>
-      <w:proofErr w:type="spellEnd"/>
-      <w:r>
-        <w:rPr>
-          <w:rFonts w:ascii="Times New Roman" w:hAnsi="Times New Roman" w:cs="Times New Roman"/>
-          <w:bCs/>
-          <w:sz w:val="22"/>
-          <w:szCs w:val="22"/>
-        </w:rPr>
-        <w:t xml:space="preserve"> Sultan, </w:t>
-      </w:r>
-      <w:r>
-        <w:rPr>
-          <w:rFonts w:ascii="Times New Roman" w:hAnsi="Times New Roman" w:cs="Times New Roman"/>
-          <w:bCs/>
-          <w:sz w:val="22"/>
-          <w:szCs w:val="22"/>
-          <w:u w:val="single"/>
-        </w:rPr>
-        <w:t>Mohammad Imrul Jubair</w:t>
-      </w:r>
-      <w:r>
-        <w:rPr>
-          <w:rFonts w:ascii="Times New Roman" w:hAnsi="Times New Roman" w:cs="Times New Roman"/>
-          <w:bCs/>
-          <w:sz w:val="22"/>
-          <w:szCs w:val="22"/>
-        </w:rPr>
-        <w:t>, MD Nahidul Islam, and Sayed Hossain Khan. toon2real: Translating cartoon images to realistic images. In 2020 IEEE 32nd International Conference on Tools with Artificial Intelligence (</w:t>
-      </w:r>
-      <w:r>
-        <w:rPr>
-          <w:rFonts w:ascii="Times New Roman" w:hAnsi="Times New Roman" w:cs="Times New Roman"/>
-          <w:b/>
-          <w:sz w:val="22"/>
-          <w:szCs w:val="22"/>
-        </w:rPr>
-        <w:t>ICTAI</w:t>
-      </w:r>
-      <w:r>
-        <w:rPr>
-          <w:rFonts w:ascii="Times New Roman" w:hAnsi="Times New Roman" w:cs="Times New Roman"/>
-          <w:bCs/>
-          <w:sz w:val="22"/>
-          <w:szCs w:val="22"/>
-        </w:rPr>
-        <w:t xml:space="preserve"> </w:t>
-      </w:r>
-      <w:r>
-        <w:rPr>
-          <w:rFonts w:ascii="Times New Roman" w:hAnsi="Times New Roman" w:cs="Times New Roman"/>
-          <w:bCs/>
-          <w:sz w:val="22"/>
-          <w:szCs w:val="22"/>
-        </w:rPr>
-        <w:t>2020</w:t>
-      </w:r>
-      <w:r>
-        <w:rPr>
-          <w:rFonts w:ascii="Times New Roman" w:hAnsi="Times New Roman" w:cs="Times New Roman"/>
-          <w:bCs/>
-          <w:sz w:val="22"/>
-          <w:szCs w:val="22"/>
-        </w:rPr>
-        <w:t>)</w:t>
-      </w:r>
-      <w:r>
-        <w:rPr>
-          <w:rFonts w:ascii="Times New Roman" w:hAnsi="Times New Roman" w:cs="Times New Roman"/>
-          <w:bCs/>
-          <w:sz w:val="22"/>
-          <w:szCs w:val="22"/>
-        </w:rPr>
-        <w:t>.</w:t>
-      </w:r>
-    </w:p>
-    <w:p>
-      <w:pPr>
-        <w:spacing w:line="276" w:lineRule="auto"/>
-        <w:ind w:left="2160" w:hanging="2160"/>
-        <w:jc w:val="both"/>
-        <w:rPr>
-          <w:rFonts w:ascii="Times New Roman" w:hAnsi="Times New Roman" w:cs="Times New Roman"/>
-          <w:bCs/>
-          <w:sz w:val="22"/>
-          <w:szCs w:val="22"/>
-        </w:rPr>
-      </w:pPr>
-    </w:p>
-    <w:p>
-      <w:pPr>
-        <w:spacing w:line="276" w:lineRule="auto"/>
-        <w:ind w:left="2160" w:hanging="2160"/>
-        <w:jc w:val="both"/>
-        <w:rPr>
-          <w:rFonts w:ascii="Times New Roman" w:hAnsi="Times New Roman" w:cs="Times New Roman"/>
-          <w:sz w:val="22"/>
-          <w:szCs w:val="22"/>
-        </w:rPr>
-      </w:pPr>
-      <w:r>
-        <w:rPr>
-          <w:rFonts w:ascii="Times New Roman" w:hAnsi="Times New Roman" w:cs="Times New Roman"/>
-          <w:sz w:val="22"/>
-          <w:szCs w:val="22"/>
-        </w:rPr>
         <w:t>2015</w:t>
       </w:r>
       <w:r>
@@ -5614,6 +5220,69 @@
       <w:r>
         <w:rPr>
           <w:rFonts w:ascii="Times New Roman" w:hAnsi="Times New Roman" w:cs="Times New Roman"/>
+          <w:color w:val="000000"/>
+          <w:sz w:val="22"/>
+          <w:szCs w:val="22"/>
+        </w:rPr>
+        <w:t>2026</w:t>
+      </w:r>
+      <w:r>
+        <w:rPr>
+          <w:rFonts w:ascii="Times New Roman" w:hAnsi="Times New Roman" w:cs="Times New Roman"/>
+          <w:color w:val="000000"/>
+          <w:sz w:val="22"/>
+          <w:szCs w:val="22"/>
+        </w:rPr>
+        <w:tab/>
+      </w:r>
+      <w:r>
+        <w:rPr>
+          <w:rFonts w:ascii="Times New Roman" w:hAnsi="Times New Roman" w:cs="Times New Roman"/>
+          <w:color w:val="000000"/>
+          <w:sz w:val="22"/>
+          <w:szCs w:val="22"/>
+        </w:rPr>
+        <w:tab/>
+      </w:r>
+      <w:r>
+        <w:rPr>
+          <w:rFonts w:ascii="Times New Roman" w:hAnsi="Times New Roman" w:cs="Times New Roman"/>
+          <w:color w:val="000000"/>
+          <w:sz w:val="22"/>
+          <w:szCs w:val="22"/>
+        </w:rPr>
+        <w:tab/>
+      </w:r>
+      <w:r>
+        <w:rPr>
+          <w:rFonts w:ascii="Times New Roman" w:hAnsi="Times New Roman" w:cs="Times New Roman"/>
+          <w:sz w:val="22"/>
+          <w:szCs w:val="22"/>
+        </w:rPr>
+        <w:t xml:space="preserve">Outstanding TA </w:t>
+      </w:r>
+      <w:r>
+        <w:rPr>
+          <w:rFonts w:ascii="Times New Roman" w:hAnsi="Times New Roman" w:cs="Times New Roman"/>
+          <w:sz w:val="22"/>
+          <w:szCs w:val="22"/>
+        </w:rPr>
+        <w:t>Award</w:t>
+      </w:r>
+    </w:p>
+    <w:p>
+      <w:pPr>
+        <w:spacing w:line="276" w:lineRule="auto"/>
+        <w:jc w:val="both"/>
+        <w:rPr>
+          <w:rFonts w:ascii="Times New Roman" w:hAnsi="Times New Roman" w:cs="Times New Roman"/>
+          <w:sz w:val="22"/>
+          <w:szCs w:val="22"/>
+        </w:rPr>
+      </w:pPr>
+      <w:r>
+        <w:rPr>
+          <w:rFonts w:ascii="Times New Roman" w:hAnsi="Times New Roman" w:cs="Times New Roman"/>
           <w:sz w:val="22"/>
           <w:szCs w:val="22"/>
         </w:rPr>
@@ -5704,76 +5373,6 @@
           <w:sz w:val="22"/>
           <w:szCs w:val="22"/>
         </w:rPr>
-        <w:t>202</w:t>
-      </w:r>
-      <w:r>
-        <w:rPr>
-          <w:rFonts w:ascii="Times New Roman" w:hAnsi="Times New Roman" w:cs="Times New Roman"/>
-          <w:sz w:val="22"/>
-          <w:szCs w:val="22"/>
-        </w:rPr>
-        <w:t xml:space="preserve">5 </w:t>
-      </w:r>
-      <w:r>
-        <w:rPr>
-          <w:rFonts w:ascii="Times New Roman" w:hAnsi="Times New Roman" w:cs="Times New Roman"/>
-          <w:color w:val="000000"/>
-          <w:sz w:val="22"/>
-          <w:szCs w:val="22"/>
-        </w:rPr>
-        <w:t>– 2026</w:t>
-      </w:r>
-      <w:r>
-        <w:rPr>
-          <w:rFonts w:ascii="Times New Roman" w:hAnsi="Times New Roman" w:cs="Times New Roman"/>
-          <w:color w:val="000000"/>
-          <w:sz w:val="22"/>
-          <w:szCs w:val="22"/>
-        </w:rPr>
-        <w:tab/>
-      </w:r>
-      <w:r>
-        <w:rPr>
-          <w:rFonts w:ascii="Times New Roman" w:hAnsi="Times New Roman" w:cs="Times New Roman"/>
-          <w:color w:val="000000"/>
-          <w:sz w:val="22"/>
-          <w:szCs w:val="22"/>
-        </w:rPr>
-        <w:tab/>
-      </w:r>
-      <w:r>
-        <w:rPr>
-          <w:rFonts w:ascii="Times New Roman" w:hAnsi="Times New Roman" w:cs="Times New Roman"/>
-          <w:sz w:val="22"/>
-          <w:szCs w:val="22"/>
-        </w:rPr>
-        <w:t xml:space="preserve">Outstanding TA </w:t>
-      </w:r>
-      <w:r>
-        <w:rPr>
-          <w:rFonts w:ascii="Times New Roman" w:hAnsi="Times New Roman" w:cs="Times New Roman"/>
-          <w:sz w:val="22"/>
-          <w:szCs w:val="22"/>
-        </w:rPr>
-        <w:t>Award</w:t>
-      </w:r>
-    </w:p>
-    <w:p>
-      <w:pPr>
-        <w:spacing w:line="276" w:lineRule="auto"/>
-        <w:jc w:val="both"/>
-        <w:rPr>
-          <w:rFonts w:ascii="Times New Roman" w:hAnsi="Times New Roman" w:cs="Times New Roman"/>
-          <w:sz w:val="22"/>
-          <w:szCs w:val="22"/>
-        </w:rPr>
-      </w:pPr>
-      <w:r>
-        <w:rPr>
-          <w:rFonts w:ascii="Times New Roman" w:hAnsi="Times New Roman" w:cs="Times New Roman"/>
-          <w:sz w:val="22"/>
-          <w:szCs w:val="22"/>
-        </w:rPr>
         <w:t>2016</w:t>
       </w:r>
       <w:r>
@@ -5841,7 +5440,23 @@
           <w:sz w:val="22"/>
           <w:szCs w:val="22"/>
         </w:rPr>
-        <w:t>014 – 2015</w:t>
+        <w:t>014</w:t>
+      </w:r>
+      <w:r>
+        <w:rPr>
+          <w:rFonts w:ascii="Times New Roman" w:hAnsi="Times New Roman" w:cs="Times New Roman"/>
+          <w:sz w:val="22"/>
+          <w:szCs w:val="22"/>
+        </w:rPr>
+        <w:t>,</w:t>
+      </w:r>
+      <w:r>
+        <w:rPr>
+          <w:rFonts w:ascii="Times New Roman" w:hAnsi="Times New Roman" w:cs="Times New Roman"/>
+          <w:sz w:val="22"/>
+          <w:szCs w:val="22"/>
+        </w:rPr>
+        <w:t xml:space="preserve"> 2015</w:t>
       </w:r>
       <w:r>
         <w:rPr>
@@ -6312,7 +5927,7 @@
           <w:sz w:val="22"/>
           <w:szCs w:val="22"/>
         </w:rPr>
-        <w:t xml:space="preserve">2023 – </w:t>
+        <w:t>2023</w:t>
       </w:r>
       <w:r>
         <w:rPr>
@@ -6321,6 +5936,15 @@
           <w:sz w:val="22"/>
           <w:szCs w:val="22"/>
         </w:rPr>
+        <w:t xml:space="preserve">, </w:t>
+      </w:r>
+      <w:r>
+        <w:rPr>
+          <w:rFonts w:ascii="Times New Roman" w:hAnsi="Times New Roman" w:cs="Times New Roman"/>
+          <w:color w:val="000000"/>
+          <w:sz w:val="22"/>
+          <w:szCs w:val="22"/>
+        </w:rPr>
         <w:t>2024</w:t>
       </w:r>
       <w:r>
@@ -6538,43 +6162,43 @@
           <w:rFonts w:ascii="Times New Roman" w:hAnsi="Times New Roman" w:cs="Times New Roman"/>
           <w:color w:val="7F7F7F" w:themeColor="text1" w:themeTint="80"/>
         </w:rPr>
+        <w:t>Ahsanullah University of Science and Technolog</w:t>
+      </w:r>
+      <w:r>
+        <w:rPr>
+          <w:rFonts w:ascii="Times New Roman" w:hAnsi="Times New Roman" w:cs="Times New Roman"/>
+          <w:color w:val="7F7F7F" w:themeColor="text1" w:themeTint="80"/>
+        </w:rPr>
+        <w:t>y</w:t>
+      </w:r>
+      <w:r>
+        <w:rPr>
+          <w:rFonts w:ascii="Times New Roman" w:hAnsi="Times New Roman" w:cs="Times New Roman"/>
+          <w:color w:val="7F7F7F" w:themeColor="text1" w:themeTint="80"/>
+        </w:rPr>
+        <w:t xml:space="preserve"> –</w:t>
+      </w:r>
+    </w:p>
+    <w:p>
+      <w:pPr>
+        <w:spacing w:line="276" w:lineRule="auto"/>
+        <w:ind w:left="2160" w:hanging="2160"/>
+        <w:jc w:val="both"/>
+        <w:rPr>
+          <w:rFonts w:ascii="Times New Roman" w:hAnsi="Times New Roman" w:cs="Times New Roman"/>
+          <w:color w:val="000000"/>
+          <w:sz w:val="22"/>
+          <w:szCs w:val="22"/>
+        </w:rPr>
+      </w:pPr>
+      <w:r>
+        <w:rPr>
+          <w:rFonts w:ascii="Times New Roman" w:hAnsi="Times New Roman" w:cs="Times New Roman"/>
+          <w:color w:val="000000"/>
+          <w:sz w:val="22"/>
+          <w:szCs w:val="22"/>
+        </w:rPr>
         <w:lastRenderedPageBreak/>
-        <w:t>Ahsanullah University of Science and Technolog</w:t>
-      </w:r>
-      <w:r>
-        <w:rPr>
-          <w:rFonts w:ascii="Times New Roman" w:hAnsi="Times New Roman" w:cs="Times New Roman"/>
-          <w:color w:val="7F7F7F" w:themeColor="text1" w:themeTint="80"/>
-        </w:rPr>
-        <w:t>y</w:t>
-      </w:r>
-      <w:r>
-        <w:rPr>
-          <w:rFonts w:ascii="Times New Roman" w:hAnsi="Times New Roman" w:cs="Times New Roman"/>
-          <w:color w:val="7F7F7F" w:themeColor="text1" w:themeTint="80"/>
-        </w:rPr>
-        <w:t xml:space="preserve"> –</w:t>
-      </w:r>
-    </w:p>
-    <w:p>
-      <w:pPr>
-        <w:spacing w:line="276" w:lineRule="auto"/>
-        <w:ind w:left="2160" w:hanging="2160"/>
-        <w:jc w:val="both"/>
-        <w:rPr>
-          <w:rFonts w:ascii="Times New Roman" w:hAnsi="Times New Roman" w:cs="Times New Roman"/>
-          <w:color w:val="000000"/>
-          <w:sz w:val="22"/>
-          <w:szCs w:val="22"/>
-        </w:rPr>
-      </w:pPr>
-      <w:r>
-        <w:rPr>
-          <w:rFonts w:ascii="Times New Roman" w:hAnsi="Times New Roman" w:cs="Times New Roman"/>
-          <w:color w:val="000000"/>
-          <w:sz w:val="22"/>
-          <w:szCs w:val="22"/>
-        </w:rPr>
         <w:t>2020</w:t>
       </w:r>
       <w:r>
@@ -6769,7 +6393,7 @@
           <w:sz w:val="26"/>
           <w:szCs w:val="26"/>
         </w:rPr>
-        <w:t>Invited Talks</w:t>
+        <w:t>Invited Talks and Guest Lectures</w:t>
       </w:r>
     </w:p>
     <w:p>
@@ -6789,83 +6413,32 @@
           <w:szCs w:val="22"/>
         </w:rPr>
         <w:t>2025</w:t>
-      </w:r>
-      <w:r>
-        <w:rPr>
-          <w:rFonts w:ascii="Times New Roman" w:hAnsi="Times New Roman" w:cs="Times New Roman"/>
-          <w:sz w:val="22"/>
-          <w:szCs w:val="22"/>
-        </w:rPr>
-        <w:tab/>
-      </w:r>
-      <w:r>
-        <w:rPr>
-          <w:rFonts w:ascii="Times New Roman" w:hAnsi="Times New Roman" w:cs="Times New Roman"/>
-          <w:sz w:val="22"/>
-          <w:szCs w:val="22"/>
-        </w:rPr>
-        <w:tab/>
-      </w:r>
-      <w:r>
-        <w:rPr>
-          <w:rFonts w:ascii="Times New Roman" w:hAnsi="Times New Roman" w:cs="Times New Roman"/>
-          <w:sz w:val="22"/>
-          <w:szCs w:val="22"/>
-        </w:rPr>
-        <w:tab/>
-        <w:t>Title: State of the Art Algorithms i</w:t>
-      </w:r>
-      <w:r>
-        <w:rPr>
-          <w:rFonts w:ascii="Times New Roman" w:hAnsi="Times New Roman" w:cs="Times New Roman"/>
-          <w:sz w:val="22"/>
-          <w:szCs w:val="22"/>
-        </w:rPr>
-        <w:t>n LLM</w:t>
-      </w:r>
-    </w:p>
-    <w:p>
-      <w:pPr>
-        <w:spacing w:line="276" w:lineRule="auto"/>
-        <w:jc w:val="both"/>
-        <w:rPr>
-          <w:rFonts w:ascii="Times New Roman" w:hAnsi="Times New Roman" w:cs="Times New Roman"/>
-          <w:sz w:val="22"/>
-          <w:szCs w:val="22"/>
-        </w:rPr>
-      </w:pPr>
-      <w:r>
-        <w:rPr>
-          <w:rFonts w:ascii="Times New Roman" w:hAnsi="Times New Roman" w:cs="Times New Roman"/>
-          <w:sz w:val="22"/>
-          <w:szCs w:val="22"/>
-        </w:rPr>
-        <w:tab/>
-      </w:r>
-      <w:r>
-        <w:rPr>
-          <w:rFonts w:ascii="Times New Roman" w:hAnsi="Times New Roman" w:cs="Times New Roman"/>
-          <w:sz w:val="22"/>
-          <w:szCs w:val="22"/>
-        </w:rPr>
-        <w:tab/>
-      </w:r>
-      <w:r>
-        <w:rPr>
-          <w:rFonts w:ascii="Times New Roman" w:hAnsi="Times New Roman" w:cs="Times New Roman"/>
-          <w:sz w:val="22"/>
-          <w:szCs w:val="22"/>
-        </w:rPr>
-        <w:tab/>
-        <w:t>Host: Computer Vision Course, University of Col</w:t>
-      </w:r>
-      <w:r>
-        <w:rPr>
-          <w:rFonts w:ascii="Times New Roman" w:hAnsi="Times New Roman" w:cs="Times New Roman"/>
-          <w:sz w:val="22"/>
-          <w:szCs w:val="22"/>
-        </w:rPr>
-        <w:t>orado Boulder</w:t>
+        <w:tab/>
+        <w:tab/>
+        <w:tab/>
+        <w:t>Guest Lecture: State-of-the-Art Algorithms for Large Language Models</w:t>
+      </w:r>
+    </w:p>
+    <w:p>
+      <w:pPr>
+        <w:spacing w:line="276" w:lineRule="auto"/>
+        <w:jc w:val="both"/>
+        <w:rPr>
+          <w:rFonts w:ascii="Times New Roman" w:hAnsi="Times New Roman" w:cs="Times New Roman"/>
+          <w:sz w:val="22"/>
+          <w:szCs w:val="22"/>
+        </w:rPr>
+      </w:pPr>
+      <w:r>
+        <w:rPr>
+          <w:rFonts w:ascii="Times New Roman" w:hAnsi="Times New Roman" w:cs="Times New Roman"/>
+          <w:sz w:val="22"/>
+          <w:szCs w:val="22"/>
+        </w:rPr>
+        <w:tab/>
+        <w:tab/>
+        <w:tab/>
+        <w:t>Computer Vision course, University of Colorado Boulder</w:t>
       </w:r>
     </w:p>
     <w:p>
@@ -6885,105 +6458,32 @@
           <w:szCs w:val="22"/>
         </w:rPr>
         <w:t>2016</w:t>
-      </w:r>
-      <w:r>
-        <w:rPr>
-          <w:rFonts w:ascii="Times New Roman" w:hAnsi="Times New Roman" w:cs="Times New Roman"/>
-          <w:sz w:val="22"/>
-          <w:szCs w:val="22"/>
-        </w:rPr>
-        <w:tab/>
-      </w:r>
-      <w:r>
-        <w:rPr>
-          <w:rFonts w:ascii="Times New Roman" w:hAnsi="Times New Roman" w:cs="Times New Roman"/>
-          <w:sz w:val="22"/>
-          <w:szCs w:val="22"/>
-        </w:rPr>
-        <w:tab/>
-      </w:r>
-      <w:r>
-        <w:rPr>
-          <w:rFonts w:ascii="Times New Roman" w:hAnsi="Times New Roman" w:cs="Times New Roman"/>
-          <w:sz w:val="22"/>
-          <w:szCs w:val="22"/>
-        </w:rPr>
-        <w:tab/>
-      </w:r>
-      <w:r>
-        <w:rPr>
-          <w:rFonts w:ascii="Times New Roman" w:hAnsi="Times New Roman" w:cs="Times New Roman"/>
-          <w:sz w:val="22"/>
-          <w:szCs w:val="22"/>
-        </w:rPr>
-        <w:t xml:space="preserve">Title: </w:t>
-      </w:r>
-      <w:r>
-        <w:rPr>
-          <w:rFonts w:ascii="Times New Roman" w:hAnsi="Times New Roman" w:cs="Times New Roman"/>
-          <w:sz w:val="22"/>
-          <w:szCs w:val="22"/>
-        </w:rPr>
-        <w:t>Multiresolution Visualization of ICON data</w:t>
-      </w:r>
-      <w:r>
-        <w:rPr>
-          <w:rFonts w:ascii="Times New Roman" w:hAnsi="Times New Roman" w:cs="Times New Roman"/>
-          <w:sz w:val="22"/>
-          <w:szCs w:val="22"/>
-        </w:rPr>
-        <w:t xml:space="preserve"> </w:t>
-      </w:r>
-    </w:p>
-    <w:p>
-      <w:pPr>
-        <w:spacing w:line="276" w:lineRule="auto"/>
-        <w:jc w:val="both"/>
-        <w:rPr>
-          <w:rFonts w:ascii="Times New Roman" w:hAnsi="Times New Roman" w:cs="Times New Roman"/>
-          <w:sz w:val="22"/>
-          <w:szCs w:val="22"/>
-        </w:rPr>
-      </w:pPr>
-      <w:r>
-        <w:rPr>
-          <w:rFonts w:ascii="Times New Roman" w:hAnsi="Times New Roman" w:cs="Times New Roman"/>
-          <w:sz w:val="22"/>
-          <w:szCs w:val="22"/>
-        </w:rPr>
-        <w:tab/>
-      </w:r>
-      <w:r>
-        <w:rPr>
-          <w:rFonts w:ascii="Times New Roman" w:hAnsi="Times New Roman" w:cs="Times New Roman"/>
-          <w:sz w:val="22"/>
-          <w:szCs w:val="22"/>
-        </w:rPr>
-        <w:tab/>
-      </w:r>
-      <w:r>
-        <w:rPr>
-          <w:rFonts w:ascii="Times New Roman" w:hAnsi="Times New Roman" w:cs="Times New Roman"/>
-          <w:sz w:val="22"/>
-          <w:szCs w:val="22"/>
-        </w:rPr>
-        <w:tab/>
-      </w:r>
-      <w:r>
-        <w:rPr>
-          <w:rFonts w:ascii="Times New Roman" w:hAnsi="Times New Roman" w:cs="Times New Roman"/>
-          <w:sz w:val="22"/>
-          <w:szCs w:val="22"/>
-        </w:rPr>
-        <w:t>Host: German Climate Computing Center (DKRZ</w:t>
-      </w:r>
-      <w:r>
-        <w:rPr>
-          <w:rFonts w:ascii="Times New Roman" w:hAnsi="Times New Roman" w:cs="Times New Roman"/>
-          <w:sz w:val="22"/>
-          <w:szCs w:val="22"/>
-        </w:rPr>
-        <w:t>)</w:t>
+        <w:tab/>
+        <w:tab/>
+        <w:tab/>
+        <w:t>Invited Talk: Multiresolution Visualization of ICON Data</w:t>
+      </w:r>
+    </w:p>
+    <w:p>
+      <w:pPr>
+        <w:spacing w:line="276" w:lineRule="auto"/>
+        <w:jc w:val="both"/>
+        <w:rPr>
+          <w:rFonts w:ascii="Times New Roman" w:hAnsi="Times New Roman" w:cs="Times New Roman"/>
+          <w:sz w:val="22"/>
+          <w:szCs w:val="22"/>
+        </w:rPr>
+      </w:pPr>
+      <w:r>
+        <w:rPr>
+          <w:rFonts w:ascii="Times New Roman" w:hAnsi="Times New Roman" w:cs="Times New Roman"/>
+          <w:sz w:val="22"/>
+          <w:szCs w:val="22"/>
+        </w:rPr>
+        <w:tab/>
+        <w:tab/>
+        <w:tab/>
+        <w:t>German Climate Computing Center (DKRZ)</w:t>
       </w:r>
     </w:p>
     <w:p>
@@ -7122,7 +6622,7 @@
 </file>
 
 <file path=word/endnotes.xml><?xml version="1.0" encoding="utf-8"?>
-<w:endnotes xmlns:wpc="http://schemas.microsoft.com/office/word/2010/wordprocessingCanvas" xmlns:cx="http://schemas.microsoft.com/office/drawing/2014/chartex" xmlns:cx1="http://schemas.microsoft.com/office/drawing/2015/9/8/chartex" xmlns:cx2="http://schemas.microsoft.com/office/drawing/2015/10/21/chartex" xmlns:cx3="http://schemas.microsoft.com/office/drawing/2016/5/9/chartex" xmlns:cx4="http://schemas.microsoft.com/office/drawing/2016/5/10/chartex" xmlns:cx5="http://schemas.microsoft.com/office/drawing/2016/5/11/chartex" xmlns:cx6="http://schemas.microsoft.com/office/drawing/2016/5/12/chartex" xmlns:cx7="http://schemas.microsoft.com/office/drawing/2016/5/13/chartex" xmlns:cx8="http://schemas.microsoft.com/office/drawing/2016/5/14/chartex" xmlns:mc="http://schemas.openxmlformats.org/markup-compatibility/2006" xmlns:m="http://schemas.openxmlformats.org/officeDocument/2006/math" xmlns:aink="http://schemas.microsoft.com/office/drawing/2016/ink" xmlns:am3d="http://schemas.microsoft.com/office/drawing/2017/model3d" xmlns:oel="http://schemas.microsoft.com/office/2019/extlst" xmlns:r="http://schemas.openxmlformats.org/officeDocument/2006/relationships" xmlns:wp14="http://schemas.microsoft.com/office/word/2010/wordprocessingDrawing" xmlns:wp="http://schemas.openxmlformats.org/drawingml/2006/wordprocessingDrawing" xmlns:wpg="http://schemas.microsoft.com/office/word/2010/wordprocessingGroup" xmlns:wpi="http://schemas.microsoft.com/office/word/2010/wordprocessingInk" xmlns:wps="http://schemas.microsoft.com/office/word/2010/wordprocessingShape" xmlns:o="urn:schemas-microsoft-com:office:office" xmlns:v="urn:schemas-microsoft-com:vml" xmlns:w10="urn:schemas-microsoft-com:office:word" xmlns:w="http://schemas.openxmlformats.org/wordprocessingml/2006/main" xmlns:w14="http://schemas.microsoft.com/office/word/2010/wordml" xmlns:w15="http://schemas.microsoft.com/office/word/2012/wordml" xmlns:w16cei="http://schemas.microsoft.com/office/word/2026/wordml/cei" xmlns:w16cex="http://schemas.microsoft.com/office/word/2018/wordml/cex" xmlns:w16cid="http://schemas.microsoft.com/office/word/2016/wordml/cid" xmlns:w16="http://schemas.microsoft.com/office/word/2018/wordml" xmlns:w16sdtdh="http://schemas.microsoft.com/office/word/2020/wordml/sdtdatahash" xmlns:w16sdtfl="http://schemas.microsoft.com/office/word/2024/wordml/sdtformatlock" xmlns:w16se="http://schemas.microsoft.com/office/word/2015/wordml/symex" xmlns:w16du="http://schemas.microsoft.com/office/word/2023/wordml/word16du" xmlns:wne="http://schemas.microsoft.com/office/word/2006/wordml" mc:Ignorable="w14 w15 w16se w16cid w16 w16cex w16sdtdh w16sdtfl w16du wp14">
+<w:endnotes xmlns:wpc="http://schemas.microsoft.com/office/word/2010/wordprocessingCanvas" xmlns:cx="http://schemas.microsoft.com/office/drawing/2014/chartex" xmlns:cx1="http://schemas.microsoft.com/office/drawing/2015/9/8/chartex" xmlns:cx2="http://schemas.microsoft.com/office/drawing/2015/10/21/chartex" xmlns:cx3="http://schemas.microsoft.com/office/drawing/2016/5/9/chartex" xmlns:cx4="http://schemas.microsoft.com/office/drawing/2016/5/10/chartex" xmlns:cx5="http://schemas.microsoft.com/office/drawing/2016/5/11/chartex" xmlns:cx6="http://schemas.microsoft.com/office/drawing/2016/5/12/chartex" xmlns:cx7="http://schemas.microsoft.com/office/drawing/2016/5/13/chartex" xmlns:cx8="http://schemas.microsoft.com/office/drawing/2016/5/14/chartex" xmlns:mc="http://schemas.openxmlformats.org/markup-compatibility/2006" xmlns:m="http://schemas.openxmlformats.org/officeDocument/2006/math" xmlns:aink="http://schemas.microsoft.com/office/drawing/2016/ink" xmlns:am3d="http://schemas.microsoft.com/office/drawing/2017/model3d" xmlns:oel="http://schemas.microsoft.com/office/2019/extlst" xmlns:r="http://schemas.openxmlformats.org/officeDocument/2006/relationships" xmlns:wp14="http://schemas.microsoft.com/office/word/2010/wordprocessingDrawing" xmlns:wp="http://schemas.openxmlformats.org/drawingml/2006/wordprocessingDrawing" xmlns:wpg="http://schemas.microsoft.com/office/word/2010/wordprocessingGroup" xmlns:wpi="http://schemas.microsoft.com/office/word/2010/wordprocessingInk" xmlns:wps="http://schemas.microsoft.com/office/word/2010/wordprocessingShape" xmlns:o="urn:schemas-microsoft-com:office:office" xmlns:v="urn:schemas-microsoft-com:vml" xmlns:w10="urn:schemas-microsoft-com:office:word" xmlns:w="http://schemas.openxmlformats.org/wordprocessingml/2006/main" xmlns:w14="http://schemas.microsoft.com/office/word/2010/wordml" xmlns:w15="http://schemas.microsoft.com/office/word/2012/wordml" xmlns:w16cex="http://schemas.microsoft.com/office/word/2018/wordml/cex" xmlns:w16cid="http://schemas.microsoft.com/office/word/2016/wordml/cid" xmlns:w16="http://schemas.microsoft.com/office/word/2018/wordml" xmlns:w16sdtdh="http://schemas.microsoft.com/office/word/2020/wordml/sdtdatahash" xmlns:w16sdtfl="http://schemas.microsoft.com/office/word/2024/wordml/sdtformatlock" xmlns:w16se="http://schemas.microsoft.com/office/word/2015/wordml/symex" xmlns:w16du="http://schemas.microsoft.com/office/word/2023/wordml/word16du" xmlns:wne="http://schemas.microsoft.com/office/word/2006/wordml" mc:Ignorable="w14 w15 w16se w16cid w16 w16cex w16sdtdh w16sdtfl w16du wp14">
   <w:endnote w:type="separator" w:id="-1">
     <w:p>
       <w:r>
@@ -7141,7 +6641,7 @@
 </file>
 
 <file path=word/footer1.xml><?xml version="1.0" encoding="utf-8"?>
-<w:ftr xmlns:wpc="http://schemas.microsoft.com/office/word/2010/wordprocessingCanvas" xmlns:cx="http://schemas.microsoft.com/office/drawing/2014/chartex" xmlns:cx1="http://schemas.microsoft.com/office/drawing/2015/9/8/chartex" xmlns:cx2="http://schemas.microsoft.com/office/drawing/2015/10/21/chartex" xmlns:cx3="http://schemas.microsoft.com/office/drawing/2016/5/9/chartex" xmlns:cx4="http://schemas.microsoft.com/office/drawing/2016/5/10/chartex" xmlns:cx5="http://schemas.microsoft.com/office/drawing/2016/5/11/chartex" xmlns:cx6="http://schemas.microsoft.com/office/drawing/2016/5/12/chartex" xmlns:cx7="http://schemas.microsoft.com/office/drawing/2016/5/13/chartex" xmlns:cx8="http://schemas.microsoft.com/office/drawing/2016/5/14/chartex" xmlns:mc="http://schemas.openxmlformats.org/markup-compatibility/2006" xmlns:m="http://schemas.openxmlformats.org/officeDocument/2006/math" xmlns:aink="http://schemas.microsoft.com/office/drawing/2016/ink" xmlns:am3d="http://schemas.microsoft.com/office/drawing/2017/model3d" xmlns:oel="http://schemas.microsoft.com/office/2019/extlst" xmlns:r="http://schemas.openxmlformats.org/officeDocument/2006/relationships" xmlns:wp14="http://schemas.microsoft.com/office/word/2010/wordprocessingDrawing" xmlns:wp="http://schemas.openxmlformats.org/drawingml/2006/wordprocessingDrawing" xmlns:wpg="http://schemas.microsoft.com/office/word/2010/wordprocessingGroup" xmlns:wpi="http://schemas.microsoft.com/office/word/2010/wordprocessingInk" xmlns:wps="http://schemas.microsoft.com/office/word/2010/wordprocessingShape" xmlns:o="urn:schemas-microsoft-com:office:office" xmlns:v="urn:schemas-microsoft-com:vml" xmlns:w10="urn:schemas-microsoft-com:office:word" xmlns:w="http://schemas.openxmlformats.org/wordprocessingml/2006/main" xmlns:w14="http://schemas.microsoft.com/office/word/2010/wordml" xmlns:w15="http://schemas.microsoft.com/office/word/2012/wordml" xmlns:w16cei="http://schemas.microsoft.com/office/word/2026/wordml/cei" xmlns:w16cex="http://schemas.microsoft.com/office/word/2018/wordml/cex" xmlns:w16cid="http://schemas.microsoft.com/office/word/2016/wordml/cid" xmlns:w16="http://schemas.microsoft.com/office/word/2018/wordml" xmlns:w16sdtdh="http://schemas.microsoft.com/office/word/2020/wordml/sdtdatahash" xmlns:w16sdtfl="http://schemas.microsoft.com/office/word/2024/wordml/sdtformatlock" xmlns:w16se="http://schemas.microsoft.com/office/word/2015/wordml/symex" xmlns:w16du="http://schemas.microsoft.com/office/word/2023/wordml/word16du" xmlns:wne="http://schemas.microsoft.com/office/word/2006/wordml" mc:Ignorable="w14 w15 w16se w16cid w16 w16cex w16sdtdh w16sdtfl w16du wp14">
+<w:ftr xmlns:wpc="http://schemas.microsoft.com/office/word/2010/wordprocessingCanvas" xmlns:cx="http://schemas.microsoft.com/office/drawing/2014/chartex" xmlns:cx1="http://schemas.microsoft.com/office/drawing/2015/9/8/chartex" xmlns:cx2="http://schemas.microsoft.com/office/drawing/2015/10/21/chartex" xmlns:cx3="http://schemas.microsoft.com/office/drawing/2016/5/9/chartex" xmlns:cx4="http://schemas.microsoft.com/office/drawing/2016/5/10/chartex" xmlns:cx5="http://schemas.microsoft.com/office/drawing/2016/5/11/chartex" xmlns:cx6="http://schemas.microsoft.com/office/drawing/2016/5/12/chartex" xmlns:cx7="http://schemas.microsoft.com/office/drawing/2016/5/13/chartex" xmlns:cx8="http://schemas.microsoft.com/office/drawing/2016/5/14/chartex" xmlns:mc="http://schemas.openxmlformats.org/markup-compatibility/2006" xmlns:m="http://schemas.openxmlformats.org/officeDocument/2006/math" xmlns:aink="http://schemas.microsoft.com/office/drawing/2016/ink" xmlns:am3d="http://schemas.microsoft.com/office/drawing/2017/model3d" xmlns:oel="http://schemas.microsoft.com/office/2019/extlst" xmlns:r="http://schemas.openxmlformats.org/officeDocument/2006/relationships" xmlns:wp14="http://schemas.microsoft.com/office/word/2010/wordprocessingDrawing" xmlns:wp="http://schemas.openxmlformats.org/drawingml/2006/wordprocessingDrawing" xmlns:wpg="http://schemas.microsoft.com/office/word/2010/wordprocessingGroup" xmlns:wpi="http://schemas.microsoft.com/office/word/2010/wordprocessingInk" xmlns:wps="http://schemas.microsoft.com/office/word/2010/wordprocessingShape" xmlns:o="urn:schemas-microsoft-com:office:office" xmlns:v="urn:schemas-microsoft-com:vml" xmlns:w10="urn:schemas-microsoft-com:office:word" xmlns:w="http://schemas.openxmlformats.org/wordprocessingml/2006/main" xmlns:w14="http://schemas.microsoft.com/office/word/2010/wordml" xmlns:w15="http://schemas.microsoft.com/office/word/2012/wordml" xmlns:w16cex="http://schemas.microsoft.com/office/word/2018/wordml/cex" xmlns:w16cid="http://schemas.microsoft.com/office/word/2016/wordml/cid" xmlns:w16="http://schemas.microsoft.com/office/word/2018/wordml" xmlns:w16sdtdh="http://schemas.microsoft.com/office/word/2020/wordml/sdtdatahash" xmlns:w16sdtfl="http://schemas.microsoft.com/office/word/2024/wordml/sdtformatlock" xmlns:w16se="http://schemas.microsoft.com/office/word/2015/wordml/symex" xmlns:w16du="http://schemas.microsoft.com/office/word/2023/wordml/word16du" xmlns:wne="http://schemas.microsoft.com/office/word/2006/wordml" mc:Ignorable="w14 w15 w16se w16cid w16 w16cex w16sdtdh w16sdtfl w16du wp14">
   <w:sdt>
     <w:sdtPr>
       <w:rPr>
@@ -7153,11 +6653,6 @@
         <w:docPartUnique/>
       </w:docPartObj>
     </w:sdtPr>
-    <w:sdtEndPr>
-      <w:rPr>
-        <w:rStyle w:val="PageNumber"/>
-      </w:rPr>
-    </w:sdtEndPr>
     <w:sdtContent>
       <w:p>
         <w:pPr>
@@ -7211,7 +6706,7 @@
 </file>
 
 <file path=word/footer2.xml><?xml version="1.0" encoding="utf-8"?>
-<w:ftr xmlns:wpc="http://schemas.microsoft.com/office/word/2010/wordprocessingCanvas" xmlns:cx="http://schemas.microsoft.com/office/drawing/2014/chartex" xmlns:cx1="http://schemas.microsoft.com/office/drawing/2015/9/8/chartex" xmlns:cx2="http://schemas.microsoft.com/office/drawing/2015/10/21/chartex" xmlns:cx3="http://schemas.microsoft.com/office/drawing/2016/5/9/chartex" xmlns:cx4="http://schemas.microsoft.com/office/drawing/2016/5/10/chartex" xmlns:cx5="http://schemas.microsoft.com/office/drawing/2016/5/11/chartex" xmlns:cx6="http://schemas.microsoft.com/office/drawing/2016/5/12/chartex" xmlns:cx7="http://schemas.microsoft.com/office/drawing/2016/5/13/chartex" xmlns:cx8="http://schemas.microsoft.com/office/drawing/2016/5/14/chartex" xmlns:mc="http://schemas.openxmlformats.org/markup-compatibility/2006" xmlns:m="http://schemas.openxmlformats.org/officeDocument/2006/math" xmlns:aink="http://schemas.microsoft.com/office/drawing/2016/ink" xmlns:am3d="http://schemas.microsoft.com/office/drawing/2017/model3d" xmlns:oel="http://schemas.microsoft.com/office/2019/extlst" xmlns:r="http://schemas.openxmlformats.org/officeDocument/2006/relationships" xmlns:wp14="http://schemas.microsoft.com/office/word/2010/wordprocessingDrawing" xmlns:wp="http://schemas.openxmlformats.org/drawingml/2006/wordprocessingDrawing" xmlns:wpg="http://schemas.microsoft.com/office/word/2010/wordprocessingGroup" xmlns:wpi="http://schemas.microsoft.com/office/word/2010/wordprocessingInk" xmlns:wps="http://schemas.microsoft.com/office/word/2010/wordprocessingShape" xmlns:o="urn:schemas-microsoft-com:office:office" xmlns:v="urn:schemas-microsoft-com:vml" xmlns:w10="urn:schemas-microsoft-com:office:word" xmlns:w="http://schemas.openxmlformats.org/wordprocessingml/2006/main" xmlns:w14="http://schemas.microsoft.com/office/word/2010/wordml" xmlns:w15="http://schemas.microsoft.com/office/word/2012/wordml" xmlns:w16cei="http://schemas.microsoft.com/office/word/2026/wordml/cei" xmlns:w16cex="http://schemas.microsoft.com/office/word/2018/wordml/cex" xmlns:w16cid="http://schemas.microsoft.com/office/word/2016/wordml/cid" xmlns:w16="http://schemas.microsoft.com/office/word/2018/wordml" xmlns:w16sdtdh="http://schemas.microsoft.com/office/word/2020/wordml/sdtdatahash" xmlns:w16sdtfl="http://schemas.microsoft.com/office/word/2024/wordml/sdtformatlock" xmlns:w16se="http://schemas.microsoft.com/office/word/2015/wordml/symex" xmlns:w16du="http://schemas.microsoft.com/office/word/2023/wordml/word16du" xmlns:wne="http://schemas.microsoft.com/office/word/2006/wordml" mc:Ignorable="w14 w15 w16se w16cid w16 w16cex w16sdtdh w16sdtfl w16du wp14">
+<w:ftr xmlns:wpc="http://schemas.microsoft.com/office/word/2010/wordprocessingCanvas" xmlns:cx="http://schemas.microsoft.com/office/drawing/2014/chartex" xmlns:cx1="http://schemas.microsoft.com/office/drawing/2015/9/8/chartex" xmlns:cx2="http://schemas.microsoft.com/office/drawing/2015/10/21/chartex" xmlns:cx3="http://schemas.microsoft.com/office/drawing/2016/5/9/chartex" xmlns:cx4="http://schemas.microsoft.com/office/drawing/2016/5/10/chartex" xmlns:cx5="http://schemas.microsoft.com/office/drawing/2016/5/11/chartex" xmlns:cx6="http://schemas.microsoft.com/office/drawing/2016/5/12/chartex" xmlns:cx7="http://schemas.microsoft.com/office/drawing/2016/5/13/chartex" xmlns:cx8="http://schemas.microsoft.com/office/drawing/2016/5/14/chartex" xmlns:mc="http://schemas.openxmlformats.org/markup-compatibility/2006" xmlns:m="http://schemas.openxmlformats.org/officeDocument/2006/math" xmlns:aink="http://schemas.microsoft.com/office/drawing/2016/ink" xmlns:am3d="http://schemas.microsoft.com/office/drawing/2017/model3d" xmlns:oel="http://schemas.microsoft.com/office/2019/extlst" xmlns:r="http://schemas.openxmlformats.org/officeDocument/2006/relationships" xmlns:wp14="http://schemas.microsoft.com/office/word/2010/wordprocessingDrawing" xmlns:wp="http://schemas.openxmlformats.org/drawingml/2006/wordprocessingDrawing" xmlns:wpg="http://schemas.microsoft.com/office/word/2010/wordprocessingGroup" xmlns:wpi="http://schemas.microsoft.com/office/word/2010/wordprocessingInk" xmlns:wps="http://schemas.microsoft.com/office/word/2010/wordprocessingShape" xmlns:o="urn:schemas-microsoft-com:office:office" xmlns:v="urn:schemas-microsoft-com:vml" xmlns:w10="urn:schemas-microsoft-com:office:word" xmlns:w="http://schemas.openxmlformats.org/wordprocessingml/2006/main" xmlns:w14="http://schemas.microsoft.com/office/word/2010/wordml" xmlns:w15="http://schemas.microsoft.com/office/word/2012/wordml" xmlns:w16cex="http://schemas.microsoft.com/office/word/2018/wordml/cex" xmlns:w16cid="http://schemas.microsoft.com/office/word/2016/wordml/cid" xmlns:w16="http://schemas.microsoft.com/office/word/2018/wordml" xmlns:w16sdtdh="http://schemas.microsoft.com/office/word/2020/wordml/sdtdatahash" xmlns:w16sdtfl="http://schemas.microsoft.com/office/word/2024/wordml/sdtformatlock" xmlns:w16se="http://schemas.microsoft.com/office/word/2015/wordml/symex" xmlns:w16du="http://schemas.microsoft.com/office/word/2023/wordml/word16du" xmlns:wne="http://schemas.microsoft.com/office/word/2006/wordml" mc:Ignorable="w14 w15 w16se w16cid w16 w16cex w16sdtdh w16sdtfl w16du wp14">
   <w:sdt>
     <w:sdtPr>
       <w:rPr>
@@ -7307,7 +6802,7 @@
 </file>
 
 <file path=word/footnotes.xml><?xml version="1.0" encoding="utf-8"?>
-<w:footnotes xmlns:wpc="http://schemas.microsoft.com/office/word/2010/wordprocessingCanvas" xmlns:cx="http://schemas.microsoft.com/office/drawing/2014/chartex" xmlns:cx1="http://schemas.microsoft.com/office/drawing/2015/9/8/chartex" xmlns:cx2="http://schemas.microsoft.com/office/drawing/2015/10/21/chartex" xmlns:cx3="http://schemas.microsoft.com/office/drawing/2016/5/9/chartex" xmlns:cx4="http://schemas.microsoft.com/office/drawing/2016/5/10/chartex" xmlns:cx5="http://schemas.microsoft.com/office/drawing/2016/5/11/chartex" xmlns:cx6="http://schemas.microsoft.com/office/drawing/2016/5/12/chartex" xmlns:cx7="http://schemas.microsoft.com/office/drawing/2016/5/13/chartex" xmlns:cx8="http://schemas.microsoft.com/office/drawing/2016/5/14/chartex" xmlns:mc="http://schemas.openxmlformats.org/markup-compatibility/2006" xmlns:m="http://schemas.openxmlformats.org/officeDocument/2006/math" xmlns:aink="http://schemas.microsoft.com/office/drawing/2016/ink" xmlns:am3d="http://schemas.microsoft.com/office/drawing/2017/model3d" xmlns:oel="http://schemas.microsoft.com/office/2019/extlst" xmlns:r="http://schemas.openxmlformats.org/officeDocument/2006/relationships" xmlns:wp14="http://schemas.microsoft.com/office/word/2010/wordprocessingDrawing" xmlns:wp="http://schemas.openxmlformats.org/drawingml/2006/wordprocessingDrawing" xmlns:wpg="http://schemas.microsoft.com/office/word/2010/wordprocessingGroup" xmlns:wpi="http://schemas.microsoft.com/office/word/2010/wordprocessingInk" xmlns:wps="http://schemas.microsoft.com/office/word/2010/wordprocessingShape" xmlns:o="urn:schemas-microsoft-com:office:office" xmlns:v="urn:schemas-microsoft-com:vml" xmlns:w10="urn:schemas-microsoft-com:office:word" xmlns:w="http://schemas.openxmlformats.org/wordprocessingml/2006/main" xmlns:w14="http://schemas.microsoft.com/office/word/2010/wordml" xmlns:w15="http://schemas.microsoft.com/office/word/2012/wordml" xmlns:w16cei="http://schemas.microsoft.com/office/word/2026/wordml/cei" xmlns:w16cex="http://schemas.microsoft.com/office/word/2018/wordml/cex" xmlns:w16cid="http://schemas.microsoft.com/office/word/2016/wordml/cid" xmlns:w16="http://schemas.microsoft.com/office/word/2018/wordml" xmlns:w16sdtdh="http://schemas.microsoft.com/office/word/2020/wordml/sdtdatahash" xmlns:w16sdtfl="http://schemas.microsoft.com/office/word/2024/wordml/sdtformatlock" xmlns:w16se="http://schemas.microsoft.com/office/word/2015/wordml/symex" xmlns:w16du="http://schemas.microsoft.com/office/word/2023/wordml/word16du" xmlns:wne="http://schemas.microsoft.com/office/word/2006/wordml" mc:Ignorable="w14 w15 w16se w16cid w16 w16cex w16sdtdh w16sdtfl w16du wp14">
+<w:footnotes xmlns:wpc="http://schemas.microsoft.com/office/word/2010/wordprocessingCanvas" xmlns:cx="http://schemas.microsoft.com/office/drawing/2014/chartex" xmlns:cx1="http://schemas.microsoft.com/office/drawing/2015/9/8/chartex" xmlns:cx2="http://schemas.microsoft.com/office/drawing/2015/10/21/chartex" xmlns:cx3="http://schemas.microsoft.com/office/drawing/2016/5/9/chartex" xmlns:cx4="http://schemas.microsoft.com/office/drawing/2016/5/10/chartex" xmlns:cx5="http://schemas.microsoft.com/office/drawing/2016/5/11/chartex" xmlns:cx6="http://schemas.microsoft.com/office/drawing/2016/5/12/chartex" xmlns:cx7="http://schemas.microsoft.com/office/drawing/2016/5/13/chartex" xmlns:cx8="http://schemas.microsoft.com/office/drawing/2016/5/14/chartex" xmlns:mc="http://schemas.openxmlformats.org/markup-compatibility/2006" xmlns:m="http://schemas.openxmlformats.org/officeDocument/2006/math" xmlns:aink="http://schemas.microsoft.com/office/drawing/2016/ink" xmlns:am3d="http://schemas.microsoft.com/office/drawing/2017/model3d" xmlns:oel="http://schemas.microsoft.com/office/2019/extlst" xmlns:r="http://schemas.openxmlformats.org/officeDocument/2006/relationships" xmlns:wp14="http://schemas.microsoft.com/office/word/2010/wordprocessingDrawing" xmlns:wp="http://schemas.openxmlformats.org/drawingml/2006/wordprocessingDrawing" xmlns:wpg="http://schemas.microsoft.com/office/word/2010/wordprocessingGroup" xmlns:wpi="http://schemas.microsoft.com/office/word/2010/wordprocessingInk" xmlns:wps="http://schemas.microsoft.com/office/word/2010/wordprocessingShape" xmlns:o="urn:schemas-microsoft-com:office:office" xmlns:v="urn:schemas-microsoft-com:vml" xmlns:w10="urn:schemas-microsoft-com:office:word" xmlns:w="http://schemas.openxmlformats.org/wordprocessingml/2006/main" xmlns:w14="http://schemas.microsoft.com/office/word/2010/wordml" xmlns:w15="http://schemas.microsoft.com/office/word/2012/wordml" xmlns:w16cex="http://schemas.microsoft.com/office/word/2018/wordml/cex" xmlns:w16cid="http://schemas.microsoft.com/office/word/2016/wordml/cid" xmlns:w16="http://schemas.microsoft.com/office/word/2018/wordml" xmlns:w16sdtdh="http://schemas.microsoft.com/office/word/2020/wordml/sdtdatahash" xmlns:w16sdtfl="http://schemas.microsoft.com/office/word/2024/wordml/sdtformatlock" xmlns:w16se="http://schemas.microsoft.com/office/word/2015/wordml/symex" xmlns:w16du="http://schemas.microsoft.com/office/word/2023/wordml/word16du" xmlns:wne="http://schemas.microsoft.com/office/word/2006/wordml" mc:Ignorable="w14 w15 w16se w16cid w16 w16cex w16sdtdh w16sdtfl w16du wp14">
   <w:footnote w:type="separator" w:id="-1">
     <w:p>
       <w:r>
@@ -7326,7 +6821,7 @@
 </file>
 
 <file path=word/numbering.xml><?xml version="1.0" encoding="utf-8"?>
-<w:numbering xmlns:wpc="http://schemas.microsoft.com/office/word/2010/wordprocessingCanvas" xmlns:cx="http://schemas.microsoft.com/office/drawing/2014/chartex" xmlns:cx1="http://schemas.microsoft.com/office/drawing/2015/9/8/chartex" xmlns:cx2="http://schemas.microsoft.com/office/drawing/2015/10/21/chartex" xmlns:cx3="http://schemas.microsoft.com/office/drawing/2016/5/9/chartex" xmlns:cx4="http://schemas.microsoft.com/office/drawing/2016/5/10/chartex" xmlns:cx5="http://schemas.microsoft.com/office/drawing/2016/5/11/chartex" xmlns:cx6="http://schemas.microsoft.com/office/drawing/2016/5/12/chartex" xmlns:cx7="http://schemas.microsoft.com/office/drawing/2016/5/13/chartex" xmlns:cx8="http://schemas.microsoft.com/office/drawing/2016/5/14/chartex" xmlns:mc="http://schemas.openxmlformats.org/markup-compatibility/2006" xmlns:m="http://schemas.openxmlformats.org/officeDocument/2006/math" xmlns:aink="http://schemas.microsoft.com/office/drawing/2016/ink" xmlns:am3d="http://schemas.microsoft.com/office/drawing/2017/model3d" xmlns:oel="http://schemas.microsoft.com/office/2019/extlst" xmlns:r="http://schemas.openxmlformats.org/officeDocument/2006/relationships" xmlns:wp14="http://schemas.microsoft.com/office/word/2010/wordprocessingDrawing" xmlns:wp="http://schemas.openxmlformats.org/drawingml/2006/wordprocessingDrawing" xmlns:wpg="http://schemas.microsoft.com/office/word/2010/wordprocessingGroup" xmlns:wpi="http://schemas.microsoft.com/office/word/2010/wordprocessingInk" xmlns:wps="http://schemas.microsoft.com/office/word/2010/wordprocessingShape" xmlns:o="urn:schemas-microsoft-com:office:office" xmlns:v="urn:schemas-microsoft-com:vml" xmlns:w10="urn:schemas-microsoft-com:office:word" xmlns:w="http://schemas.openxmlformats.org/wordprocessingml/2006/main" xmlns:w14="http://schemas.microsoft.com/office/word/2010/wordml" xmlns:w15="http://schemas.microsoft.com/office/word/2012/wordml" xmlns:w16cei="http://schemas.microsoft.com/office/word/2026/wordml/cei" xmlns:w16cex="http://schemas.microsoft.com/office/word/2018/wordml/cex" xmlns:w16cid="http://schemas.microsoft.com/office/word/2016/wordml/cid" xmlns:w16="http://schemas.microsoft.com/office/word/2018/wordml" xmlns:w16sdtdh="http://schemas.microsoft.com/office/word/2020/wordml/sdtdatahash" xmlns:w16sdtfl="http://schemas.microsoft.com/office/word/2024/wordml/sdtformatlock" xmlns:w16se="http://schemas.microsoft.com/office/word/2015/wordml/symex" xmlns:w16du="http://schemas.microsoft.com/office/word/2023/wordml/word16du" xmlns:wne="http://schemas.microsoft.com/office/word/2006/wordml" mc:Ignorable="w14 w15 w16se w16cid w16 w16cex w16sdtdh w16sdtfl w16du wp14">
+<w:numbering xmlns:wpc="http://schemas.microsoft.com/office/word/2010/wordprocessingCanvas" xmlns:cx="http://schemas.microsoft.com/office/drawing/2014/chartex" xmlns:cx1="http://schemas.microsoft.com/office/drawing/2015/9/8/chartex" xmlns:cx2="http://schemas.microsoft.com/office/drawing/2015/10/21/chartex" xmlns:cx3="http://schemas.microsoft.com/office/drawing/2016/5/9/chartex" xmlns:cx4="http://schemas.microsoft.com/office/drawing/2016/5/10/chartex" xmlns:cx5="http://schemas.microsoft.com/office/drawing/2016/5/11/chartex" xmlns:cx6="http://schemas.microsoft.com/office/drawing/2016/5/12/chartex" xmlns:cx7="http://schemas.microsoft.com/office/drawing/2016/5/13/chartex" xmlns:cx8="http://schemas.microsoft.com/office/drawing/2016/5/14/chartex" xmlns:mc="http://schemas.openxmlformats.org/markup-compatibility/2006" xmlns:m="http://schemas.openxmlformats.org/officeDocument/2006/math" xmlns:aink="http://schemas.microsoft.com/office/drawing/2016/ink" xmlns:am3d="http://schemas.microsoft.com/office/drawing/2017/model3d" xmlns:oel="http://schemas.microsoft.com/office/2019/extlst" xmlns:r="http://schemas.openxmlformats.org/officeDocument/2006/relationships" xmlns:wp14="http://schemas.microsoft.com/office/word/2010/wordprocessingDrawing" xmlns:wp="http://schemas.openxmlformats.org/drawingml/2006/wordprocessingDrawing" xmlns:wpg="http://schemas.microsoft.com/office/word/2010/wordprocessingGroup" xmlns:wpi="http://schemas.microsoft.com/office/word/2010/wordprocessingInk" xmlns:wps="http://schemas.microsoft.com/office/word/2010/wordprocessingShape" xmlns:o="urn:schemas-microsoft-com:office:office" xmlns:v="urn:schemas-microsoft-com:vml" xmlns:w10="urn:schemas-microsoft-com:office:word" xmlns:w="http://schemas.openxmlformats.org/wordprocessingml/2006/main" xmlns:w14="http://schemas.microsoft.com/office/word/2010/wordml" xmlns:w15="http://schemas.microsoft.com/office/word/2012/wordml" xmlns:w16cex="http://schemas.microsoft.com/office/word/2018/wordml/cex" xmlns:w16cid="http://schemas.microsoft.com/office/word/2016/wordml/cid" xmlns:w16="http://schemas.microsoft.com/office/word/2018/wordml" xmlns:w16sdtdh="http://schemas.microsoft.com/office/word/2020/wordml/sdtdatahash" xmlns:w16sdtfl="http://schemas.microsoft.com/office/word/2024/wordml/sdtformatlock" xmlns:w16se="http://schemas.microsoft.com/office/word/2015/wordml/symex" xmlns:w16du="http://schemas.microsoft.com/office/word/2023/wordml/word16du" xmlns:wne="http://schemas.microsoft.com/office/word/2006/wordml" mc:Ignorable="w14 w15 w16se w16cid w16 w16cex w16sdtdh w16sdtfl w16du wp14">
   <w:abstractNum w:abstractNumId="0" w15:restartNumberingAfterBreak="0">
     <w:nsid w:val="0A0C3101"/>
     <w:multiLevelType w:val="hybridMultilevel"/>
